--- a/Task 2/Introduction_to_DWH_and_ETL_Business_Template.docx
+++ b/Task 2/Introduction_to_DWH_and_ETL_Business_Template.docx
@@ -2832,7 +2832,58 @@
     <w:p>
       <w:pPr>
         <w:pStyle w:val="a2"/>
-        <w:ind w:left="720"/>
+      </w:pPr>
+    </w:p>
+    <w:p>
+      <w:pPr>
+        <w:pStyle w:val="a2"/>
+      </w:pPr>
+      <w:r>
+        <w:t>Channels:</w:t>
+      </w:r>
+    </w:p>
+    <w:p>
+      <w:pPr>
+        <w:pStyle w:val="a2"/>
+      </w:pPr>
+      <w:r>
+        <w:tab/>
+      </w:r>
+      <w:proofErr w:type="spellStart"/>
+      <w:r>
+        <w:t>Channels_ID</w:t>
+      </w:r>
+      <w:proofErr w:type="spellEnd"/>
+    </w:p>
+    <w:p>
+      <w:pPr>
+        <w:pStyle w:val="a2"/>
+      </w:pPr>
+      <w:r>
+        <w:tab/>
+      </w:r>
+      <w:proofErr w:type="spellStart"/>
+      <w:r>
+        <w:t>Channels_Name</w:t>
+      </w:r>
+      <w:proofErr w:type="spellEnd"/>
+    </w:p>
+    <w:p>
+      <w:pPr>
+        <w:pStyle w:val="a2"/>
+      </w:pPr>
+      <w:r>
+        <w:tab/>
+      </w:r>
+      <w:proofErr w:type="spellStart"/>
+      <w:r>
+        <w:t>Channels_Desc</w:t>
+      </w:r>
+      <w:proofErr w:type="spellEnd"/>
+    </w:p>
+    <w:p>
+      <w:pPr>
+        <w:pStyle w:val="a2"/>
       </w:pPr>
     </w:p>
     <w:p>
@@ -3321,6 +3372,7 @@
           <w:b/>
           <w:bCs/>
         </w:rPr>
+        <w:lastRenderedPageBreak/>
         <w:t>Attributes of future dimension table:</w:t>
       </w:r>
     </w:p>
@@ -3394,7 +3446,6 @@
           <w:b/>
           <w:bCs/>
         </w:rPr>
-        <w:lastRenderedPageBreak/>
         <w:t>Discoun</w:t>
       </w:r>
       <w:r>
@@ -4004,6 +4055,7 @@
         <w:ind w:left="720"/>
       </w:pPr>
       <w:r>
+        <w:lastRenderedPageBreak/>
         <w:tab/>
       </w:r>
       <w:proofErr w:type="spellStart"/>
@@ -4060,7 +4112,6 @@
         <w:pStyle w:val="a2"/>
       </w:pPr>
       <w:r>
-        <w:lastRenderedPageBreak/>
         <w:t>Card Information (Future Dimension):</w:t>
       </w:r>
     </w:p>
@@ -4105,6 +4156,63 @@
       <w:r>
         <w:t>Card Type: e.g. Visa, Mastercard</w:t>
       </w:r>
+    </w:p>
+    <w:p>
+      <w:pPr>
+        <w:pStyle w:val="a2"/>
+      </w:pPr>
+    </w:p>
+    <w:p>
+      <w:pPr>
+        <w:pStyle w:val="a2"/>
+      </w:pPr>
+      <w:r>
+        <w:t>Channels:</w:t>
+      </w:r>
+    </w:p>
+    <w:p>
+      <w:pPr>
+        <w:pStyle w:val="a2"/>
+      </w:pPr>
+      <w:r>
+        <w:tab/>
+      </w:r>
+      <w:proofErr w:type="spellStart"/>
+      <w:r>
+        <w:t>Channels_ID</w:t>
+      </w:r>
+      <w:proofErr w:type="spellEnd"/>
+    </w:p>
+    <w:p>
+      <w:pPr>
+        <w:pStyle w:val="a2"/>
+      </w:pPr>
+      <w:r>
+        <w:tab/>
+      </w:r>
+      <w:proofErr w:type="spellStart"/>
+      <w:r>
+        <w:t>Channels_Name</w:t>
+      </w:r>
+      <w:proofErr w:type="spellEnd"/>
+    </w:p>
+    <w:p>
+      <w:pPr>
+        <w:pStyle w:val="a2"/>
+      </w:pPr>
+      <w:r>
+        <w:tab/>
+      </w:r>
+      <w:proofErr w:type="spellStart"/>
+      <w:r>
+        <w:t>Channels_Desc</w:t>
+      </w:r>
+      <w:proofErr w:type="spellEnd"/>
+    </w:p>
+    <w:p>
+      <w:pPr>
+        <w:pStyle w:val="a2"/>
+      </w:pPr>
     </w:p>
     <w:p>
       <w:pPr>
@@ -4503,14 +4611,13 @@
           <w:bCs/>
         </w:rPr>
         <w:br/>
-        <w:t>E</w:t>
       </w:r>
       <w:r>
         <w:rPr>
           <w:b/>
           <w:bCs/>
         </w:rPr>
-        <w:t xml:space="preserve">ach record represents a single purchase made by a customer at a specific </w:t>
+        <w:t xml:space="preserve">Each record represents a single purchase made by a customer at a specific </w:t>
       </w:r>
       <w:proofErr w:type="gramStart"/>
       <w:r>
@@ -4544,6 +4651,7 @@
           <w:sz w:val="22"/>
           <w:szCs w:val="22"/>
         </w:rPr>
+        <w:lastRenderedPageBreak/>
         <w:t>Identify dimensions</w:t>
       </w:r>
       <w:r>
@@ -4574,6 +4682,13 @@
         <w:t xml:space="preserve"> Dimension</w:t>
       </w:r>
       <w:r>
+        <w:rPr>
+          <w:b/>
+          <w:bCs/>
+        </w:rPr>
+        <w:t xml:space="preserve"> (Updated this is not dimension, it is part of the employee dimension)</w:t>
+      </w:r>
+      <w:r>
         <w:br/>
       </w:r>
       <w:r>
@@ -4610,6 +4725,22 @@
         </w:rPr>
         <w:t>Employee Dimension</w:t>
       </w:r>
+    </w:p>
+    <w:p>
+      <w:pPr>
+        <w:pStyle w:val="a2"/>
+        <w:spacing w:before="0"/>
+        <w:ind w:left="720"/>
+      </w:pPr>
+      <w:r>
+        <w:rPr>
+          <w:b/>
+          <w:bCs/>
+          <w:sz w:val="22"/>
+          <w:szCs w:val="22"/>
+        </w:rPr>
+        <w:t>Channel Dimension</w:t>
+      </w:r>
       <w:r>
         <w:br/>
       </w:r>
@@ -4647,7 +4778,6 @@
         </w:numPr>
       </w:pPr>
       <w:r>
-        <w:lastRenderedPageBreak/>
         <w:t>Identify facts</w:t>
       </w:r>
       <w:r>
@@ -4926,10 +5056,7 @@
             </w:pPr>
             <w:proofErr w:type="spellStart"/>
             <w:r>
-              <w:t>Order</w:t>
-            </w:r>
-            <w:r>
-              <w:t>_ID</w:t>
+              <w:t>Order_ID</w:t>
             </w:r>
             <w:proofErr w:type="spellEnd"/>
           </w:p>
@@ -4993,21 +5120,15 @@
               <w:bottom w:val="single" w:sz="4" w:space="0" w:color="76CDD8"/>
               <w:right w:val="single" w:sz="4" w:space="0" w:color="76CDD8"/>
             </w:tcBorders>
-            <w:hideMark/>
-          </w:tcPr>
-          <w:p>
-            <w:pPr>
-              <w:pStyle w:val="a2"/>
-              <w:ind w:left="360"/>
-            </w:pPr>
-            <w:proofErr w:type="spellStart"/>
-            <w:r>
-              <w:t>Prod_</w:t>
-            </w:r>
-            <w:r>
-              <w:t>Price</w:t>
-            </w:r>
-            <w:proofErr w:type="spellEnd"/>
+          </w:tcPr>
+          <w:p>
+            <w:pPr>
+              <w:pStyle w:val="a2"/>
+              <w:ind w:left="360"/>
+            </w:pPr>
+            <w:r>
+              <w:t>Date</w:t>
+            </w:r>
           </w:p>
         </w:tc>
         <w:tc>
@@ -5019,18 +5140,14 @@
               <w:bottom w:val="single" w:sz="4" w:space="0" w:color="76CDD8"/>
               <w:right w:val="single" w:sz="4" w:space="0" w:color="76CDD8"/>
             </w:tcBorders>
-            <w:hideMark/>
-          </w:tcPr>
-          <w:p>
-            <w:pPr>
-              <w:pStyle w:val="a2"/>
-              <w:ind w:left="360"/>
-            </w:pPr>
-            <w:r>
-              <w:t>The base price of a product before any discounts are applied.</w:t>
-            </w:r>
-            <w:r>
-              <w:t xml:space="preserve"> NOT NULL</w:t>
+          </w:tcPr>
+          <w:p>
+            <w:pPr>
+              <w:pStyle w:val="a2"/>
+              <w:ind w:left="360"/>
+            </w:pPr>
+            <w:r>
+              <w:t>Date of sale, NOT NULL, FK to Date table</w:t>
             </w:r>
           </w:p>
         </w:tc>
@@ -5043,20 +5160,14 @@
               <w:bottom w:val="single" w:sz="4" w:space="0" w:color="76CDD8"/>
               <w:right w:val="single" w:sz="4" w:space="0" w:color="76CDD8"/>
             </w:tcBorders>
-            <w:hideMark/>
-          </w:tcPr>
-          <w:p>
-            <w:pPr>
-              <w:pStyle w:val="a2"/>
-              <w:ind w:left="360"/>
-            </w:pPr>
-            <w:proofErr w:type="gramStart"/>
-            <w:r>
-              <w:t>Decimal(</w:t>
-            </w:r>
-            <w:proofErr w:type="gramEnd"/>
-            <w:r>
-              <w:t>5,2)</w:t>
+          </w:tcPr>
+          <w:p>
+            <w:pPr>
+              <w:pStyle w:val="a2"/>
+              <w:ind w:left="360"/>
+            </w:pPr>
+            <w:r>
+              <w:t xml:space="preserve"> Date</w:t>
             </w:r>
           </w:p>
         </w:tc>
@@ -5074,15 +5185,18 @@
               <w:bottom w:val="single" w:sz="4" w:space="0" w:color="76CDD8"/>
               <w:right w:val="single" w:sz="4" w:space="0" w:color="76CDD8"/>
             </w:tcBorders>
-          </w:tcPr>
-          <w:p>
-            <w:pPr>
-              <w:pStyle w:val="a2"/>
-              <w:ind w:left="360"/>
-            </w:pPr>
-            <w:r>
-              <w:t>Quantity</w:t>
-            </w:r>
+            <w:hideMark/>
+          </w:tcPr>
+          <w:p>
+            <w:pPr>
+              <w:pStyle w:val="a2"/>
+              <w:ind w:left="360"/>
+            </w:pPr>
+            <w:proofErr w:type="spellStart"/>
+            <w:r>
+              <w:t>Prod_Price</w:t>
+            </w:r>
+            <w:proofErr w:type="spellEnd"/>
           </w:p>
         </w:tc>
         <w:tc>
@@ -5094,20 +5208,15 @@
               <w:bottom w:val="single" w:sz="4" w:space="0" w:color="76CDD8"/>
               <w:right w:val="single" w:sz="4" w:space="0" w:color="76CDD8"/>
             </w:tcBorders>
-          </w:tcPr>
-          <w:p>
-            <w:pPr>
-              <w:pStyle w:val="a2"/>
-              <w:ind w:left="360"/>
-            </w:pPr>
-            <w:r>
-              <w:t xml:space="preserve">The number of units of a product purchased in the </w:t>
-            </w:r>
-            <w:r>
-              <w:t>sale</w:t>
-            </w:r>
-            <w:r>
-              <w:t>.</w:t>
+            <w:hideMark/>
+          </w:tcPr>
+          <w:p>
+            <w:pPr>
+              <w:pStyle w:val="a2"/>
+              <w:ind w:left="360"/>
+            </w:pPr>
+            <w:r>
+              <w:t>The base price of a product before any discounts are applied.</w:t>
             </w:r>
             <w:r>
               <w:t xml:space="preserve"> NOT NULL</w:t>
@@ -5123,14 +5232,20 @@
               <w:bottom w:val="single" w:sz="4" w:space="0" w:color="76CDD8"/>
               <w:right w:val="single" w:sz="4" w:space="0" w:color="76CDD8"/>
             </w:tcBorders>
-          </w:tcPr>
-          <w:p>
-            <w:pPr>
-              <w:pStyle w:val="a2"/>
-              <w:ind w:left="360"/>
-            </w:pPr>
-            <w:r>
-              <w:t>INT</w:t>
+            <w:hideMark/>
+          </w:tcPr>
+          <w:p>
+            <w:pPr>
+              <w:pStyle w:val="a2"/>
+              <w:ind w:left="360"/>
+            </w:pPr>
+            <w:proofErr w:type="gramStart"/>
+            <w:r>
+              <w:t>Decimal(</w:t>
+            </w:r>
+            <w:proofErr w:type="gramEnd"/>
+            <w:r>
+              <w:t>5,2)</w:t>
             </w:r>
           </w:p>
         </w:tc>
@@ -5154,11 +5269,9 @@
               <w:pStyle w:val="a2"/>
               <w:ind w:left="360"/>
             </w:pPr>
-            <w:proofErr w:type="spellStart"/>
-            <w:r>
-              <w:t>Payment_Amount</w:t>
-            </w:r>
-            <w:proofErr w:type="spellEnd"/>
+            <w:r>
+              <w:t>Quantity</w:t>
+            </w:r>
           </w:p>
         </w:tc>
         <w:tc>
@@ -5177,10 +5290,16 @@
               <w:ind w:left="360"/>
             </w:pPr>
             <w:r>
-              <w:t>The total amount paid</w:t>
-            </w:r>
-            <w:r>
-              <w:t>, NOT NULL</w:t>
+              <w:t xml:space="preserve">The number of units of a product purchased in the </w:t>
+            </w:r>
+            <w:r>
+              <w:t>sale</w:t>
+            </w:r>
+            <w:r>
+              <w:t>.</w:t>
+            </w:r>
+            <w:r>
+              <w:t xml:space="preserve"> NOT NULL</w:t>
             </w:r>
           </w:p>
         </w:tc>
@@ -5199,13 +5318,8 @@
               <w:pStyle w:val="a2"/>
               <w:ind w:left="360"/>
             </w:pPr>
-            <w:proofErr w:type="gramStart"/>
-            <w:r>
-              <w:t>Decimal(</w:t>
-            </w:r>
-            <w:proofErr w:type="gramEnd"/>
-            <w:r>
-              <w:t>6,2)</w:t>
+            <w:r>
+              <w:t>INT</w:t>
             </w:r>
           </w:p>
         </w:tc>
@@ -5231,6 +5345,81 @@
             </w:pPr>
             <w:proofErr w:type="spellStart"/>
             <w:r>
+              <w:t>Payment_Amount</w:t>
+            </w:r>
+            <w:proofErr w:type="spellEnd"/>
+          </w:p>
+        </w:tc>
+        <w:tc>
+          <w:tcPr>
+            <w:tcW w:w="3330" w:type="dxa"/>
+            <w:tcBorders>
+              <w:top w:val="single" w:sz="4" w:space="0" w:color="76CDD8"/>
+              <w:left w:val="single" w:sz="4" w:space="0" w:color="76CDD8"/>
+              <w:bottom w:val="single" w:sz="4" w:space="0" w:color="76CDD8"/>
+              <w:right w:val="single" w:sz="4" w:space="0" w:color="76CDD8"/>
+            </w:tcBorders>
+          </w:tcPr>
+          <w:p>
+            <w:pPr>
+              <w:pStyle w:val="a2"/>
+              <w:ind w:left="360"/>
+            </w:pPr>
+            <w:r>
+              <w:t>The total amount paid</w:t>
+            </w:r>
+            <w:r>
+              <w:t>, NOT NULL</w:t>
+            </w:r>
+          </w:p>
+        </w:tc>
+        <w:tc>
+          <w:tcPr>
+            <w:tcW w:w="2790" w:type="dxa"/>
+            <w:tcBorders>
+              <w:top w:val="single" w:sz="4" w:space="0" w:color="76CDD8"/>
+              <w:left w:val="single" w:sz="4" w:space="0" w:color="76CDD8"/>
+              <w:bottom w:val="single" w:sz="4" w:space="0" w:color="76CDD8"/>
+              <w:right w:val="single" w:sz="4" w:space="0" w:color="76CDD8"/>
+            </w:tcBorders>
+          </w:tcPr>
+          <w:p>
+            <w:pPr>
+              <w:pStyle w:val="a2"/>
+              <w:ind w:left="360"/>
+            </w:pPr>
+            <w:proofErr w:type="gramStart"/>
+            <w:r>
+              <w:t>Decimal(</w:t>
+            </w:r>
+            <w:proofErr w:type="gramEnd"/>
+            <w:r>
+              <w:t>6,2)</w:t>
+            </w:r>
+          </w:p>
+        </w:tc>
+      </w:tr>
+      <w:tr>
+        <w:trPr>
+          <w:trHeight w:val="432"/>
+        </w:trPr>
+        <w:tc>
+          <w:tcPr>
+            <w:tcW w:w="3073" w:type="dxa"/>
+            <w:tcBorders>
+              <w:top w:val="single" w:sz="4" w:space="0" w:color="76CDD8"/>
+              <w:left w:val="single" w:sz="4" w:space="0" w:color="76CDD8"/>
+              <w:bottom w:val="single" w:sz="4" w:space="0" w:color="76CDD8"/>
+              <w:right w:val="single" w:sz="4" w:space="0" w:color="76CDD8"/>
+            </w:tcBorders>
+          </w:tcPr>
+          <w:p>
+            <w:pPr>
+              <w:pStyle w:val="a2"/>
+              <w:ind w:left="360"/>
+            </w:pPr>
+            <w:proofErr w:type="spellStart"/>
+            <w:r>
               <w:t>Payment</w:t>
             </w:r>
             <w:r>
@@ -5286,10 +5475,517 @@
             </w:r>
             <w:proofErr w:type="gramEnd"/>
             <w:r>
-              <w:t>20</w:t>
-            </w:r>
-            <w:r>
-              <w:t>)</w:t>
+              <w:t>4)</w:t>
+            </w:r>
+          </w:p>
+        </w:tc>
+      </w:tr>
+      <w:tr>
+        <w:trPr>
+          <w:trHeight w:val="432"/>
+        </w:trPr>
+        <w:tc>
+          <w:tcPr>
+            <w:tcW w:w="3073" w:type="dxa"/>
+            <w:tcBorders>
+              <w:top w:val="single" w:sz="4" w:space="0" w:color="76CDD8"/>
+              <w:left w:val="single" w:sz="4" w:space="0" w:color="76CDD8"/>
+              <w:bottom w:val="single" w:sz="4" w:space="0" w:color="76CDD8"/>
+              <w:right w:val="single" w:sz="4" w:space="0" w:color="76CDD8"/>
+            </w:tcBorders>
+          </w:tcPr>
+          <w:p>
+            <w:pPr>
+              <w:pStyle w:val="a2"/>
+              <w:ind w:left="360"/>
+            </w:pPr>
+            <w:proofErr w:type="spellStart"/>
+            <w:r>
+              <w:t>Product_ID</w:t>
+            </w:r>
+            <w:proofErr w:type="spellEnd"/>
+          </w:p>
+        </w:tc>
+        <w:tc>
+          <w:tcPr>
+            <w:tcW w:w="3330" w:type="dxa"/>
+            <w:tcBorders>
+              <w:top w:val="single" w:sz="4" w:space="0" w:color="76CDD8"/>
+              <w:left w:val="single" w:sz="4" w:space="0" w:color="76CDD8"/>
+              <w:bottom w:val="single" w:sz="4" w:space="0" w:color="76CDD8"/>
+              <w:right w:val="single" w:sz="4" w:space="0" w:color="76CDD8"/>
+            </w:tcBorders>
+          </w:tcPr>
+          <w:p>
+            <w:pPr>
+              <w:pStyle w:val="a2"/>
+              <w:ind w:left="360"/>
+            </w:pPr>
+            <w:r>
+              <w:t>References</w:t>
+            </w:r>
+            <w:r>
+              <w:t xml:space="preserve"> </w:t>
+            </w:r>
+            <w:proofErr w:type="gramStart"/>
+            <w:r>
+              <w:t>to</w:t>
+            </w:r>
+            <w:proofErr w:type="gramEnd"/>
+            <w:r>
+              <w:t xml:space="preserve"> the Product table</w:t>
+            </w:r>
+            <w:r>
+              <w:t>, NOT NULL</w:t>
+            </w:r>
+          </w:p>
+        </w:tc>
+        <w:tc>
+          <w:tcPr>
+            <w:tcW w:w="2790" w:type="dxa"/>
+            <w:tcBorders>
+              <w:top w:val="single" w:sz="4" w:space="0" w:color="76CDD8"/>
+              <w:left w:val="single" w:sz="4" w:space="0" w:color="76CDD8"/>
+              <w:bottom w:val="single" w:sz="4" w:space="0" w:color="76CDD8"/>
+              <w:right w:val="single" w:sz="4" w:space="0" w:color="76CDD8"/>
+            </w:tcBorders>
+          </w:tcPr>
+          <w:p>
+            <w:pPr>
+              <w:pStyle w:val="a2"/>
+              <w:ind w:left="360"/>
+            </w:pPr>
+            <w:proofErr w:type="gramStart"/>
+            <w:r>
+              <w:t>Varchar(</w:t>
+            </w:r>
+            <w:proofErr w:type="gramEnd"/>
+            <w:r>
+              <w:t>1</w:t>
+            </w:r>
+            <w:r>
+              <w:t>0)</w:t>
+            </w:r>
+          </w:p>
+        </w:tc>
+      </w:tr>
+      <w:tr>
+        <w:trPr>
+          <w:trHeight w:val="432"/>
+        </w:trPr>
+        <w:tc>
+          <w:tcPr>
+            <w:tcW w:w="3073" w:type="dxa"/>
+            <w:tcBorders>
+              <w:top w:val="single" w:sz="4" w:space="0" w:color="76CDD8"/>
+              <w:left w:val="single" w:sz="4" w:space="0" w:color="76CDD8"/>
+              <w:bottom w:val="single" w:sz="4" w:space="0" w:color="76CDD8"/>
+              <w:right w:val="single" w:sz="4" w:space="0" w:color="76CDD8"/>
+            </w:tcBorders>
+          </w:tcPr>
+          <w:p>
+            <w:pPr>
+              <w:pStyle w:val="a2"/>
+            </w:pPr>
+            <w:r>
+              <w:t xml:space="preserve">      </w:t>
+            </w:r>
+            <w:proofErr w:type="spellStart"/>
+            <w:r>
+              <w:t>Discount_ID</w:t>
+            </w:r>
+            <w:proofErr w:type="spellEnd"/>
+          </w:p>
+        </w:tc>
+        <w:tc>
+          <w:tcPr>
+            <w:tcW w:w="3330" w:type="dxa"/>
+            <w:tcBorders>
+              <w:top w:val="single" w:sz="4" w:space="0" w:color="76CDD8"/>
+              <w:left w:val="single" w:sz="4" w:space="0" w:color="76CDD8"/>
+              <w:bottom w:val="single" w:sz="4" w:space="0" w:color="76CDD8"/>
+              <w:right w:val="single" w:sz="4" w:space="0" w:color="76CDD8"/>
+            </w:tcBorders>
+          </w:tcPr>
+          <w:p>
+            <w:pPr>
+              <w:pStyle w:val="a2"/>
+              <w:ind w:left="360"/>
+            </w:pPr>
+            <w:r>
+              <w:t xml:space="preserve">References </w:t>
+            </w:r>
+            <w:r>
+              <w:t xml:space="preserve">to </w:t>
+            </w:r>
+            <w:r>
+              <w:t>the Discount table</w:t>
+            </w:r>
+            <w:r>
+              <w:t>, NOT NULL</w:t>
+            </w:r>
+          </w:p>
+        </w:tc>
+        <w:tc>
+          <w:tcPr>
+            <w:tcW w:w="2790" w:type="dxa"/>
+            <w:tcBorders>
+              <w:top w:val="single" w:sz="4" w:space="0" w:color="76CDD8"/>
+              <w:left w:val="single" w:sz="4" w:space="0" w:color="76CDD8"/>
+              <w:bottom w:val="single" w:sz="4" w:space="0" w:color="76CDD8"/>
+              <w:right w:val="single" w:sz="4" w:space="0" w:color="76CDD8"/>
+            </w:tcBorders>
+          </w:tcPr>
+          <w:p>
+            <w:pPr>
+              <w:pStyle w:val="a2"/>
+              <w:ind w:left="360"/>
+            </w:pPr>
+            <w:proofErr w:type="gramStart"/>
+            <w:r>
+              <w:t>Varchar(</w:t>
+            </w:r>
+            <w:proofErr w:type="gramEnd"/>
+            <w:r>
+              <w:t>10)</w:t>
+            </w:r>
+          </w:p>
+        </w:tc>
+      </w:tr>
+      <w:tr>
+        <w:trPr>
+          <w:trHeight w:val="432"/>
+        </w:trPr>
+        <w:tc>
+          <w:tcPr>
+            <w:tcW w:w="3073" w:type="dxa"/>
+            <w:tcBorders>
+              <w:top w:val="single" w:sz="4" w:space="0" w:color="76CDD8"/>
+              <w:left w:val="single" w:sz="4" w:space="0" w:color="76CDD8"/>
+              <w:bottom w:val="single" w:sz="4" w:space="0" w:color="76CDD8"/>
+              <w:right w:val="single" w:sz="4" w:space="0" w:color="76CDD8"/>
+            </w:tcBorders>
+          </w:tcPr>
+          <w:p>
+            <w:pPr>
+              <w:pStyle w:val="a2"/>
+              <w:ind w:left="360"/>
+            </w:pPr>
+            <w:proofErr w:type="spellStart"/>
+            <w:r>
+              <w:t>Customer_ID</w:t>
+            </w:r>
+            <w:proofErr w:type="spellEnd"/>
+          </w:p>
+        </w:tc>
+        <w:tc>
+          <w:tcPr>
+            <w:tcW w:w="3330" w:type="dxa"/>
+            <w:tcBorders>
+              <w:top w:val="single" w:sz="4" w:space="0" w:color="76CDD8"/>
+              <w:left w:val="single" w:sz="4" w:space="0" w:color="76CDD8"/>
+              <w:bottom w:val="single" w:sz="4" w:space="0" w:color="76CDD8"/>
+              <w:right w:val="single" w:sz="4" w:space="0" w:color="76CDD8"/>
+            </w:tcBorders>
+          </w:tcPr>
+          <w:p>
+            <w:pPr>
+              <w:pStyle w:val="a2"/>
+              <w:ind w:left="360"/>
+            </w:pPr>
+            <w:r>
+              <w:t xml:space="preserve">References </w:t>
+            </w:r>
+            <w:r>
+              <w:t xml:space="preserve">to </w:t>
+            </w:r>
+            <w:r>
+              <w:t>the Discount table</w:t>
+            </w:r>
+            <w:r>
+              <w:t>, NOT NULL</w:t>
+            </w:r>
+          </w:p>
+        </w:tc>
+        <w:tc>
+          <w:tcPr>
+            <w:tcW w:w="2790" w:type="dxa"/>
+            <w:tcBorders>
+              <w:top w:val="single" w:sz="4" w:space="0" w:color="76CDD8"/>
+              <w:left w:val="single" w:sz="4" w:space="0" w:color="76CDD8"/>
+              <w:bottom w:val="single" w:sz="4" w:space="0" w:color="76CDD8"/>
+              <w:right w:val="single" w:sz="4" w:space="0" w:color="76CDD8"/>
+            </w:tcBorders>
+          </w:tcPr>
+          <w:p>
+            <w:pPr>
+              <w:pStyle w:val="a2"/>
+              <w:ind w:left="360"/>
+            </w:pPr>
+            <w:proofErr w:type="gramStart"/>
+            <w:r>
+              <w:t>Varchar(</w:t>
+            </w:r>
+            <w:proofErr w:type="gramEnd"/>
+            <w:r>
+              <w:t>10)</w:t>
+            </w:r>
+          </w:p>
+        </w:tc>
+      </w:tr>
+      <w:tr>
+        <w:trPr>
+          <w:trHeight w:val="432"/>
+        </w:trPr>
+        <w:tc>
+          <w:tcPr>
+            <w:tcW w:w="3073" w:type="dxa"/>
+            <w:tcBorders>
+              <w:top w:val="single" w:sz="4" w:space="0" w:color="76CDD8"/>
+              <w:left w:val="single" w:sz="4" w:space="0" w:color="76CDD8"/>
+              <w:bottom w:val="single" w:sz="4" w:space="0" w:color="76CDD8"/>
+              <w:right w:val="single" w:sz="4" w:space="0" w:color="76CDD8"/>
+            </w:tcBorders>
+          </w:tcPr>
+          <w:p>
+            <w:pPr>
+              <w:pStyle w:val="a2"/>
+              <w:ind w:left="360"/>
+            </w:pPr>
+            <w:proofErr w:type="spellStart"/>
+            <w:r>
+              <w:t>Employee_ID</w:t>
+            </w:r>
+            <w:proofErr w:type="spellEnd"/>
+          </w:p>
+        </w:tc>
+        <w:tc>
+          <w:tcPr>
+            <w:tcW w:w="3330" w:type="dxa"/>
+            <w:tcBorders>
+              <w:top w:val="single" w:sz="4" w:space="0" w:color="76CDD8"/>
+              <w:left w:val="single" w:sz="4" w:space="0" w:color="76CDD8"/>
+              <w:bottom w:val="single" w:sz="4" w:space="0" w:color="76CDD8"/>
+              <w:right w:val="single" w:sz="4" w:space="0" w:color="76CDD8"/>
+            </w:tcBorders>
+          </w:tcPr>
+          <w:p>
+            <w:pPr>
+              <w:pStyle w:val="a2"/>
+              <w:ind w:left="360"/>
+            </w:pPr>
+            <w:r>
+              <w:t>References</w:t>
+            </w:r>
+            <w:r>
+              <w:t xml:space="preserve"> to</w:t>
+            </w:r>
+            <w:r>
+              <w:t xml:space="preserve"> the Employee table</w:t>
+            </w:r>
+            <w:r>
+              <w:t>, NOT NULL</w:t>
+            </w:r>
+          </w:p>
+        </w:tc>
+        <w:tc>
+          <w:tcPr>
+            <w:tcW w:w="2790" w:type="dxa"/>
+            <w:tcBorders>
+              <w:top w:val="single" w:sz="4" w:space="0" w:color="76CDD8"/>
+              <w:left w:val="single" w:sz="4" w:space="0" w:color="76CDD8"/>
+              <w:bottom w:val="single" w:sz="4" w:space="0" w:color="76CDD8"/>
+              <w:right w:val="single" w:sz="4" w:space="0" w:color="76CDD8"/>
+            </w:tcBorders>
+          </w:tcPr>
+          <w:p>
+            <w:pPr>
+              <w:pStyle w:val="a2"/>
+              <w:ind w:left="360"/>
+            </w:pPr>
+            <w:proofErr w:type="gramStart"/>
+            <w:r>
+              <w:t>Varchar(</w:t>
+            </w:r>
+            <w:proofErr w:type="gramEnd"/>
+            <w:r>
+              <w:t>10)</w:t>
+            </w:r>
+          </w:p>
+        </w:tc>
+      </w:tr>
+      <w:tr>
+        <w:trPr>
+          <w:trHeight w:val="432"/>
+        </w:trPr>
+        <w:tc>
+          <w:tcPr>
+            <w:tcW w:w="3073" w:type="dxa"/>
+            <w:tcBorders>
+              <w:top w:val="single" w:sz="4" w:space="0" w:color="76CDD8"/>
+              <w:left w:val="single" w:sz="4" w:space="0" w:color="76CDD8"/>
+              <w:bottom w:val="single" w:sz="4" w:space="0" w:color="76CDD8"/>
+              <w:right w:val="single" w:sz="4" w:space="0" w:color="76CDD8"/>
+            </w:tcBorders>
+          </w:tcPr>
+          <w:p>
+            <w:pPr>
+              <w:pStyle w:val="a2"/>
+              <w:ind w:left="360"/>
+            </w:pPr>
+            <w:proofErr w:type="spellStart"/>
+            <w:r>
+              <w:t>Card_Info_ID</w:t>
+            </w:r>
+            <w:proofErr w:type="spellEnd"/>
+          </w:p>
+        </w:tc>
+        <w:tc>
+          <w:tcPr>
+            <w:tcW w:w="3330" w:type="dxa"/>
+            <w:tcBorders>
+              <w:top w:val="single" w:sz="4" w:space="0" w:color="76CDD8"/>
+              <w:left w:val="single" w:sz="4" w:space="0" w:color="76CDD8"/>
+              <w:bottom w:val="single" w:sz="4" w:space="0" w:color="76CDD8"/>
+              <w:right w:val="single" w:sz="4" w:space="0" w:color="76CDD8"/>
+            </w:tcBorders>
+          </w:tcPr>
+          <w:p>
+            <w:pPr>
+              <w:pStyle w:val="a2"/>
+              <w:ind w:left="360"/>
+            </w:pPr>
+            <w:r>
+              <w:t xml:space="preserve">References </w:t>
+            </w:r>
+            <w:r>
+              <w:t xml:space="preserve">to </w:t>
+            </w:r>
+            <w:r>
+              <w:t xml:space="preserve">the </w:t>
+            </w:r>
+            <w:proofErr w:type="spellStart"/>
+            <w:r>
+              <w:t>Card_Info</w:t>
+            </w:r>
+            <w:proofErr w:type="spellEnd"/>
+            <w:r>
+              <w:t xml:space="preserve"> table</w:t>
+            </w:r>
+            <w:r>
+              <w:t xml:space="preserve">, </w:t>
+            </w:r>
+            <w:r>
+              <w:t>NOT NULL</w:t>
+            </w:r>
+          </w:p>
+        </w:tc>
+        <w:tc>
+          <w:tcPr>
+            <w:tcW w:w="2790" w:type="dxa"/>
+            <w:tcBorders>
+              <w:top w:val="single" w:sz="4" w:space="0" w:color="76CDD8"/>
+              <w:left w:val="single" w:sz="4" w:space="0" w:color="76CDD8"/>
+              <w:bottom w:val="single" w:sz="4" w:space="0" w:color="76CDD8"/>
+              <w:right w:val="single" w:sz="4" w:space="0" w:color="76CDD8"/>
+            </w:tcBorders>
+          </w:tcPr>
+          <w:p>
+            <w:pPr>
+              <w:pStyle w:val="a2"/>
+              <w:ind w:left="360"/>
+            </w:pPr>
+            <w:proofErr w:type="gramStart"/>
+            <w:r>
+              <w:t>Varchar(</w:t>
+            </w:r>
+            <w:proofErr w:type="gramEnd"/>
+            <w:r>
+              <w:t>10)</w:t>
+            </w:r>
+          </w:p>
+        </w:tc>
+      </w:tr>
+      <w:tr>
+        <w:trPr>
+          <w:trHeight w:val="432"/>
+        </w:trPr>
+        <w:tc>
+          <w:tcPr>
+            <w:tcW w:w="3073" w:type="dxa"/>
+            <w:tcBorders>
+              <w:top w:val="single" w:sz="4" w:space="0" w:color="76CDD8"/>
+              <w:left w:val="single" w:sz="4" w:space="0" w:color="76CDD8"/>
+              <w:bottom w:val="single" w:sz="4" w:space="0" w:color="76CDD8"/>
+              <w:right w:val="single" w:sz="4" w:space="0" w:color="76CDD8"/>
+            </w:tcBorders>
+          </w:tcPr>
+          <w:p>
+            <w:pPr>
+              <w:pStyle w:val="a2"/>
+              <w:ind w:left="360"/>
+            </w:pPr>
+            <w:proofErr w:type="spellStart"/>
+            <w:r>
+              <w:t>Channel_ID</w:t>
+            </w:r>
+            <w:proofErr w:type="spellEnd"/>
+          </w:p>
+        </w:tc>
+        <w:tc>
+          <w:tcPr>
+            <w:tcW w:w="3330" w:type="dxa"/>
+            <w:tcBorders>
+              <w:top w:val="single" w:sz="4" w:space="0" w:color="76CDD8"/>
+              <w:left w:val="single" w:sz="4" w:space="0" w:color="76CDD8"/>
+              <w:bottom w:val="single" w:sz="4" w:space="0" w:color="76CDD8"/>
+              <w:right w:val="single" w:sz="4" w:space="0" w:color="76CDD8"/>
+            </w:tcBorders>
+          </w:tcPr>
+          <w:p>
+            <w:pPr>
+              <w:pStyle w:val="a2"/>
+              <w:ind w:left="360"/>
+            </w:pPr>
+            <w:r>
+              <w:t xml:space="preserve">References </w:t>
+            </w:r>
+            <w:r>
+              <w:t xml:space="preserve">to </w:t>
+            </w:r>
+            <w:r>
+              <w:t>the Channel table</w:t>
+            </w:r>
+            <w:r>
+              <w:t xml:space="preserve">, </w:t>
+            </w:r>
+            <w:r>
+              <w:t>NOT NULL</w:t>
+            </w:r>
+          </w:p>
+        </w:tc>
+        <w:tc>
+          <w:tcPr>
+            <w:tcW w:w="2790" w:type="dxa"/>
+            <w:tcBorders>
+              <w:top w:val="single" w:sz="4" w:space="0" w:color="76CDD8"/>
+              <w:left w:val="single" w:sz="4" w:space="0" w:color="76CDD8"/>
+              <w:bottom w:val="single" w:sz="4" w:space="0" w:color="76CDD8"/>
+              <w:right w:val="single" w:sz="4" w:space="0" w:color="76CDD8"/>
+            </w:tcBorders>
+          </w:tcPr>
+          <w:p>
+            <w:pPr>
+              <w:pStyle w:val="a2"/>
+              <w:ind w:left="360"/>
+            </w:pPr>
+            <w:proofErr w:type="gramStart"/>
+            <w:r>
+              <w:t>Varchar(</w:t>
+            </w:r>
+            <w:proofErr w:type="gramEnd"/>
+            <w:r>
+              <w:t>10)</w:t>
             </w:r>
           </w:p>
         </w:tc>
@@ -5309,6 +6005,12 @@
       <w:r>
         <w:t>Example with filled data</w:t>
       </w:r>
+    </w:p>
+    <w:p>
+      <w:pPr>
+        <w:pStyle w:val="a2"/>
+        <w:ind w:left="360"/>
+      </w:pPr>
     </w:p>
     <w:p>
       <w:pPr>
@@ -5386,10 +6088,7 @@
             </w:pPr>
             <w:proofErr w:type="spellStart"/>
             <w:r>
-              <w:t>Prod_</w:t>
-            </w:r>
-            <w:r>
-              <w:t>Price</w:t>
+              <w:t>Prod_Price</w:t>
             </w:r>
             <w:proofErr w:type="spellEnd"/>
           </w:p>
@@ -5585,13 +6284,7 @@
         <w:ind w:left="360"/>
       </w:pPr>
       <w:r>
-        <w:t xml:space="preserve">Only in </w:t>
-      </w:r>
-      <w:r>
-        <w:t>cash</w:t>
-      </w:r>
-      <w:r>
-        <w:t xml:space="preserve"> dataset</w:t>
+        <w:t>Only in cash dataset</w:t>
       </w:r>
     </w:p>
     <w:tbl>
@@ -5842,10 +6535,7 @@
               <w:ind w:left="360"/>
             </w:pPr>
             <w:r>
-              <w:t>Ca</w:t>
-            </w:r>
-            <w:r>
-              <w:t>sh</w:t>
+              <w:t>Cash</w:t>
             </w:r>
           </w:p>
         </w:tc>
@@ -6154,11 +6844,7 @@
             </w:pPr>
             <w:proofErr w:type="spellStart"/>
             <w:r>
-              <w:lastRenderedPageBreak/>
-              <w:t>Category_</w:t>
-            </w:r>
-            <w:r>
-              <w:t>ID</w:t>
+              <w:t>Category_ID</w:t>
             </w:r>
             <w:proofErr w:type="spellEnd"/>
           </w:p>
@@ -6182,13 +6868,7 @@
               <w:t xml:space="preserve">Unique identifier for </w:t>
             </w:r>
             <w:r>
-              <w:t>category</w:t>
-            </w:r>
-            <w:r>
-              <w:t xml:space="preserve">, </w:t>
-            </w:r>
-            <w:r>
-              <w:t>FK NOT NULL</w:t>
+              <w:t>category, FK NOT NULL</w:t>
             </w:r>
           </w:p>
         </w:tc>
@@ -6234,10 +6914,7 @@
             </w:pPr>
             <w:proofErr w:type="spellStart"/>
             <w:r>
-              <w:t>Category</w:t>
-            </w:r>
-            <w:r>
-              <w:t>_</w:t>
+              <w:t>Category_</w:t>
             </w:r>
             <w:r>
               <w:t>Name</w:t>
@@ -6264,10 +6941,7 @@
               <w:t xml:space="preserve">Name of the </w:t>
             </w:r>
             <w:r>
-              <w:t>category</w:t>
-            </w:r>
-            <w:r>
-              <w:t>, NOT NULL</w:t>
+              <w:t>category, NOT NULL</w:t>
             </w:r>
           </w:p>
         </w:tc>
@@ -6553,11 +7227,14 @@
         </w:rPr>
       </w:pPr>
       <w:r>
+        <w:br/>
+      </w:r>
+      <w:r>
         <w:rPr>
           <w:b/>
           <w:bCs/>
         </w:rPr>
-        <w:t>Point</w:t>
+        <w:t>Date</w:t>
       </w:r>
       <w:r>
         <w:rPr>
@@ -6568,7 +7245,7 @@
       </w:r>
       <w:r>
         <w:br/>
-        <w:t>Describes the hierarchical geographic details of where transactions occur, from country to specific outlet.</w:t>
+        <w:t>Describes the temporal aspects of transactions, such as dates and periods.</w:t>
       </w:r>
     </w:p>
     <w:tbl>
@@ -6684,10 +7361,7 @@
             </w:pPr>
             <w:proofErr w:type="spellStart"/>
             <w:r>
-              <w:t>Point</w:t>
-            </w:r>
-            <w:r>
-              <w:t>_ID</w:t>
+              <w:t>Date_ID</w:t>
             </w:r>
             <w:proofErr w:type="spellEnd"/>
           </w:p>
@@ -6712,10 +7386,7 @@
               <w:t xml:space="preserve">Unique identifier for </w:t>
             </w:r>
             <w:r>
-              <w:t>point</w:t>
-            </w:r>
-            <w:r>
-              <w:t>, PK</w:t>
+              <w:t>date, PK</w:t>
             </w:r>
           </w:p>
         </w:tc>
@@ -6736,7 +7407,7 @@
               <w:ind w:left="360"/>
             </w:pPr>
             <w:r>
-              <w:t>BIGINT</w:t>
+              <w:t>Date</w:t>
             </w:r>
           </w:p>
         </w:tc>
@@ -6763,13 +7434,7 @@
             </w:pPr>
             <w:proofErr w:type="spellStart"/>
             <w:r>
-              <w:t>Point</w:t>
-            </w:r>
-            <w:r>
-              <w:t>_</w:t>
-            </w:r>
-            <w:r>
-              <w:t>Name</w:t>
+              <w:t>Day_of_week</w:t>
             </w:r>
             <w:proofErr w:type="spellEnd"/>
           </w:p>
@@ -6791,16 +7456,7 @@
               <w:ind w:left="360"/>
             </w:pPr>
             <w:r>
-              <w:t xml:space="preserve">Name of the </w:t>
-            </w:r>
-            <w:r>
-              <w:t>point</w:t>
-            </w:r>
-            <w:r>
-              <w:t>, NOT NULL</w:t>
-            </w:r>
-            <w:r>
-              <w:t xml:space="preserve"> </w:t>
+              <w:t>Day of the week, NOT NULL</w:t>
             </w:r>
           </w:p>
         </w:tc>
@@ -6850,11 +7506,9 @@
               <w:pStyle w:val="a2"/>
               <w:ind w:left="360"/>
             </w:pPr>
-            <w:proofErr w:type="spellStart"/>
-            <w:r>
-              <w:t>Address_ID</w:t>
-            </w:r>
-            <w:proofErr w:type="spellEnd"/>
+            <w:r>
+              <w:t>Month</w:t>
+            </w:r>
           </w:p>
         </w:tc>
         <w:tc>
@@ -6873,13 +7527,7 @@
               <w:ind w:left="360"/>
             </w:pPr>
             <w:r>
-              <w:t xml:space="preserve">Unique identifier for </w:t>
-            </w:r>
-            <w:r>
-              <w:t>address</w:t>
-            </w:r>
-            <w:r>
-              <w:t>, NOT NULL</w:t>
+              <w:t>Month, NOT NULL</w:t>
             </w:r>
           </w:p>
         </w:tc>
@@ -6898,8 +7546,13 @@
               <w:pStyle w:val="a2"/>
               <w:ind w:left="360"/>
             </w:pPr>
-            <w:r>
-              <w:t>BIGINT</w:t>
+            <w:proofErr w:type="gramStart"/>
+            <w:r>
+              <w:t>Varchar(</w:t>
+            </w:r>
+            <w:proofErr w:type="gramEnd"/>
+            <w:r>
+              <w:t>64)</w:t>
             </w:r>
           </w:p>
         </w:tc>
@@ -6924,7 +7577,7 @@
               <w:ind w:left="360"/>
             </w:pPr>
             <w:r>
-              <w:t>Address</w:t>
+              <w:t>Week</w:t>
             </w:r>
           </w:p>
         </w:tc>
@@ -6944,10 +7597,7 @@
               <w:ind w:left="360"/>
             </w:pPr>
             <w:r>
-              <w:t>Address</w:t>
-            </w:r>
-            <w:r>
-              <w:t>, NOT NULL</w:t>
+              <w:t>Week number of the year, NOT NULL</w:t>
             </w:r>
           </w:p>
         </w:tc>
@@ -6966,13 +7616,8 @@
               <w:pStyle w:val="a2"/>
               <w:ind w:left="360"/>
             </w:pPr>
-            <w:proofErr w:type="gramStart"/>
-            <w:r>
-              <w:t>Varchar(</w:t>
-            </w:r>
-            <w:proofErr w:type="gramEnd"/>
-            <w:r>
-              <w:t>64)</w:t>
+            <w:r>
+              <w:t>INT</w:t>
             </w:r>
           </w:p>
         </w:tc>
@@ -6998,7 +7643,7 @@
             </w:pPr>
             <w:proofErr w:type="spellStart"/>
             <w:r>
-              <w:t>City_ID</w:t>
+              <w:t>Qaurter</w:t>
             </w:r>
             <w:proofErr w:type="spellEnd"/>
           </w:p>
@@ -7019,22 +7664,7 @@
               <w:ind w:left="360"/>
             </w:pPr>
             <w:r>
-              <w:t>I</w:t>
-            </w:r>
-            <w:r>
-              <w:t xml:space="preserve">dentifier </w:t>
-            </w:r>
-            <w:r>
-              <w:t>of</w:t>
-            </w:r>
-            <w:r>
-              <w:t xml:space="preserve"> </w:t>
-            </w:r>
-            <w:r>
-              <w:t>city</w:t>
-            </w:r>
-            <w:r>
-              <w:t>, NOT NULL</w:t>
+              <w:t>Quarter of the year, NOT NULL</w:t>
             </w:r>
           </w:p>
         </w:tc>
@@ -7054,7 +7684,7 @@
               <w:ind w:left="360"/>
             </w:pPr>
             <w:r>
-              <w:t>BIGINT</w:t>
+              <w:t>INT</w:t>
             </w:r>
           </w:p>
         </w:tc>
@@ -7078,1198 +7708,8 @@
               <w:pStyle w:val="a2"/>
               <w:ind w:left="360"/>
             </w:pPr>
-            <w:proofErr w:type="spellStart"/>
-            <w:r>
-              <w:t>City_Name</w:t>
-            </w:r>
-            <w:proofErr w:type="spellEnd"/>
-          </w:p>
-        </w:tc>
-        <w:tc>
-          <w:tcPr>
-            <w:tcW w:w="3330" w:type="dxa"/>
-            <w:tcBorders>
-              <w:top w:val="single" w:sz="4" w:space="0" w:color="76CDD8"/>
-              <w:left w:val="single" w:sz="4" w:space="0" w:color="76CDD8"/>
-              <w:bottom w:val="single" w:sz="4" w:space="0" w:color="76CDD8"/>
-              <w:right w:val="single" w:sz="4" w:space="0" w:color="76CDD8"/>
-            </w:tcBorders>
-          </w:tcPr>
-          <w:p>
-            <w:pPr>
-              <w:pStyle w:val="a2"/>
-              <w:ind w:left="360"/>
-            </w:pPr>
-            <w:r>
-              <w:t>Name of the city</w:t>
-            </w:r>
-            <w:r>
-              <w:t>, NOT NULL</w:t>
-            </w:r>
-          </w:p>
-        </w:tc>
-        <w:tc>
-          <w:tcPr>
-            <w:tcW w:w="2790" w:type="dxa"/>
-            <w:tcBorders>
-              <w:top w:val="single" w:sz="4" w:space="0" w:color="76CDD8"/>
-              <w:left w:val="single" w:sz="4" w:space="0" w:color="76CDD8"/>
-              <w:bottom w:val="single" w:sz="4" w:space="0" w:color="76CDD8"/>
-              <w:right w:val="single" w:sz="4" w:space="0" w:color="76CDD8"/>
-            </w:tcBorders>
-          </w:tcPr>
-          <w:p>
-            <w:pPr>
-              <w:pStyle w:val="a2"/>
-              <w:ind w:left="360"/>
-            </w:pPr>
-            <w:proofErr w:type="gramStart"/>
-            <w:r>
-              <w:t>Varchar(</w:t>
-            </w:r>
-            <w:proofErr w:type="gramEnd"/>
-            <w:r>
-              <w:t>64)</w:t>
-            </w:r>
-          </w:p>
-        </w:tc>
-      </w:tr>
-      <w:tr>
-        <w:trPr>
-          <w:trHeight w:val="432"/>
-        </w:trPr>
-        <w:tc>
-          <w:tcPr>
-            <w:tcW w:w="3073" w:type="dxa"/>
-            <w:tcBorders>
-              <w:top w:val="single" w:sz="4" w:space="0" w:color="76CDD8"/>
-              <w:left w:val="single" w:sz="4" w:space="0" w:color="76CDD8"/>
-              <w:bottom w:val="single" w:sz="4" w:space="0" w:color="76CDD8"/>
-              <w:right w:val="single" w:sz="4" w:space="0" w:color="76CDD8"/>
-            </w:tcBorders>
-          </w:tcPr>
-          <w:p>
-            <w:pPr>
-              <w:pStyle w:val="a2"/>
-              <w:ind w:left="360"/>
-            </w:pPr>
-            <w:proofErr w:type="spellStart"/>
-            <w:r>
-              <w:t>Country</w:t>
-            </w:r>
-            <w:r>
-              <w:t>_ID</w:t>
-            </w:r>
-            <w:proofErr w:type="spellEnd"/>
-          </w:p>
-        </w:tc>
-        <w:tc>
-          <w:tcPr>
-            <w:tcW w:w="3330" w:type="dxa"/>
-            <w:tcBorders>
-              <w:top w:val="single" w:sz="4" w:space="0" w:color="76CDD8"/>
-              <w:left w:val="single" w:sz="4" w:space="0" w:color="76CDD8"/>
-              <w:bottom w:val="single" w:sz="4" w:space="0" w:color="76CDD8"/>
-              <w:right w:val="single" w:sz="4" w:space="0" w:color="76CDD8"/>
-            </w:tcBorders>
-          </w:tcPr>
-          <w:p>
-            <w:pPr>
-              <w:pStyle w:val="a2"/>
-              <w:ind w:left="360"/>
-            </w:pPr>
-            <w:r>
-              <w:t>I</w:t>
-            </w:r>
-            <w:r>
-              <w:t>dentifier</w:t>
-            </w:r>
-            <w:r>
-              <w:t xml:space="preserve"> of </w:t>
-            </w:r>
-            <w:r>
-              <w:t>c</w:t>
-            </w:r>
-            <w:r>
-              <w:t>ountry</w:t>
-            </w:r>
-            <w:r>
-              <w:t>, NOT NULL</w:t>
-            </w:r>
-          </w:p>
-        </w:tc>
-        <w:tc>
-          <w:tcPr>
-            <w:tcW w:w="2790" w:type="dxa"/>
-            <w:tcBorders>
-              <w:top w:val="single" w:sz="4" w:space="0" w:color="76CDD8"/>
-              <w:left w:val="single" w:sz="4" w:space="0" w:color="76CDD8"/>
-              <w:bottom w:val="single" w:sz="4" w:space="0" w:color="76CDD8"/>
-              <w:right w:val="single" w:sz="4" w:space="0" w:color="76CDD8"/>
-            </w:tcBorders>
-          </w:tcPr>
-          <w:p>
-            <w:pPr>
-              <w:pStyle w:val="a2"/>
-              <w:ind w:left="360"/>
-            </w:pPr>
-            <w:r>
-              <w:t>BIGINT</w:t>
-            </w:r>
-          </w:p>
-        </w:tc>
-      </w:tr>
-      <w:tr>
-        <w:trPr>
-          <w:trHeight w:val="432"/>
-        </w:trPr>
-        <w:tc>
-          <w:tcPr>
-            <w:tcW w:w="3073" w:type="dxa"/>
-            <w:tcBorders>
-              <w:top w:val="single" w:sz="4" w:space="0" w:color="76CDD8"/>
-              <w:left w:val="single" w:sz="4" w:space="0" w:color="76CDD8"/>
-              <w:bottom w:val="single" w:sz="4" w:space="0" w:color="76CDD8"/>
-              <w:right w:val="single" w:sz="4" w:space="0" w:color="76CDD8"/>
-            </w:tcBorders>
-          </w:tcPr>
-          <w:p>
-            <w:pPr>
-              <w:pStyle w:val="a2"/>
-              <w:ind w:left="360"/>
-            </w:pPr>
-            <w:proofErr w:type="spellStart"/>
-            <w:r>
-              <w:t>Country</w:t>
-            </w:r>
-            <w:r>
-              <w:t>_Name</w:t>
-            </w:r>
-            <w:proofErr w:type="spellEnd"/>
-          </w:p>
-        </w:tc>
-        <w:tc>
-          <w:tcPr>
-            <w:tcW w:w="3330" w:type="dxa"/>
-            <w:tcBorders>
-              <w:top w:val="single" w:sz="4" w:space="0" w:color="76CDD8"/>
-              <w:left w:val="single" w:sz="4" w:space="0" w:color="76CDD8"/>
-              <w:bottom w:val="single" w:sz="4" w:space="0" w:color="76CDD8"/>
-              <w:right w:val="single" w:sz="4" w:space="0" w:color="76CDD8"/>
-            </w:tcBorders>
-          </w:tcPr>
-          <w:p>
-            <w:pPr>
-              <w:pStyle w:val="a2"/>
-              <w:ind w:left="360"/>
-            </w:pPr>
-            <w:r>
-              <w:t xml:space="preserve">Name of the </w:t>
-            </w:r>
-            <w:r>
-              <w:t>Country</w:t>
-            </w:r>
-            <w:r>
-              <w:t>, NOT NULL</w:t>
-            </w:r>
-          </w:p>
-        </w:tc>
-        <w:tc>
-          <w:tcPr>
-            <w:tcW w:w="2790" w:type="dxa"/>
-            <w:tcBorders>
-              <w:top w:val="single" w:sz="4" w:space="0" w:color="76CDD8"/>
-              <w:left w:val="single" w:sz="4" w:space="0" w:color="76CDD8"/>
-              <w:bottom w:val="single" w:sz="4" w:space="0" w:color="76CDD8"/>
-              <w:right w:val="single" w:sz="4" w:space="0" w:color="76CDD8"/>
-            </w:tcBorders>
-          </w:tcPr>
-          <w:p>
-            <w:pPr>
-              <w:pStyle w:val="a2"/>
-              <w:ind w:left="360"/>
-            </w:pPr>
-            <w:proofErr w:type="gramStart"/>
-            <w:r>
-              <w:t>Varchar(</w:t>
-            </w:r>
-            <w:proofErr w:type="gramEnd"/>
-            <w:r>
-              <w:t>64)</w:t>
-            </w:r>
-          </w:p>
-        </w:tc>
-      </w:tr>
-    </w:tbl>
-    <w:p>
-      <w:pPr>
-        <w:pStyle w:val="a2"/>
-        <w:ind w:left="360"/>
-      </w:pPr>
-    </w:p>
-    <w:p>
-      <w:pPr>
-        <w:pStyle w:val="a2"/>
-        <w:ind w:left="360"/>
-      </w:pPr>
-      <w:r>
-        <w:t>Example with filled data</w:t>
-      </w:r>
-    </w:p>
-    <w:p>
-      <w:pPr>
-        <w:pStyle w:val="a2"/>
-        <w:ind w:left="360"/>
-      </w:pPr>
-    </w:p>
-    <w:tbl>
-      <w:tblPr>
-        <w:tblW w:w="0" w:type="auto"/>
-        <w:tblInd w:w="-5" w:type="dxa"/>
-        <w:tblBorders>
-          <w:top w:val="single" w:sz="4" w:space="0" w:color="76CDD8"/>
-          <w:left w:val="single" w:sz="4" w:space="0" w:color="76CDD8"/>
-          <w:bottom w:val="single" w:sz="4" w:space="0" w:color="76CDD8"/>
-          <w:right w:val="single" w:sz="4" w:space="0" w:color="76CDD8"/>
-          <w:insideH w:val="single" w:sz="4" w:space="0" w:color="76CDD8"/>
-          <w:insideV w:val="single" w:sz="4" w:space="0" w:color="76CDD8"/>
-        </w:tblBorders>
-        <w:tblLayout w:type="fixed"/>
-        <w:tblLook w:val="04A0" w:firstRow="1" w:lastRow="0" w:firstColumn="1" w:lastColumn="0" w:noHBand="0" w:noVBand="1"/>
-      </w:tblPr>
-      <w:tblGrid>
-        <w:gridCol w:w="2302"/>
-        <w:gridCol w:w="2302"/>
-        <w:gridCol w:w="2302"/>
-        <w:gridCol w:w="2302"/>
-      </w:tblGrid>
-      <w:tr>
-        <w:trPr>
-          <w:trHeight w:val="292"/>
-        </w:trPr>
-        <w:tc>
-          <w:tcPr>
-            <w:tcW w:w="2302" w:type="dxa"/>
-            <w:tcBorders>
-              <w:top w:val="single" w:sz="4" w:space="0" w:color="76CDD8"/>
-              <w:left w:val="single" w:sz="4" w:space="0" w:color="76CDD8"/>
-              <w:bottom w:val="single" w:sz="4" w:space="0" w:color="76CDD8"/>
-              <w:right w:val="single" w:sz="4" w:space="0" w:color="76CDD8"/>
-            </w:tcBorders>
-            <w:shd w:val="clear" w:color="auto" w:fill="76CDD8"/>
-            <w:hideMark/>
-          </w:tcPr>
-          <w:p>
-            <w:pPr>
-              <w:pStyle w:val="a2"/>
-              <w:ind w:left="360"/>
-            </w:pPr>
-            <w:proofErr w:type="spellStart"/>
-            <w:r>
-              <w:t>Point_ID</w:t>
-            </w:r>
-            <w:proofErr w:type="spellEnd"/>
-          </w:p>
-        </w:tc>
-        <w:tc>
-          <w:tcPr>
-            <w:tcW w:w="2302" w:type="dxa"/>
-            <w:tcBorders>
-              <w:top w:val="single" w:sz="4" w:space="0" w:color="76CDD8"/>
-              <w:left w:val="single" w:sz="4" w:space="0" w:color="76CDD8"/>
-              <w:bottom w:val="single" w:sz="4" w:space="0" w:color="76CDD8"/>
-              <w:right w:val="single" w:sz="4" w:space="0" w:color="76CDD8"/>
-            </w:tcBorders>
-            <w:shd w:val="clear" w:color="auto" w:fill="76CDD8"/>
-            <w:hideMark/>
-          </w:tcPr>
-          <w:p>
-            <w:pPr>
-              <w:pStyle w:val="a2"/>
-              <w:ind w:left="360"/>
-            </w:pPr>
-            <w:proofErr w:type="spellStart"/>
-            <w:r>
-              <w:t>Point</w:t>
-            </w:r>
-            <w:r>
-              <w:t>_Name</w:t>
-            </w:r>
-            <w:proofErr w:type="spellEnd"/>
-          </w:p>
-        </w:tc>
-        <w:tc>
-          <w:tcPr>
-            <w:tcW w:w="2302" w:type="dxa"/>
-            <w:tcBorders>
-              <w:top w:val="single" w:sz="4" w:space="0" w:color="76CDD8"/>
-              <w:left w:val="single" w:sz="4" w:space="0" w:color="76CDD8"/>
-              <w:bottom w:val="single" w:sz="4" w:space="0" w:color="76CDD8"/>
-              <w:right w:val="single" w:sz="4" w:space="0" w:color="76CDD8"/>
-            </w:tcBorders>
-            <w:shd w:val="clear" w:color="auto" w:fill="76CDD8"/>
-            <w:hideMark/>
-          </w:tcPr>
-          <w:p>
-            <w:pPr>
-              <w:pStyle w:val="a2"/>
-              <w:ind w:left="360"/>
-            </w:pPr>
-            <w:proofErr w:type="spellStart"/>
-            <w:r>
-              <w:t>Address_ID</w:t>
-            </w:r>
-            <w:proofErr w:type="spellEnd"/>
-          </w:p>
-        </w:tc>
-        <w:tc>
-          <w:tcPr>
-            <w:tcW w:w="2302" w:type="dxa"/>
-            <w:tcBorders>
-              <w:top w:val="single" w:sz="4" w:space="0" w:color="76CDD8"/>
-              <w:left w:val="single" w:sz="4" w:space="0" w:color="76CDD8"/>
-              <w:bottom w:val="single" w:sz="4" w:space="0" w:color="76CDD8"/>
-              <w:right w:val="single" w:sz="4" w:space="0" w:color="76CDD8"/>
-            </w:tcBorders>
-            <w:shd w:val="clear" w:color="auto" w:fill="76CDD8"/>
-            <w:hideMark/>
-          </w:tcPr>
-          <w:p>
-            <w:pPr>
-              <w:pStyle w:val="a2"/>
-              <w:ind w:left="360"/>
-            </w:pPr>
-            <w:r>
-              <w:t>Address</w:t>
-            </w:r>
-            <w:r>
-              <w:t xml:space="preserve"> </w:t>
-            </w:r>
-          </w:p>
-        </w:tc>
-      </w:tr>
-      <w:tr>
-        <w:trPr>
-          <w:trHeight w:val="432"/>
-        </w:trPr>
-        <w:tc>
-          <w:tcPr>
-            <w:tcW w:w="2302" w:type="dxa"/>
-            <w:tcBorders>
-              <w:top w:val="single" w:sz="4" w:space="0" w:color="76CDD8"/>
-              <w:left w:val="single" w:sz="4" w:space="0" w:color="76CDD8"/>
-              <w:bottom w:val="single" w:sz="4" w:space="0" w:color="76CDD8"/>
-              <w:right w:val="single" w:sz="4" w:space="0" w:color="76CDD8"/>
-            </w:tcBorders>
-            <w:hideMark/>
-          </w:tcPr>
-          <w:p>
-            <w:pPr>
-              <w:pStyle w:val="a2"/>
-              <w:ind w:left="360"/>
-            </w:pPr>
-            <w:r>
-              <w:t xml:space="preserve"> 1</w:t>
-            </w:r>
-          </w:p>
-        </w:tc>
-        <w:tc>
-          <w:tcPr>
-            <w:tcW w:w="2302" w:type="dxa"/>
-            <w:tcBorders>
-              <w:top w:val="single" w:sz="4" w:space="0" w:color="76CDD8"/>
-              <w:left w:val="single" w:sz="4" w:space="0" w:color="76CDD8"/>
-              <w:bottom w:val="single" w:sz="4" w:space="0" w:color="76CDD8"/>
-              <w:right w:val="single" w:sz="4" w:space="0" w:color="76CDD8"/>
-            </w:tcBorders>
-            <w:hideMark/>
-          </w:tcPr>
-          <w:p>
-            <w:pPr>
-              <w:pStyle w:val="a2"/>
-              <w:ind w:left="360"/>
-            </w:pPr>
-            <w:r>
-              <w:t>Balaji 1</w:t>
-            </w:r>
-          </w:p>
-        </w:tc>
-        <w:tc>
-          <w:tcPr>
-            <w:tcW w:w="2302" w:type="dxa"/>
-            <w:tcBorders>
-              <w:top w:val="single" w:sz="4" w:space="0" w:color="76CDD8"/>
-              <w:left w:val="single" w:sz="4" w:space="0" w:color="76CDD8"/>
-              <w:bottom w:val="single" w:sz="4" w:space="0" w:color="76CDD8"/>
-              <w:right w:val="single" w:sz="4" w:space="0" w:color="76CDD8"/>
-            </w:tcBorders>
-            <w:hideMark/>
-          </w:tcPr>
-          <w:p>
-            <w:pPr>
-              <w:pStyle w:val="a2"/>
-              <w:ind w:left="360"/>
-            </w:pPr>
-            <w:r>
-              <w:t>1</w:t>
-            </w:r>
-          </w:p>
-        </w:tc>
-        <w:tc>
-          <w:tcPr>
-            <w:tcW w:w="2302" w:type="dxa"/>
-            <w:tcBorders>
-              <w:top w:val="single" w:sz="4" w:space="0" w:color="76CDD8"/>
-              <w:left w:val="single" w:sz="4" w:space="0" w:color="76CDD8"/>
-              <w:bottom w:val="single" w:sz="4" w:space="0" w:color="76CDD8"/>
-              <w:right w:val="single" w:sz="4" w:space="0" w:color="76CDD8"/>
-            </w:tcBorders>
-            <w:hideMark/>
-          </w:tcPr>
-          <w:p>
-            <w:pPr>
-              <w:pStyle w:val="a2"/>
-              <w:ind w:left="360"/>
-            </w:pPr>
-            <w:r>
-              <w:t>Abay 99</w:t>
-            </w:r>
-          </w:p>
-        </w:tc>
-      </w:tr>
-    </w:tbl>
-    <w:p>
-      <w:pPr>
-        <w:pStyle w:val="a2"/>
-        <w:ind w:left="360"/>
-      </w:pPr>
-    </w:p>
-    <w:tbl>
-      <w:tblPr>
-        <w:tblW w:w="0" w:type="auto"/>
-        <w:tblInd w:w="-5" w:type="dxa"/>
-        <w:tblBorders>
-          <w:top w:val="single" w:sz="4" w:space="0" w:color="76CDD8"/>
-          <w:left w:val="single" w:sz="4" w:space="0" w:color="76CDD8"/>
-          <w:bottom w:val="single" w:sz="4" w:space="0" w:color="76CDD8"/>
-          <w:right w:val="single" w:sz="4" w:space="0" w:color="76CDD8"/>
-          <w:insideH w:val="single" w:sz="4" w:space="0" w:color="76CDD8"/>
-          <w:insideV w:val="single" w:sz="4" w:space="0" w:color="76CDD8"/>
-        </w:tblBorders>
-        <w:tblLayout w:type="fixed"/>
-        <w:tblLook w:val="04A0" w:firstRow="1" w:lastRow="0" w:firstColumn="1" w:lastColumn="0" w:noHBand="0" w:noVBand="1"/>
-      </w:tblPr>
-      <w:tblGrid>
-        <w:gridCol w:w="2302"/>
-        <w:gridCol w:w="2302"/>
-        <w:gridCol w:w="2302"/>
-        <w:gridCol w:w="2302"/>
-      </w:tblGrid>
-      <w:tr>
-        <w:trPr>
-          <w:trHeight w:val="292"/>
-        </w:trPr>
-        <w:tc>
-          <w:tcPr>
-            <w:tcW w:w="2302" w:type="dxa"/>
-            <w:tcBorders>
-              <w:top w:val="single" w:sz="4" w:space="0" w:color="76CDD8"/>
-              <w:left w:val="single" w:sz="4" w:space="0" w:color="76CDD8"/>
-              <w:bottom w:val="single" w:sz="4" w:space="0" w:color="76CDD8"/>
-              <w:right w:val="single" w:sz="4" w:space="0" w:color="76CDD8"/>
-            </w:tcBorders>
-            <w:shd w:val="clear" w:color="auto" w:fill="76CDD8"/>
-            <w:hideMark/>
-          </w:tcPr>
-          <w:p>
-            <w:pPr>
-              <w:pStyle w:val="a2"/>
-              <w:ind w:left="360"/>
-            </w:pPr>
-            <w:proofErr w:type="spellStart"/>
-            <w:r>
-              <w:t>City_ID</w:t>
-            </w:r>
-            <w:proofErr w:type="spellEnd"/>
-          </w:p>
-        </w:tc>
-        <w:tc>
-          <w:tcPr>
-            <w:tcW w:w="2302" w:type="dxa"/>
-            <w:tcBorders>
-              <w:top w:val="single" w:sz="4" w:space="0" w:color="76CDD8"/>
-              <w:left w:val="single" w:sz="4" w:space="0" w:color="76CDD8"/>
-              <w:bottom w:val="single" w:sz="4" w:space="0" w:color="76CDD8"/>
-              <w:right w:val="single" w:sz="4" w:space="0" w:color="76CDD8"/>
-            </w:tcBorders>
-            <w:shd w:val="clear" w:color="auto" w:fill="76CDD8"/>
-            <w:hideMark/>
-          </w:tcPr>
-          <w:p>
-            <w:pPr>
-              <w:pStyle w:val="a2"/>
-              <w:ind w:left="360"/>
-            </w:pPr>
-            <w:proofErr w:type="spellStart"/>
-            <w:r>
-              <w:t>City</w:t>
-            </w:r>
-            <w:r>
-              <w:t>_Name</w:t>
-            </w:r>
-            <w:proofErr w:type="spellEnd"/>
-          </w:p>
-        </w:tc>
-        <w:tc>
-          <w:tcPr>
-            <w:tcW w:w="2302" w:type="dxa"/>
-            <w:tcBorders>
-              <w:top w:val="single" w:sz="4" w:space="0" w:color="76CDD8"/>
-              <w:left w:val="single" w:sz="4" w:space="0" w:color="76CDD8"/>
-              <w:bottom w:val="single" w:sz="4" w:space="0" w:color="76CDD8"/>
-              <w:right w:val="single" w:sz="4" w:space="0" w:color="76CDD8"/>
-            </w:tcBorders>
-            <w:shd w:val="clear" w:color="auto" w:fill="76CDD8"/>
-            <w:hideMark/>
-          </w:tcPr>
-          <w:p>
-            <w:pPr>
-              <w:pStyle w:val="a2"/>
-              <w:ind w:left="360"/>
-            </w:pPr>
-            <w:proofErr w:type="spellStart"/>
-            <w:r>
-              <w:t>Country</w:t>
-            </w:r>
-            <w:r>
-              <w:t>_ID</w:t>
-            </w:r>
-            <w:proofErr w:type="spellEnd"/>
-          </w:p>
-        </w:tc>
-        <w:tc>
-          <w:tcPr>
-            <w:tcW w:w="2302" w:type="dxa"/>
-            <w:tcBorders>
-              <w:top w:val="single" w:sz="4" w:space="0" w:color="76CDD8"/>
-              <w:left w:val="single" w:sz="4" w:space="0" w:color="76CDD8"/>
-              <w:bottom w:val="single" w:sz="4" w:space="0" w:color="76CDD8"/>
-              <w:right w:val="single" w:sz="4" w:space="0" w:color="76CDD8"/>
-            </w:tcBorders>
-            <w:shd w:val="clear" w:color="auto" w:fill="76CDD8"/>
-            <w:hideMark/>
-          </w:tcPr>
-          <w:p>
-            <w:pPr>
-              <w:pStyle w:val="a2"/>
-              <w:ind w:left="360"/>
-            </w:pPr>
-            <w:proofErr w:type="spellStart"/>
-            <w:r>
-              <w:t>Country_Name</w:t>
-            </w:r>
-            <w:proofErr w:type="spellEnd"/>
-            <w:r>
-              <w:t xml:space="preserve"> </w:t>
-            </w:r>
-          </w:p>
-        </w:tc>
-      </w:tr>
-      <w:tr>
-        <w:trPr>
-          <w:trHeight w:val="432"/>
-        </w:trPr>
-        <w:tc>
-          <w:tcPr>
-            <w:tcW w:w="2302" w:type="dxa"/>
-            <w:tcBorders>
-              <w:top w:val="single" w:sz="4" w:space="0" w:color="76CDD8"/>
-              <w:left w:val="single" w:sz="4" w:space="0" w:color="76CDD8"/>
-              <w:bottom w:val="single" w:sz="4" w:space="0" w:color="76CDD8"/>
-              <w:right w:val="single" w:sz="4" w:space="0" w:color="76CDD8"/>
-            </w:tcBorders>
-            <w:hideMark/>
-          </w:tcPr>
-          <w:p>
-            <w:pPr>
-              <w:pStyle w:val="a2"/>
-              <w:ind w:left="360"/>
-            </w:pPr>
-            <w:r>
-              <w:t xml:space="preserve"> 1</w:t>
-            </w:r>
-          </w:p>
-        </w:tc>
-        <w:tc>
-          <w:tcPr>
-            <w:tcW w:w="2302" w:type="dxa"/>
-            <w:tcBorders>
-              <w:top w:val="single" w:sz="4" w:space="0" w:color="76CDD8"/>
-              <w:left w:val="single" w:sz="4" w:space="0" w:color="76CDD8"/>
-              <w:bottom w:val="single" w:sz="4" w:space="0" w:color="76CDD8"/>
-              <w:right w:val="single" w:sz="4" w:space="0" w:color="76CDD8"/>
-            </w:tcBorders>
-            <w:hideMark/>
-          </w:tcPr>
-          <w:p>
-            <w:pPr>
-              <w:pStyle w:val="a2"/>
-              <w:ind w:left="360"/>
-            </w:pPr>
-            <w:r>
-              <w:t>Almaty</w:t>
-            </w:r>
-          </w:p>
-        </w:tc>
-        <w:tc>
-          <w:tcPr>
-            <w:tcW w:w="2302" w:type="dxa"/>
-            <w:tcBorders>
-              <w:top w:val="single" w:sz="4" w:space="0" w:color="76CDD8"/>
-              <w:left w:val="single" w:sz="4" w:space="0" w:color="76CDD8"/>
-              <w:bottom w:val="single" w:sz="4" w:space="0" w:color="76CDD8"/>
-              <w:right w:val="single" w:sz="4" w:space="0" w:color="76CDD8"/>
-            </w:tcBorders>
-            <w:hideMark/>
-          </w:tcPr>
-          <w:p>
-            <w:pPr>
-              <w:pStyle w:val="a2"/>
-              <w:ind w:left="360"/>
-            </w:pPr>
-            <w:r>
-              <w:t>1</w:t>
-            </w:r>
-          </w:p>
-        </w:tc>
-        <w:tc>
-          <w:tcPr>
-            <w:tcW w:w="2302" w:type="dxa"/>
-            <w:tcBorders>
-              <w:top w:val="single" w:sz="4" w:space="0" w:color="76CDD8"/>
-              <w:left w:val="single" w:sz="4" w:space="0" w:color="76CDD8"/>
-              <w:bottom w:val="single" w:sz="4" w:space="0" w:color="76CDD8"/>
-              <w:right w:val="single" w:sz="4" w:space="0" w:color="76CDD8"/>
-            </w:tcBorders>
-            <w:hideMark/>
-          </w:tcPr>
-          <w:p>
-            <w:pPr>
-              <w:pStyle w:val="a2"/>
-              <w:ind w:left="360"/>
-            </w:pPr>
-            <w:r>
-              <w:t>Kazakhstan</w:t>
-            </w:r>
-          </w:p>
-        </w:tc>
-      </w:tr>
-    </w:tbl>
-    <w:p>
-      <w:pPr>
-        <w:pStyle w:val="a2"/>
-        <w:ind w:left="360"/>
-        <w:rPr>
-          <w:sz w:val="28"/>
-          <w:szCs w:val="28"/>
-        </w:rPr>
-      </w:pPr>
-      <w:r>
-        <w:br/>
-      </w:r>
-      <w:r>
-        <w:rPr>
-          <w:b/>
-          <w:bCs/>
-        </w:rPr>
-        <w:t>Date</w:t>
-      </w:r>
-      <w:r>
-        <w:rPr>
-          <w:b/>
-          <w:bCs/>
-        </w:rPr>
-        <w:t xml:space="preserve"> Dimension</w:t>
-      </w:r>
-      <w:r>
-        <w:br/>
-        <w:t>Describes the temporal aspects of transactions, such as dates and periods.</w:t>
-      </w:r>
-    </w:p>
-    <w:tbl>
-      <w:tblPr>
-        <w:tblW w:w="0" w:type="auto"/>
-        <w:tblInd w:w="-5" w:type="dxa"/>
-        <w:tblBorders>
-          <w:top w:val="single" w:sz="4" w:space="0" w:color="76CDD8"/>
-          <w:left w:val="single" w:sz="4" w:space="0" w:color="76CDD8"/>
-          <w:bottom w:val="single" w:sz="4" w:space="0" w:color="76CDD8"/>
-          <w:right w:val="single" w:sz="4" w:space="0" w:color="76CDD8"/>
-          <w:insideH w:val="single" w:sz="4" w:space="0" w:color="76CDD8"/>
-          <w:insideV w:val="single" w:sz="4" w:space="0" w:color="76CDD8"/>
-        </w:tblBorders>
-        <w:tblLayout w:type="fixed"/>
-        <w:tblLook w:val="04A0" w:firstRow="1" w:lastRow="0" w:firstColumn="1" w:lastColumn="0" w:noHBand="0" w:noVBand="1"/>
-      </w:tblPr>
-      <w:tblGrid>
-        <w:gridCol w:w="3073"/>
-        <w:gridCol w:w="3330"/>
-        <w:gridCol w:w="2790"/>
-      </w:tblGrid>
-      <w:tr>
-        <w:trPr>
-          <w:trHeight w:val="292"/>
-        </w:trPr>
-        <w:tc>
-          <w:tcPr>
-            <w:tcW w:w="3073" w:type="dxa"/>
-            <w:tcBorders>
-              <w:top w:val="single" w:sz="4" w:space="0" w:color="76CDD8"/>
-              <w:left w:val="single" w:sz="4" w:space="0" w:color="76CDD8"/>
-              <w:bottom w:val="single" w:sz="4" w:space="0" w:color="76CDD8"/>
-              <w:right w:val="single" w:sz="4" w:space="0" w:color="76CDD8"/>
-            </w:tcBorders>
-            <w:shd w:val="clear" w:color="auto" w:fill="76CDD8"/>
-            <w:hideMark/>
-          </w:tcPr>
-          <w:p>
-            <w:pPr>
-              <w:pStyle w:val="a2"/>
-              <w:ind w:left="360"/>
-            </w:pPr>
-            <w:r>
-              <w:t xml:space="preserve">Column name </w:t>
-            </w:r>
-          </w:p>
-        </w:tc>
-        <w:tc>
-          <w:tcPr>
-            <w:tcW w:w="3330" w:type="dxa"/>
-            <w:tcBorders>
-              <w:top w:val="single" w:sz="4" w:space="0" w:color="76CDD8"/>
-              <w:left w:val="single" w:sz="4" w:space="0" w:color="76CDD8"/>
-              <w:bottom w:val="single" w:sz="4" w:space="0" w:color="76CDD8"/>
-              <w:right w:val="single" w:sz="4" w:space="0" w:color="76CDD8"/>
-            </w:tcBorders>
-            <w:shd w:val="clear" w:color="auto" w:fill="76CDD8"/>
-            <w:hideMark/>
-          </w:tcPr>
-          <w:p>
-            <w:pPr>
-              <w:pStyle w:val="a2"/>
-              <w:ind w:left="360"/>
-            </w:pPr>
-            <w:r>
-              <w:t xml:space="preserve">Description </w:t>
-            </w:r>
-          </w:p>
-        </w:tc>
-        <w:tc>
-          <w:tcPr>
-            <w:tcW w:w="2790" w:type="dxa"/>
-            <w:tcBorders>
-              <w:top w:val="single" w:sz="4" w:space="0" w:color="76CDD8"/>
-              <w:left w:val="single" w:sz="4" w:space="0" w:color="76CDD8"/>
-              <w:bottom w:val="single" w:sz="4" w:space="0" w:color="76CDD8"/>
-              <w:right w:val="single" w:sz="4" w:space="0" w:color="76CDD8"/>
-            </w:tcBorders>
-            <w:shd w:val="clear" w:color="auto" w:fill="76CDD8"/>
-            <w:hideMark/>
-          </w:tcPr>
-          <w:p>
-            <w:pPr>
-              <w:pStyle w:val="a2"/>
-              <w:ind w:left="360"/>
-            </w:pPr>
-            <w:r>
-              <w:t xml:space="preserve">Data Type </w:t>
-            </w:r>
-          </w:p>
-        </w:tc>
-      </w:tr>
-      <w:tr>
-        <w:trPr>
-          <w:trHeight w:val="432"/>
-        </w:trPr>
-        <w:tc>
-          <w:tcPr>
-            <w:tcW w:w="3073" w:type="dxa"/>
-            <w:tcBorders>
-              <w:top w:val="single" w:sz="4" w:space="0" w:color="76CDD8"/>
-              <w:left w:val="single" w:sz="4" w:space="0" w:color="76CDD8"/>
-              <w:bottom w:val="single" w:sz="4" w:space="0" w:color="76CDD8"/>
-              <w:right w:val="single" w:sz="4" w:space="0" w:color="76CDD8"/>
-            </w:tcBorders>
-            <w:hideMark/>
-          </w:tcPr>
-          <w:p>
-            <w:pPr>
-              <w:pStyle w:val="a2"/>
-              <w:ind w:left="360"/>
-            </w:pPr>
-            <w:proofErr w:type="spellStart"/>
-            <w:r>
-              <w:t>Date_ID</w:t>
-            </w:r>
-            <w:proofErr w:type="spellEnd"/>
-          </w:p>
-        </w:tc>
-        <w:tc>
-          <w:tcPr>
-            <w:tcW w:w="3330" w:type="dxa"/>
-            <w:tcBorders>
-              <w:top w:val="single" w:sz="4" w:space="0" w:color="76CDD8"/>
-              <w:left w:val="single" w:sz="4" w:space="0" w:color="76CDD8"/>
-              <w:bottom w:val="single" w:sz="4" w:space="0" w:color="76CDD8"/>
-              <w:right w:val="single" w:sz="4" w:space="0" w:color="76CDD8"/>
-            </w:tcBorders>
-            <w:hideMark/>
-          </w:tcPr>
-          <w:p>
-            <w:pPr>
-              <w:pStyle w:val="a2"/>
-              <w:ind w:left="360"/>
-            </w:pPr>
-            <w:r>
-              <w:t xml:space="preserve">Unique identifier for </w:t>
-            </w:r>
-            <w:r>
-              <w:t>date</w:t>
-            </w:r>
-            <w:r>
-              <w:t>, PK</w:t>
-            </w:r>
-          </w:p>
-        </w:tc>
-        <w:tc>
-          <w:tcPr>
-            <w:tcW w:w="2790" w:type="dxa"/>
-            <w:tcBorders>
-              <w:top w:val="single" w:sz="4" w:space="0" w:color="76CDD8"/>
-              <w:left w:val="single" w:sz="4" w:space="0" w:color="76CDD8"/>
-              <w:bottom w:val="single" w:sz="4" w:space="0" w:color="76CDD8"/>
-              <w:right w:val="single" w:sz="4" w:space="0" w:color="76CDD8"/>
-            </w:tcBorders>
-            <w:hideMark/>
-          </w:tcPr>
-          <w:p>
-            <w:pPr>
-              <w:pStyle w:val="a2"/>
-              <w:ind w:left="360"/>
-            </w:pPr>
-            <w:r>
-              <w:t>Date</w:t>
-            </w:r>
-          </w:p>
-        </w:tc>
-      </w:tr>
-      <w:tr>
-        <w:trPr>
-          <w:trHeight w:val="432"/>
-        </w:trPr>
-        <w:tc>
-          <w:tcPr>
-            <w:tcW w:w="3073" w:type="dxa"/>
-            <w:tcBorders>
-              <w:top w:val="single" w:sz="4" w:space="0" w:color="76CDD8"/>
-              <w:left w:val="single" w:sz="4" w:space="0" w:color="76CDD8"/>
-              <w:bottom w:val="single" w:sz="4" w:space="0" w:color="76CDD8"/>
-              <w:right w:val="single" w:sz="4" w:space="0" w:color="76CDD8"/>
-            </w:tcBorders>
-            <w:hideMark/>
-          </w:tcPr>
-          <w:p>
-            <w:pPr>
-              <w:pStyle w:val="a2"/>
-              <w:ind w:left="360"/>
-            </w:pPr>
-            <w:proofErr w:type="spellStart"/>
-            <w:r>
-              <w:t>Day_of_week</w:t>
-            </w:r>
-            <w:proofErr w:type="spellEnd"/>
-          </w:p>
-        </w:tc>
-        <w:tc>
-          <w:tcPr>
-            <w:tcW w:w="3330" w:type="dxa"/>
-            <w:tcBorders>
-              <w:top w:val="single" w:sz="4" w:space="0" w:color="76CDD8"/>
-              <w:left w:val="single" w:sz="4" w:space="0" w:color="76CDD8"/>
-              <w:bottom w:val="single" w:sz="4" w:space="0" w:color="76CDD8"/>
-              <w:right w:val="single" w:sz="4" w:space="0" w:color="76CDD8"/>
-            </w:tcBorders>
-            <w:hideMark/>
-          </w:tcPr>
-          <w:p>
-            <w:pPr>
-              <w:pStyle w:val="a2"/>
-              <w:ind w:left="360"/>
-            </w:pPr>
-            <w:r>
-              <w:t>Day of the week</w:t>
-            </w:r>
-            <w:r>
-              <w:t>, NOT NULL</w:t>
-            </w:r>
-          </w:p>
-        </w:tc>
-        <w:tc>
-          <w:tcPr>
-            <w:tcW w:w="2790" w:type="dxa"/>
-            <w:tcBorders>
-              <w:top w:val="single" w:sz="4" w:space="0" w:color="76CDD8"/>
-              <w:left w:val="single" w:sz="4" w:space="0" w:color="76CDD8"/>
-              <w:bottom w:val="single" w:sz="4" w:space="0" w:color="76CDD8"/>
-              <w:right w:val="single" w:sz="4" w:space="0" w:color="76CDD8"/>
-            </w:tcBorders>
-            <w:hideMark/>
-          </w:tcPr>
-          <w:p>
-            <w:pPr>
-              <w:pStyle w:val="a2"/>
-              <w:ind w:left="360"/>
-            </w:pPr>
-            <w:proofErr w:type="gramStart"/>
-            <w:r>
-              <w:t>Varchar(</w:t>
-            </w:r>
-            <w:proofErr w:type="gramEnd"/>
-            <w:r>
-              <w:t>64)</w:t>
-            </w:r>
-          </w:p>
-        </w:tc>
-      </w:tr>
-      <w:tr>
-        <w:trPr>
-          <w:trHeight w:val="432"/>
-        </w:trPr>
-        <w:tc>
-          <w:tcPr>
-            <w:tcW w:w="3073" w:type="dxa"/>
-            <w:tcBorders>
-              <w:top w:val="single" w:sz="4" w:space="0" w:color="76CDD8"/>
-              <w:left w:val="single" w:sz="4" w:space="0" w:color="76CDD8"/>
-              <w:bottom w:val="single" w:sz="4" w:space="0" w:color="76CDD8"/>
-              <w:right w:val="single" w:sz="4" w:space="0" w:color="76CDD8"/>
-            </w:tcBorders>
-          </w:tcPr>
-          <w:p>
-            <w:pPr>
-              <w:pStyle w:val="a2"/>
-              <w:ind w:left="360"/>
-            </w:pPr>
-            <w:r>
-              <w:t>Month</w:t>
-            </w:r>
-          </w:p>
-        </w:tc>
-        <w:tc>
-          <w:tcPr>
-            <w:tcW w:w="3330" w:type="dxa"/>
-            <w:tcBorders>
-              <w:top w:val="single" w:sz="4" w:space="0" w:color="76CDD8"/>
-              <w:left w:val="single" w:sz="4" w:space="0" w:color="76CDD8"/>
-              <w:bottom w:val="single" w:sz="4" w:space="0" w:color="76CDD8"/>
-              <w:right w:val="single" w:sz="4" w:space="0" w:color="76CDD8"/>
-            </w:tcBorders>
-          </w:tcPr>
-          <w:p>
-            <w:pPr>
-              <w:pStyle w:val="a2"/>
-              <w:ind w:left="360"/>
-            </w:pPr>
-            <w:r>
-              <w:t>Month</w:t>
-            </w:r>
-            <w:r>
-              <w:t>, NOT NULL</w:t>
-            </w:r>
-          </w:p>
-        </w:tc>
-        <w:tc>
-          <w:tcPr>
-            <w:tcW w:w="2790" w:type="dxa"/>
-            <w:tcBorders>
-              <w:top w:val="single" w:sz="4" w:space="0" w:color="76CDD8"/>
-              <w:left w:val="single" w:sz="4" w:space="0" w:color="76CDD8"/>
-              <w:bottom w:val="single" w:sz="4" w:space="0" w:color="76CDD8"/>
-              <w:right w:val="single" w:sz="4" w:space="0" w:color="76CDD8"/>
-            </w:tcBorders>
-          </w:tcPr>
-          <w:p>
-            <w:pPr>
-              <w:pStyle w:val="a2"/>
-              <w:ind w:left="360"/>
-            </w:pPr>
-            <w:proofErr w:type="gramStart"/>
-            <w:r>
-              <w:t>Varchar(</w:t>
-            </w:r>
-            <w:proofErr w:type="gramEnd"/>
-            <w:r>
-              <w:t>64)</w:t>
-            </w:r>
-          </w:p>
-        </w:tc>
-      </w:tr>
-      <w:tr>
-        <w:trPr>
-          <w:trHeight w:val="432"/>
-        </w:trPr>
-        <w:tc>
-          <w:tcPr>
-            <w:tcW w:w="3073" w:type="dxa"/>
-            <w:tcBorders>
-              <w:top w:val="single" w:sz="4" w:space="0" w:color="76CDD8"/>
-              <w:left w:val="single" w:sz="4" w:space="0" w:color="76CDD8"/>
-              <w:bottom w:val="single" w:sz="4" w:space="0" w:color="76CDD8"/>
-              <w:right w:val="single" w:sz="4" w:space="0" w:color="76CDD8"/>
-            </w:tcBorders>
-          </w:tcPr>
-          <w:p>
-            <w:pPr>
-              <w:pStyle w:val="a2"/>
-              <w:ind w:left="360"/>
-            </w:pPr>
             <w:r>
               <w:lastRenderedPageBreak/>
-              <w:t>Week</w:t>
-            </w:r>
-          </w:p>
-        </w:tc>
-        <w:tc>
-          <w:tcPr>
-            <w:tcW w:w="3330" w:type="dxa"/>
-            <w:tcBorders>
-              <w:top w:val="single" w:sz="4" w:space="0" w:color="76CDD8"/>
-              <w:left w:val="single" w:sz="4" w:space="0" w:color="76CDD8"/>
-              <w:bottom w:val="single" w:sz="4" w:space="0" w:color="76CDD8"/>
-              <w:right w:val="single" w:sz="4" w:space="0" w:color="76CDD8"/>
-            </w:tcBorders>
-          </w:tcPr>
-          <w:p>
-            <w:pPr>
-              <w:pStyle w:val="a2"/>
-              <w:ind w:left="360"/>
-            </w:pPr>
-            <w:r>
-              <w:t>Week number of the year</w:t>
-            </w:r>
-            <w:r>
-              <w:t>, NOT NULL</w:t>
-            </w:r>
-          </w:p>
-        </w:tc>
-        <w:tc>
-          <w:tcPr>
-            <w:tcW w:w="2790" w:type="dxa"/>
-            <w:tcBorders>
-              <w:top w:val="single" w:sz="4" w:space="0" w:color="76CDD8"/>
-              <w:left w:val="single" w:sz="4" w:space="0" w:color="76CDD8"/>
-              <w:bottom w:val="single" w:sz="4" w:space="0" w:color="76CDD8"/>
-              <w:right w:val="single" w:sz="4" w:space="0" w:color="76CDD8"/>
-            </w:tcBorders>
-          </w:tcPr>
-          <w:p>
-            <w:pPr>
-              <w:pStyle w:val="a2"/>
-              <w:ind w:left="360"/>
-            </w:pPr>
-            <w:r>
-              <w:t>INT</w:t>
-            </w:r>
-          </w:p>
-        </w:tc>
-      </w:tr>
-      <w:tr>
-        <w:trPr>
-          <w:trHeight w:val="432"/>
-        </w:trPr>
-        <w:tc>
-          <w:tcPr>
-            <w:tcW w:w="3073" w:type="dxa"/>
-            <w:tcBorders>
-              <w:top w:val="single" w:sz="4" w:space="0" w:color="76CDD8"/>
-              <w:left w:val="single" w:sz="4" w:space="0" w:color="76CDD8"/>
-              <w:bottom w:val="single" w:sz="4" w:space="0" w:color="76CDD8"/>
-              <w:right w:val="single" w:sz="4" w:space="0" w:color="76CDD8"/>
-            </w:tcBorders>
-          </w:tcPr>
-          <w:p>
-            <w:pPr>
-              <w:pStyle w:val="a2"/>
-              <w:ind w:left="360"/>
-            </w:pPr>
-            <w:proofErr w:type="spellStart"/>
-            <w:r>
-              <w:t>Qaurter</w:t>
-            </w:r>
-            <w:proofErr w:type="spellEnd"/>
-          </w:p>
-        </w:tc>
-        <w:tc>
-          <w:tcPr>
-            <w:tcW w:w="3330" w:type="dxa"/>
-            <w:tcBorders>
-              <w:top w:val="single" w:sz="4" w:space="0" w:color="76CDD8"/>
-              <w:left w:val="single" w:sz="4" w:space="0" w:color="76CDD8"/>
-              <w:bottom w:val="single" w:sz="4" w:space="0" w:color="76CDD8"/>
-              <w:right w:val="single" w:sz="4" w:space="0" w:color="76CDD8"/>
-            </w:tcBorders>
-          </w:tcPr>
-          <w:p>
-            <w:pPr>
-              <w:pStyle w:val="a2"/>
-              <w:ind w:left="360"/>
-            </w:pPr>
-            <w:r>
-              <w:t>Quarter of the year, NOT NULL</w:t>
-            </w:r>
-          </w:p>
-        </w:tc>
-        <w:tc>
-          <w:tcPr>
-            <w:tcW w:w="2790" w:type="dxa"/>
-            <w:tcBorders>
-              <w:top w:val="single" w:sz="4" w:space="0" w:color="76CDD8"/>
-              <w:left w:val="single" w:sz="4" w:space="0" w:color="76CDD8"/>
-              <w:bottom w:val="single" w:sz="4" w:space="0" w:color="76CDD8"/>
-              <w:right w:val="single" w:sz="4" w:space="0" w:color="76CDD8"/>
-            </w:tcBorders>
-          </w:tcPr>
-          <w:p>
-            <w:pPr>
-              <w:pStyle w:val="a2"/>
-              <w:ind w:left="360"/>
-            </w:pPr>
-            <w:r>
-              <w:t>INT</w:t>
-            </w:r>
-          </w:p>
-        </w:tc>
-      </w:tr>
-      <w:tr>
-        <w:trPr>
-          <w:trHeight w:val="432"/>
-        </w:trPr>
-        <w:tc>
-          <w:tcPr>
-            <w:tcW w:w="3073" w:type="dxa"/>
-            <w:tcBorders>
-              <w:top w:val="single" w:sz="4" w:space="0" w:color="76CDD8"/>
-              <w:left w:val="single" w:sz="4" w:space="0" w:color="76CDD8"/>
-              <w:bottom w:val="single" w:sz="4" w:space="0" w:color="76CDD8"/>
-              <w:right w:val="single" w:sz="4" w:space="0" w:color="76CDD8"/>
-            </w:tcBorders>
-          </w:tcPr>
-          <w:p>
-            <w:pPr>
-              <w:pStyle w:val="a2"/>
-              <w:ind w:left="360"/>
-            </w:pPr>
-            <w:r>
               <w:t>Year</w:t>
             </w:r>
           </w:p>
@@ -8804,10 +8244,7 @@
               <w:t xml:space="preserve">Unique identifier for </w:t>
             </w:r>
             <w:r>
-              <w:t>customer</w:t>
-            </w:r>
-            <w:r>
-              <w:t>, PK</w:t>
+              <w:t>customer, PK</w:t>
             </w:r>
           </w:p>
         </w:tc>
@@ -9037,10 +8474,7 @@
               <w:t xml:space="preserve">Customer's </w:t>
             </w:r>
             <w:r>
-              <w:t>phone</w:t>
-            </w:r>
-            <w:r>
-              <w:t>, NOT NULL</w:t>
+              <w:t>phone, NOT NULL</w:t>
             </w:r>
           </w:p>
         </w:tc>
@@ -9207,10 +8641,7 @@
             </w:pPr>
             <w:proofErr w:type="spellStart"/>
             <w:r>
-              <w:t>Cust_</w:t>
-            </w:r>
-            <w:r>
-              <w:t>Phone_Number</w:t>
+              <w:t>Cust_Phone_Number</w:t>
             </w:r>
             <w:proofErr w:type="spellEnd"/>
           </w:p>
@@ -9438,10 +8869,7 @@
               <w:ind w:left="360"/>
             </w:pPr>
             <w:r>
-              <w:t>EMP</w:t>
-            </w:r>
-            <w:r>
-              <w:t>_ID</w:t>
+              <w:t>EMP_ID</w:t>
             </w:r>
           </w:p>
         </w:tc>
@@ -9465,10 +8893,7 @@
               <w:t xml:space="preserve">Unique identifier for </w:t>
             </w:r>
             <w:r>
-              <w:t>employee</w:t>
-            </w:r>
-            <w:r>
-              <w:t>, PK</w:t>
+              <w:t>employee, PK</w:t>
             </w:r>
           </w:p>
         </w:tc>
@@ -9516,10 +8941,7 @@
             </w:pPr>
             <w:proofErr w:type="spellStart"/>
             <w:r>
-              <w:t>EMP</w:t>
-            </w:r>
-            <w:r>
-              <w:t>_First_Name</w:t>
+              <w:t>EMP_First_Name</w:t>
             </w:r>
             <w:proofErr w:type="spellEnd"/>
           </w:p>
@@ -9599,10 +9021,7 @@
             </w:pPr>
             <w:proofErr w:type="spellStart"/>
             <w:r>
-              <w:t>EMP</w:t>
-            </w:r>
-            <w:r>
-              <w:t>_Last_Name</w:t>
+              <w:t>EMP_Last_Name</w:t>
             </w:r>
             <w:proofErr w:type="spellEnd"/>
           </w:p>
@@ -9866,7 +9285,13 @@
               <w:t xml:space="preserve"> </w:t>
             </w:r>
             <w:r>
-              <w:t>phone, NOT NULL</w:t>
+              <w:t>phone,</w:t>
+            </w:r>
+            <w:r>
+              <w:t xml:space="preserve"> Unique</w:t>
+            </w:r>
+            <w:r>
+              <w:t xml:space="preserve"> NOT NULL</w:t>
             </w:r>
           </w:p>
         </w:tc>
@@ -9909,7 +9334,6 @@
         <w:ind w:left="360"/>
       </w:pPr>
       <w:r>
-        <w:lastRenderedPageBreak/>
         <w:t>Example with filled data</w:t>
       </w:r>
     </w:p>
@@ -9965,10 +9389,7 @@
               <w:pStyle w:val="a2"/>
             </w:pPr>
             <w:r>
-              <w:t>EMP</w:t>
-            </w:r>
-            <w:r>
-              <w:t>_ID</w:t>
+              <w:t>EMP_ID</w:t>
             </w:r>
           </w:p>
         </w:tc>
@@ -9991,10 +9412,7 @@
             </w:pPr>
             <w:proofErr w:type="spellStart"/>
             <w:r>
-              <w:t>EMP</w:t>
-            </w:r>
-            <w:r>
-              <w:t>_First_Name</w:t>
+              <w:t>EMP_First_Name</w:t>
             </w:r>
             <w:proofErr w:type="spellEnd"/>
           </w:p>
@@ -10017,10 +9435,7 @@
             </w:pPr>
             <w:proofErr w:type="spellStart"/>
             <w:r>
-              <w:t>EMP</w:t>
-            </w:r>
-            <w:r>
-              <w:t>_First_Name</w:t>
+              <w:t>EMP_First_Name</w:t>
             </w:r>
             <w:proofErr w:type="spellEnd"/>
           </w:p>
@@ -10112,6 +9527,7 @@
               <w:pStyle w:val="a2"/>
             </w:pPr>
             <w:r>
+              <w:lastRenderedPageBreak/>
               <w:t>1</w:t>
             </w:r>
           </w:p>
@@ -10233,24 +9649,63 @@
       <w:pPr>
         <w:pStyle w:val="a2"/>
         <w:ind w:left="360"/>
-      </w:pPr>
-      <w:r>
         <w:rPr>
           <w:b/>
           <w:bCs/>
         </w:rPr>
-        <w:t>Discount Dimension</w:t>
+      </w:pPr>
+      <w:r>
+        <w:rPr>
+          <w:b/>
+          <w:bCs/>
+        </w:rPr>
+        <w:t>+</w:t>
+      </w:r>
+    </w:p>
+    <w:p>
+      <w:pPr>
+        <w:pStyle w:val="a2"/>
+        <w:ind w:left="360"/>
+        <w:rPr>
+          <w:b/>
+          <w:bCs/>
+        </w:rPr>
+      </w:pPr>
+    </w:p>
+    <w:p>
+      <w:pPr>
+        <w:pStyle w:val="a2"/>
+        <w:ind w:left="360"/>
+        <w:rPr>
+          <w:sz w:val="28"/>
+          <w:szCs w:val="28"/>
+        </w:rPr>
+      </w:pPr>
+      <w:r>
+        <w:rPr>
+          <w:b/>
+          <w:bCs/>
+        </w:rPr>
+        <w:t>Point</w:t>
+      </w:r>
+      <w:r>
+        <w:rPr>
+          <w:b/>
+          <w:bCs/>
+        </w:rPr>
+        <w:t xml:space="preserve"> Dimension</w:t>
+      </w:r>
+      <w:r>
+        <w:rPr>
+          <w:b/>
+          <w:bCs/>
+        </w:rPr>
+        <w:t xml:space="preserve"> (Not Dimension, but part of the employee dimension)</w:t>
       </w:r>
       <w:r>
         <w:br/>
-        <w:t>Describes the discounts applied to transactions.</w:t>
-      </w:r>
-    </w:p>
-    <w:p>
-      <w:pPr>
-        <w:pStyle w:val="a2"/>
-        <w:ind w:left="360"/>
-      </w:pPr>
+        <w:t>Describes the hierarchical geographic details of where transactions occur, from country to specific outlet.</w:t>
+      </w:r>
     </w:p>
     <w:tbl>
       <w:tblPr>
@@ -10365,10 +9820,7 @@
             </w:pPr>
             <w:proofErr w:type="spellStart"/>
             <w:r>
-              <w:t>Discount</w:t>
-            </w:r>
-            <w:r>
-              <w:t>_ID</w:t>
+              <w:t>Point_ID</w:t>
             </w:r>
             <w:proofErr w:type="spellEnd"/>
           </w:p>
@@ -10393,10 +9845,7 @@
               <w:t xml:space="preserve">Unique identifier for </w:t>
             </w:r>
             <w:r>
-              <w:t>discount</w:t>
-            </w:r>
-            <w:r>
-              <w:t>, PK</w:t>
+              <w:t>point, PK</w:t>
             </w:r>
           </w:p>
         </w:tc>
@@ -10444,13 +9893,10 @@
             </w:pPr>
             <w:proofErr w:type="spellStart"/>
             <w:r>
-              <w:t>Discount_</w:t>
-            </w:r>
-            <w:r>
-              <w:t>P</w:t>
-            </w:r>
-            <w:r>
-              <w:t>ercentage</w:t>
+              <w:t>Point_</w:t>
+            </w:r>
+            <w:r>
+              <w:t>Name</w:t>
             </w:r>
             <w:proofErr w:type="spellEnd"/>
           </w:p>
@@ -10472,10 +9918,10 @@
               <w:ind w:left="360"/>
             </w:pPr>
             <w:r>
-              <w:t>Percentage of discount</w:t>
-            </w:r>
-            <w:r>
-              <w:t>, NOT NULL</w:t>
+              <w:t xml:space="preserve">Name of the </w:t>
+            </w:r>
+            <w:r>
+              <w:t xml:space="preserve">point, NOT NULL </w:t>
             </w:r>
           </w:p>
         </w:tc>
@@ -10497,11 +9943,11 @@
             </w:pPr>
             <w:proofErr w:type="gramStart"/>
             <w:r>
-              <w:t>Decimal(</w:t>
+              <w:t>Varchar(</w:t>
             </w:r>
             <w:proofErr w:type="gramEnd"/>
             <w:r>
-              <w:t>2,2)</w:t>
+              <w:t>64)</w:t>
             </w:r>
           </w:p>
         </w:tc>
@@ -10527,9 +9973,1189 @@
             </w:pPr>
             <w:proofErr w:type="spellStart"/>
             <w:r>
+              <w:t>Address_ID</w:t>
+            </w:r>
+            <w:proofErr w:type="spellEnd"/>
+          </w:p>
+        </w:tc>
+        <w:tc>
+          <w:tcPr>
+            <w:tcW w:w="3330" w:type="dxa"/>
+            <w:tcBorders>
+              <w:top w:val="single" w:sz="4" w:space="0" w:color="76CDD8"/>
+              <w:left w:val="single" w:sz="4" w:space="0" w:color="76CDD8"/>
+              <w:bottom w:val="single" w:sz="4" w:space="0" w:color="76CDD8"/>
+              <w:right w:val="single" w:sz="4" w:space="0" w:color="76CDD8"/>
+            </w:tcBorders>
+          </w:tcPr>
+          <w:p>
+            <w:pPr>
+              <w:pStyle w:val="a2"/>
+              <w:ind w:left="360"/>
+            </w:pPr>
+            <w:r>
+              <w:t xml:space="preserve">Unique identifier for </w:t>
+            </w:r>
+            <w:r>
+              <w:t>address, NOT NULL</w:t>
+            </w:r>
+          </w:p>
+        </w:tc>
+        <w:tc>
+          <w:tcPr>
+            <w:tcW w:w="2790" w:type="dxa"/>
+            <w:tcBorders>
+              <w:top w:val="single" w:sz="4" w:space="0" w:color="76CDD8"/>
+              <w:left w:val="single" w:sz="4" w:space="0" w:color="76CDD8"/>
+              <w:bottom w:val="single" w:sz="4" w:space="0" w:color="76CDD8"/>
+              <w:right w:val="single" w:sz="4" w:space="0" w:color="76CDD8"/>
+            </w:tcBorders>
+          </w:tcPr>
+          <w:p>
+            <w:pPr>
+              <w:pStyle w:val="a2"/>
+              <w:ind w:left="360"/>
+            </w:pPr>
+            <w:r>
+              <w:t>BIGINT</w:t>
+            </w:r>
+          </w:p>
+        </w:tc>
+      </w:tr>
+      <w:tr>
+        <w:trPr>
+          <w:trHeight w:val="432"/>
+        </w:trPr>
+        <w:tc>
+          <w:tcPr>
+            <w:tcW w:w="3073" w:type="dxa"/>
+            <w:tcBorders>
+              <w:top w:val="single" w:sz="4" w:space="0" w:color="76CDD8"/>
+              <w:left w:val="single" w:sz="4" w:space="0" w:color="76CDD8"/>
+              <w:bottom w:val="single" w:sz="4" w:space="0" w:color="76CDD8"/>
+              <w:right w:val="single" w:sz="4" w:space="0" w:color="76CDD8"/>
+            </w:tcBorders>
+          </w:tcPr>
+          <w:p>
+            <w:pPr>
+              <w:pStyle w:val="a2"/>
+              <w:ind w:left="360"/>
+            </w:pPr>
+            <w:r>
+              <w:t>Address</w:t>
+            </w:r>
+          </w:p>
+        </w:tc>
+        <w:tc>
+          <w:tcPr>
+            <w:tcW w:w="3330" w:type="dxa"/>
+            <w:tcBorders>
+              <w:top w:val="single" w:sz="4" w:space="0" w:color="76CDD8"/>
+              <w:left w:val="single" w:sz="4" w:space="0" w:color="76CDD8"/>
+              <w:bottom w:val="single" w:sz="4" w:space="0" w:color="76CDD8"/>
+              <w:right w:val="single" w:sz="4" w:space="0" w:color="76CDD8"/>
+            </w:tcBorders>
+          </w:tcPr>
+          <w:p>
+            <w:pPr>
+              <w:pStyle w:val="a2"/>
+              <w:ind w:left="360"/>
+            </w:pPr>
+            <w:r>
+              <w:t>Address, NOT NULL</w:t>
+            </w:r>
+          </w:p>
+        </w:tc>
+        <w:tc>
+          <w:tcPr>
+            <w:tcW w:w="2790" w:type="dxa"/>
+            <w:tcBorders>
+              <w:top w:val="single" w:sz="4" w:space="0" w:color="76CDD8"/>
+              <w:left w:val="single" w:sz="4" w:space="0" w:color="76CDD8"/>
+              <w:bottom w:val="single" w:sz="4" w:space="0" w:color="76CDD8"/>
+              <w:right w:val="single" w:sz="4" w:space="0" w:color="76CDD8"/>
+            </w:tcBorders>
+          </w:tcPr>
+          <w:p>
+            <w:pPr>
+              <w:pStyle w:val="a2"/>
+              <w:ind w:left="360"/>
+            </w:pPr>
+            <w:proofErr w:type="gramStart"/>
+            <w:r>
+              <w:t>Varchar(</w:t>
+            </w:r>
+            <w:proofErr w:type="gramEnd"/>
+            <w:r>
+              <w:t>64)</w:t>
+            </w:r>
+          </w:p>
+        </w:tc>
+      </w:tr>
+      <w:tr>
+        <w:trPr>
+          <w:trHeight w:val="432"/>
+        </w:trPr>
+        <w:tc>
+          <w:tcPr>
+            <w:tcW w:w="3073" w:type="dxa"/>
+            <w:tcBorders>
+              <w:top w:val="single" w:sz="4" w:space="0" w:color="76CDD8"/>
+              <w:left w:val="single" w:sz="4" w:space="0" w:color="76CDD8"/>
+              <w:bottom w:val="single" w:sz="4" w:space="0" w:color="76CDD8"/>
+              <w:right w:val="single" w:sz="4" w:space="0" w:color="76CDD8"/>
+            </w:tcBorders>
+          </w:tcPr>
+          <w:p>
+            <w:pPr>
+              <w:pStyle w:val="a2"/>
+              <w:ind w:left="360"/>
+            </w:pPr>
+            <w:proofErr w:type="spellStart"/>
+            <w:r>
+              <w:t>City_ID</w:t>
+            </w:r>
+            <w:proofErr w:type="spellEnd"/>
+          </w:p>
+        </w:tc>
+        <w:tc>
+          <w:tcPr>
+            <w:tcW w:w="3330" w:type="dxa"/>
+            <w:tcBorders>
+              <w:top w:val="single" w:sz="4" w:space="0" w:color="76CDD8"/>
+              <w:left w:val="single" w:sz="4" w:space="0" w:color="76CDD8"/>
+              <w:bottom w:val="single" w:sz="4" w:space="0" w:color="76CDD8"/>
+              <w:right w:val="single" w:sz="4" w:space="0" w:color="76CDD8"/>
+            </w:tcBorders>
+          </w:tcPr>
+          <w:p>
+            <w:pPr>
+              <w:pStyle w:val="a2"/>
+              <w:ind w:left="360"/>
+            </w:pPr>
+            <w:r>
+              <w:t>I</w:t>
+            </w:r>
+            <w:r>
+              <w:t xml:space="preserve">dentifier </w:t>
+            </w:r>
+            <w:r>
+              <w:t>of</w:t>
+            </w:r>
+            <w:r>
+              <w:t xml:space="preserve"> </w:t>
+            </w:r>
+            <w:r>
+              <w:t>city, NOT NULL</w:t>
+            </w:r>
+          </w:p>
+        </w:tc>
+        <w:tc>
+          <w:tcPr>
+            <w:tcW w:w="2790" w:type="dxa"/>
+            <w:tcBorders>
+              <w:top w:val="single" w:sz="4" w:space="0" w:color="76CDD8"/>
+              <w:left w:val="single" w:sz="4" w:space="0" w:color="76CDD8"/>
+              <w:bottom w:val="single" w:sz="4" w:space="0" w:color="76CDD8"/>
+              <w:right w:val="single" w:sz="4" w:space="0" w:color="76CDD8"/>
+            </w:tcBorders>
+          </w:tcPr>
+          <w:p>
+            <w:pPr>
+              <w:pStyle w:val="a2"/>
+              <w:ind w:left="360"/>
+            </w:pPr>
+            <w:r>
+              <w:t>BIGINT</w:t>
+            </w:r>
+          </w:p>
+        </w:tc>
+      </w:tr>
+      <w:tr>
+        <w:trPr>
+          <w:trHeight w:val="432"/>
+        </w:trPr>
+        <w:tc>
+          <w:tcPr>
+            <w:tcW w:w="3073" w:type="dxa"/>
+            <w:tcBorders>
+              <w:top w:val="single" w:sz="4" w:space="0" w:color="76CDD8"/>
+              <w:left w:val="single" w:sz="4" w:space="0" w:color="76CDD8"/>
+              <w:bottom w:val="single" w:sz="4" w:space="0" w:color="76CDD8"/>
+              <w:right w:val="single" w:sz="4" w:space="0" w:color="76CDD8"/>
+            </w:tcBorders>
+          </w:tcPr>
+          <w:p>
+            <w:pPr>
+              <w:pStyle w:val="a2"/>
+              <w:ind w:left="360"/>
+            </w:pPr>
+            <w:proofErr w:type="spellStart"/>
+            <w:r>
+              <w:t>City_Name</w:t>
+            </w:r>
+            <w:proofErr w:type="spellEnd"/>
+          </w:p>
+        </w:tc>
+        <w:tc>
+          <w:tcPr>
+            <w:tcW w:w="3330" w:type="dxa"/>
+            <w:tcBorders>
+              <w:top w:val="single" w:sz="4" w:space="0" w:color="76CDD8"/>
+              <w:left w:val="single" w:sz="4" w:space="0" w:color="76CDD8"/>
+              <w:bottom w:val="single" w:sz="4" w:space="0" w:color="76CDD8"/>
+              <w:right w:val="single" w:sz="4" w:space="0" w:color="76CDD8"/>
+            </w:tcBorders>
+          </w:tcPr>
+          <w:p>
+            <w:pPr>
+              <w:pStyle w:val="a2"/>
+              <w:ind w:left="360"/>
+            </w:pPr>
+            <w:r>
+              <w:t>Name of the city, NOT NULL</w:t>
+            </w:r>
+          </w:p>
+        </w:tc>
+        <w:tc>
+          <w:tcPr>
+            <w:tcW w:w="2790" w:type="dxa"/>
+            <w:tcBorders>
+              <w:top w:val="single" w:sz="4" w:space="0" w:color="76CDD8"/>
+              <w:left w:val="single" w:sz="4" w:space="0" w:color="76CDD8"/>
+              <w:bottom w:val="single" w:sz="4" w:space="0" w:color="76CDD8"/>
+              <w:right w:val="single" w:sz="4" w:space="0" w:color="76CDD8"/>
+            </w:tcBorders>
+          </w:tcPr>
+          <w:p>
+            <w:pPr>
+              <w:pStyle w:val="a2"/>
+              <w:ind w:left="360"/>
+            </w:pPr>
+            <w:proofErr w:type="gramStart"/>
+            <w:r>
+              <w:t>Varchar(</w:t>
+            </w:r>
+            <w:proofErr w:type="gramEnd"/>
+            <w:r>
+              <w:t>64)</w:t>
+            </w:r>
+          </w:p>
+        </w:tc>
+      </w:tr>
+      <w:tr>
+        <w:trPr>
+          <w:trHeight w:val="432"/>
+        </w:trPr>
+        <w:tc>
+          <w:tcPr>
+            <w:tcW w:w="3073" w:type="dxa"/>
+            <w:tcBorders>
+              <w:top w:val="single" w:sz="4" w:space="0" w:color="76CDD8"/>
+              <w:left w:val="single" w:sz="4" w:space="0" w:color="76CDD8"/>
+              <w:bottom w:val="single" w:sz="4" w:space="0" w:color="76CDD8"/>
+              <w:right w:val="single" w:sz="4" w:space="0" w:color="76CDD8"/>
+            </w:tcBorders>
+          </w:tcPr>
+          <w:p>
+            <w:pPr>
+              <w:pStyle w:val="a2"/>
+              <w:ind w:left="360"/>
+            </w:pPr>
+            <w:proofErr w:type="spellStart"/>
+            <w:r>
+              <w:t>Country_ID</w:t>
+            </w:r>
+            <w:proofErr w:type="spellEnd"/>
+          </w:p>
+        </w:tc>
+        <w:tc>
+          <w:tcPr>
+            <w:tcW w:w="3330" w:type="dxa"/>
+            <w:tcBorders>
+              <w:top w:val="single" w:sz="4" w:space="0" w:color="76CDD8"/>
+              <w:left w:val="single" w:sz="4" w:space="0" w:color="76CDD8"/>
+              <w:bottom w:val="single" w:sz="4" w:space="0" w:color="76CDD8"/>
+              <w:right w:val="single" w:sz="4" w:space="0" w:color="76CDD8"/>
+            </w:tcBorders>
+          </w:tcPr>
+          <w:p>
+            <w:pPr>
+              <w:pStyle w:val="a2"/>
+              <w:ind w:left="360"/>
+            </w:pPr>
+            <w:r>
+              <w:t>I</w:t>
+            </w:r>
+            <w:r>
+              <w:t>dentifier</w:t>
+            </w:r>
+            <w:r>
+              <w:t xml:space="preserve"> of country, NOT NULL</w:t>
+            </w:r>
+          </w:p>
+        </w:tc>
+        <w:tc>
+          <w:tcPr>
+            <w:tcW w:w="2790" w:type="dxa"/>
+            <w:tcBorders>
+              <w:top w:val="single" w:sz="4" w:space="0" w:color="76CDD8"/>
+              <w:left w:val="single" w:sz="4" w:space="0" w:color="76CDD8"/>
+              <w:bottom w:val="single" w:sz="4" w:space="0" w:color="76CDD8"/>
+              <w:right w:val="single" w:sz="4" w:space="0" w:color="76CDD8"/>
+            </w:tcBorders>
+          </w:tcPr>
+          <w:p>
+            <w:pPr>
+              <w:pStyle w:val="a2"/>
+              <w:ind w:left="360"/>
+            </w:pPr>
+            <w:r>
+              <w:t>BIGINT</w:t>
+            </w:r>
+          </w:p>
+        </w:tc>
+      </w:tr>
+      <w:tr>
+        <w:trPr>
+          <w:trHeight w:val="432"/>
+        </w:trPr>
+        <w:tc>
+          <w:tcPr>
+            <w:tcW w:w="3073" w:type="dxa"/>
+            <w:tcBorders>
+              <w:top w:val="single" w:sz="4" w:space="0" w:color="76CDD8"/>
+              <w:left w:val="single" w:sz="4" w:space="0" w:color="76CDD8"/>
+              <w:bottom w:val="single" w:sz="4" w:space="0" w:color="76CDD8"/>
+              <w:right w:val="single" w:sz="4" w:space="0" w:color="76CDD8"/>
+            </w:tcBorders>
+          </w:tcPr>
+          <w:p>
+            <w:pPr>
+              <w:pStyle w:val="a2"/>
+              <w:ind w:left="360"/>
+            </w:pPr>
+            <w:proofErr w:type="spellStart"/>
+            <w:r>
+              <w:t>Country_Name</w:t>
+            </w:r>
+            <w:proofErr w:type="spellEnd"/>
+          </w:p>
+        </w:tc>
+        <w:tc>
+          <w:tcPr>
+            <w:tcW w:w="3330" w:type="dxa"/>
+            <w:tcBorders>
+              <w:top w:val="single" w:sz="4" w:space="0" w:color="76CDD8"/>
+              <w:left w:val="single" w:sz="4" w:space="0" w:color="76CDD8"/>
+              <w:bottom w:val="single" w:sz="4" w:space="0" w:color="76CDD8"/>
+              <w:right w:val="single" w:sz="4" w:space="0" w:color="76CDD8"/>
+            </w:tcBorders>
+          </w:tcPr>
+          <w:p>
+            <w:pPr>
+              <w:pStyle w:val="a2"/>
+              <w:ind w:left="360"/>
+            </w:pPr>
+            <w:r>
+              <w:t>Name of the Country, NOT NULL</w:t>
+            </w:r>
+          </w:p>
+        </w:tc>
+        <w:tc>
+          <w:tcPr>
+            <w:tcW w:w="2790" w:type="dxa"/>
+            <w:tcBorders>
+              <w:top w:val="single" w:sz="4" w:space="0" w:color="76CDD8"/>
+              <w:left w:val="single" w:sz="4" w:space="0" w:color="76CDD8"/>
+              <w:bottom w:val="single" w:sz="4" w:space="0" w:color="76CDD8"/>
+              <w:right w:val="single" w:sz="4" w:space="0" w:color="76CDD8"/>
+            </w:tcBorders>
+          </w:tcPr>
+          <w:p>
+            <w:pPr>
+              <w:pStyle w:val="a2"/>
+              <w:ind w:left="360"/>
+            </w:pPr>
+            <w:proofErr w:type="gramStart"/>
+            <w:r>
+              <w:t>Varchar(</w:t>
+            </w:r>
+            <w:proofErr w:type="gramEnd"/>
+            <w:r>
+              <w:t>64)</w:t>
+            </w:r>
+          </w:p>
+        </w:tc>
+      </w:tr>
+    </w:tbl>
+    <w:p>
+      <w:pPr>
+        <w:pStyle w:val="a2"/>
+        <w:ind w:left="360"/>
+      </w:pPr>
+    </w:p>
+    <w:p>
+      <w:pPr>
+        <w:pStyle w:val="a2"/>
+        <w:ind w:left="360"/>
+      </w:pPr>
+      <w:r>
+        <w:t>Example with filled data</w:t>
+      </w:r>
+    </w:p>
+    <w:p>
+      <w:pPr>
+        <w:pStyle w:val="a2"/>
+        <w:ind w:left="360"/>
+      </w:pPr>
+    </w:p>
+    <w:tbl>
+      <w:tblPr>
+        <w:tblW w:w="0" w:type="auto"/>
+        <w:tblInd w:w="-5" w:type="dxa"/>
+        <w:tblBorders>
+          <w:top w:val="single" w:sz="4" w:space="0" w:color="76CDD8"/>
+          <w:left w:val="single" w:sz="4" w:space="0" w:color="76CDD8"/>
+          <w:bottom w:val="single" w:sz="4" w:space="0" w:color="76CDD8"/>
+          <w:right w:val="single" w:sz="4" w:space="0" w:color="76CDD8"/>
+          <w:insideH w:val="single" w:sz="4" w:space="0" w:color="76CDD8"/>
+          <w:insideV w:val="single" w:sz="4" w:space="0" w:color="76CDD8"/>
+        </w:tblBorders>
+        <w:tblLayout w:type="fixed"/>
+        <w:tblLook w:val="04A0" w:firstRow="1" w:lastRow="0" w:firstColumn="1" w:lastColumn="0" w:noHBand="0" w:noVBand="1"/>
+      </w:tblPr>
+      <w:tblGrid>
+        <w:gridCol w:w="2302"/>
+        <w:gridCol w:w="2302"/>
+        <w:gridCol w:w="2302"/>
+        <w:gridCol w:w="2302"/>
+      </w:tblGrid>
+      <w:tr>
+        <w:trPr>
+          <w:trHeight w:val="292"/>
+        </w:trPr>
+        <w:tc>
+          <w:tcPr>
+            <w:tcW w:w="2302" w:type="dxa"/>
+            <w:tcBorders>
+              <w:top w:val="single" w:sz="4" w:space="0" w:color="76CDD8"/>
+              <w:left w:val="single" w:sz="4" w:space="0" w:color="76CDD8"/>
+              <w:bottom w:val="single" w:sz="4" w:space="0" w:color="76CDD8"/>
+              <w:right w:val="single" w:sz="4" w:space="0" w:color="76CDD8"/>
+            </w:tcBorders>
+            <w:shd w:val="clear" w:color="auto" w:fill="76CDD8"/>
+            <w:hideMark/>
+          </w:tcPr>
+          <w:p>
+            <w:pPr>
+              <w:pStyle w:val="a2"/>
+              <w:ind w:left="360"/>
+            </w:pPr>
+            <w:proofErr w:type="spellStart"/>
+            <w:r>
+              <w:t>Point_ID</w:t>
+            </w:r>
+            <w:proofErr w:type="spellEnd"/>
+          </w:p>
+        </w:tc>
+        <w:tc>
+          <w:tcPr>
+            <w:tcW w:w="2302" w:type="dxa"/>
+            <w:tcBorders>
+              <w:top w:val="single" w:sz="4" w:space="0" w:color="76CDD8"/>
+              <w:left w:val="single" w:sz="4" w:space="0" w:color="76CDD8"/>
+              <w:bottom w:val="single" w:sz="4" w:space="0" w:color="76CDD8"/>
+              <w:right w:val="single" w:sz="4" w:space="0" w:color="76CDD8"/>
+            </w:tcBorders>
+            <w:shd w:val="clear" w:color="auto" w:fill="76CDD8"/>
+            <w:hideMark/>
+          </w:tcPr>
+          <w:p>
+            <w:pPr>
+              <w:pStyle w:val="a2"/>
+              <w:ind w:left="360"/>
+            </w:pPr>
+            <w:proofErr w:type="spellStart"/>
+            <w:r>
+              <w:t>Point_Name</w:t>
+            </w:r>
+            <w:proofErr w:type="spellEnd"/>
+          </w:p>
+        </w:tc>
+        <w:tc>
+          <w:tcPr>
+            <w:tcW w:w="2302" w:type="dxa"/>
+            <w:tcBorders>
+              <w:top w:val="single" w:sz="4" w:space="0" w:color="76CDD8"/>
+              <w:left w:val="single" w:sz="4" w:space="0" w:color="76CDD8"/>
+              <w:bottom w:val="single" w:sz="4" w:space="0" w:color="76CDD8"/>
+              <w:right w:val="single" w:sz="4" w:space="0" w:color="76CDD8"/>
+            </w:tcBorders>
+            <w:shd w:val="clear" w:color="auto" w:fill="76CDD8"/>
+            <w:hideMark/>
+          </w:tcPr>
+          <w:p>
+            <w:pPr>
+              <w:pStyle w:val="a2"/>
+              <w:ind w:left="360"/>
+            </w:pPr>
+            <w:proofErr w:type="spellStart"/>
+            <w:r>
+              <w:t>Address_ID</w:t>
+            </w:r>
+            <w:proofErr w:type="spellEnd"/>
+          </w:p>
+        </w:tc>
+        <w:tc>
+          <w:tcPr>
+            <w:tcW w:w="2302" w:type="dxa"/>
+            <w:tcBorders>
+              <w:top w:val="single" w:sz="4" w:space="0" w:color="76CDD8"/>
+              <w:left w:val="single" w:sz="4" w:space="0" w:color="76CDD8"/>
+              <w:bottom w:val="single" w:sz="4" w:space="0" w:color="76CDD8"/>
+              <w:right w:val="single" w:sz="4" w:space="0" w:color="76CDD8"/>
+            </w:tcBorders>
+            <w:shd w:val="clear" w:color="auto" w:fill="76CDD8"/>
+            <w:hideMark/>
+          </w:tcPr>
+          <w:p>
+            <w:pPr>
+              <w:pStyle w:val="a2"/>
+              <w:ind w:left="360"/>
+            </w:pPr>
+            <w:r>
+              <w:t>Address</w:t>
+            </w:r>
+            <w:r>
+              <w:t xml:space="preserve"> </w:t>
+            </w:r>
+          </w:p>
+        </w:tc>
+      </w:tr>
+      <w:tr>
+        <w:trPr>
+          <w:trHeight w:val="432"/>
+        </w:trPr>
+        <w:tc>
+          <w:tcPr>
+            <w:tcW w:w="2302" w:type="dxa"/>
+            <w:tcBorders>
+              <w:top w:val="single" w:sz="4" w:space="0" w:color="76CDD8"/>
+              <w:left w:val="single" w:sz="4" w:space="0" w:color="76CDD8"/>
+              <w:bottom w:val="single" w:sz="4" w:space="0" w:color="76CDD8"/>
+              <w:right w:val="single" w:sz="4" w:space="0" w:color="76CDD8"/>
+            </w:tcBorders>
+            <w:hideMark/>
+          </w:tcPr>
+          <w:p>
+            <w:pPr>
+              <w:pStyle w:val="a2"/>
+              <w:ind w:left="360"/>
+            </w:pPr>
+            <w:r>
+              <w:t xml:space="preserve"> 1</w:t>
+            </w:r>
+          </w:p>
+        </w:tc>
+        <w:tc>
+          <w:tcPr>
+            <w:tcW w:w="2302" w:type="dxa"/>
+            <w:tcBorders>
+              <w:top w:val="single" w:sz="4" w:space="0" w:color="76CDD8"/>
+              <w:left w:val="single" w:sz="4" w:space="0" w:color="76CDD8"/>
+              <w:bottom w:val="single" w:sz="4" w:space="0" w:color="76CDD8"/>
+              <w:right w:val="single" w:sz="4" w:space="0" w:color="76CDD8"/>
+            </w:tcBorders>
+            <w:hideMark/>
+          </w:tcPr>
+          <w:p>
+            <w:pPr>
+              <w:pStyle w:val="a2"/>
+              <w:ind w:left="360"/>
+            </w:pPr>
+            <w:r>
+              <w:t>Balaji 1</w:t>
+            </w:r>
+          </w:p>
+        </w:tc>
+        <w:tc>
+          <w:tcPr>
+            <w:tcW w:w="2302" w:type="dxa"/>
+            <w:tcBorders>
+              <w:top w:val="single" w:sz="4" w:space="0" w:color="76CDD8"/>
+              <w:left w:val="single" w:sz="4" w:space="0" w:color="76CDD8"/>
+              <w:bottom w:val="single" w:sz="4" w:space="0" w:color="76CDD8"/>
+              <w:right w:val="single" w:sz="4" w:space="0" w:color="76CDD8"/>
+            </w:tcBorders>
+            <w:hideMark/>
+          </w:tcPr>
+          <w:p>
+            <w:pPr>
+              <w:pStyle w:val="a2"/>
+              <w:ind w:left="360"/>
+            </w:pPr>
+            <w:r>
+              <w:t>1</w:t>
+            </w:r>
+          </w:p>
+        </w:tc>
+        <w:tc>
+          <w:tcPr>
+            <w:tcW w:w="2302" w:type="dxa"/>
+            <w:tcBorders>
+              <w:top w:val="single" w:sz="4" w:space="0" w:color="76CDD8"/>
+              <w:left w:val="single" w:sz="4" w:space="0" w:color="76CDD8"/>
+              <w:bottom w:val="single" w:sz="4" w:space="0" w:color="76CDD8"/>
+              <w:right w:val="single" w:sz="4" w:space="0" w:color="76CDD8"/>
+            </w:tcBorders>
+            <w:hideMark/>
+          </w:tcPr>
+          <w:p>
+            <w:pPr>
+              <w:pStyle w:val="a2"/>
+              <w:ind w:left="360"/>
+            </w:pPr>
+            <w:r>
+              <w:t>Abay 99</w:t>
+            </w:r>
+          </w:p>
+        </w:tc>
+      </w:tr>
+    </w:tbl>
+    <w:p>
+      <w:pPr>
+        <w:pStyle w:val="a2"/>
+        <w:ind w:left="360"/>
+      </w:pPr>
+    </w:p>
+    <w:tbl>
+      <w:tblPr>
+        <w:tblW w:w="0" w:type="auto"/>
+        <w:tblInd w:w="-5" w:type="dxa"/>
+        <w:tblBorders>
+          <w:top w:val="single" w:sz="4" w:space="0" w:color="76CDD8"/>
+          <w:left w:val="single" w:sz="4" w:space="0" w:color="76CDD8"/>
+          <w:bottom w:val="single" w:sz="4" w:space="0" w:color="76CDD8"/>
+          <w:right w:val="single" w:sz="4" w:space="0" w:color="76CDD8"/>
+          <w:insideH w:val="single" w:sz="4" w:space="0" w:color="76CDD8"/>
+          <w:insideV w:val="single" w:sz="4" w:space="0" w:color="76CDD8"/>
+        </w:tblBorders>
+        <w:tblLayout w:type="fixed"/>
+        <w:tblLook w:val="04A0" w:firstRow="1" w:lastRow="0" w:firstColumn="1" w:lastColumn="0" w:noHBand="0" w:noVBand="1"/>
+      </w:tblPr>
+      <w:tblGrid>
+        <w:gridCol w:w="2302"/>
+        <w:gridCol w:w="2302"/>
+        <w:gridCol w:w="2302"/>
+        <w:gridCol w:w="2302"/>
+      </w:tblGrid>
+      <w:tr>
+        <w:trPr>
+          <w:trHeight w:val="292"/>
+        </w:trPr>
+        <w:tc>
+          <w:tcPr>
+            <w:tcW w:w="2302" w:type="dxa"/>
+            <w:tcBorders>
+              <w:top w:val="single" w:sz="4" w:space="0" w:color="76CDD8"/>
+              <w:left w:val="single" w:sz="4" w:space="0" w:color="76CDD8"/>
+              <w:bottom w:val="single" w:sz="4" w:space="0" w:color="76CDD8"/>
+              <w:right w:val="single" w:sz="4" w:space="0" w:color="76CDD8"/>
+            </w:tcBorders>
+            <w:shd w:val="clear" w:color="auto" w:fill="76CDD8"/>
+            <w:hideMark/>
+          </w:tcPr>
+          <w:p>
+            <w:pPr>
+              <w:pStyle w:val="a2"/>
+              <w:ind w:left="360"/>
+            </w:pPr>
+            <w:proofErr w:type="spellStart"/>
+            <w:r>
+              <w:t>City_ID</w:t>
+            </w:r>
+            <w:proofErr w:type="spellEnd"/>
+          </w:p>
+        </w:tc>
+        <w:tc>
+          <w:tcPr>
+            <w:tcW w:w="2302" w:type="dxa"/>
+            <w:tcBorders>
+              <w:top w:val="single" w:sz="4" w:space="0" w:color="76CDD8"/>
+              <w:left w:val="single" w:sz="4" w:space="0" w:color="76CDD8"/>
+              <w:bottom w:val="single" w:sz="4" w:space="0" w:color="76CDD8"/>
+              <w:right w:val="single" w:sz="4" w:space="0" w:color="76CDD8"/>
+            </w:tcBorders>
+            <w:shd w:val="clear" w:color="auto" w:fill="76CDD8"/>
+            <w:hideMark/>
+          </w:tcPr>
+          <w:p>
+            <w:pPr>
+              <w:pStyle w:val="a2"/>
+              <w:ind w:left="360"/>
+            </w:pPr>
+            <w:proofErr w:type="spellStart"/>
+            <w:r>
+              <w:t>City_Name</w:t>
+            </w:r>
+            <w:proofErr w:type="spellEnd"/>
+          </w:p>
+        </w:tc>
+        <w:tc>
+          <w:tcPr>
+            <w:tcW w:w="2302" w:type="dxa"/>
+            <w:tcBorders>
+              <w:top w:val="single" w:sz="4" w:space="0" w:color="76CDD8"/>
+              <w:left w:val="single" w:sz="4" w:space="0" w:color="76CDD8"/>
+              <w:bottom w:val="single" w:sz="4" w:space="0" w:color="76CDD8"/>
+              <w:right w:val="single" w:sz="4" w:space="0" w:color="76CDD8"/>
+            </w:tcBorders>
+            <w:shd w:val="clear" w:color="auto" w:fill="76CDD8"/>
+            <w:hideMark/>
+          </w:tcPr>
+          <w:p>
+            <w:pPr>
+              <w:pStyle w:val="a2"/>
+              <w:ind w:left="360"/>
+            </w:pPr>
+            <w:proofErr w:type="spellStart"/>
+            <w:r>
+              <w:t>Country_ID</w:t>
+            </w:r>
+            <w:proofErr w:type="spellEnd"/>
+          </w:p>
+        </w:tc>
+        <w:tc>
+          <w:tcPr>
+            <w:tcW w:w="2302" w:type="dxa"/>
+            <w:tcBorders>
+              <w:top w:val="single" w:sz="4" w:space="0" w:color="76CDD8"/>
+              <w:left w:val="single" w:sz="4" w:space="0" w:color="76CDD8"/>
+              <w:bottom w:val="single" w:sz="4" w:space="0" w:color="76CDD8"/>
+              <w:right w:val="single" w:sz="4" w:space="0" w:color="76CDD8"/>
+            </w:tcBorders>
+            <w:shd w:val="clear" w:color="auto" w:fill="76CDD8"/>
+            <w:hideMark/>
+          </w:tcPr>
+          <w:p>
+            <w:pPr>
+              <w:pStyle w:val="a2"/>
+              <w:ind w:left="360"/>
+            </w:pPr>
+            <w:proofErr w:type="spellStart"/>
+            <w:r>
+              <w:t>Country_Name</w:t>
+            </w:r>
+            <w:proofErr w:type="spellEnd"/>
+            <w:r>
+              <w:t xml:space="preserve"> </w:t>
+            </w:r>
+          </w:p>
+        </w:tc>
+      </w:tr>
+      <w:tr>
+        <w:trPr>
+          <w:trHeight w:val="432"/>
+        </w:trPr>
+        <w:tc>
+          <w:tcPr>
+            <w:tcW w:w="2302" w:type="dxa"/>
+            <w:tcBorders>
+              <w:top w:val="single" w:sz="4" w:space="0" w:color="76CDD8"/>
+              <w:left w:val="single" w:sz="4" w:space="0" w:color="76CDD8"/>
+              <w:bottom w:val="single" w:sz="4" w:space="0" w:color="76CDD8"/>
+              <w:right w:val="single" w:sz="4" w:space="0" w:color="76CDD8"/>
+            </w:tcBorders>
+            <w:hideMark/>
+          </w:tcPr>
+          <w:p>
+            <w:pPr>
+              <w:pStyle w:val="a2"/>
+              <w:ind w:left="360"/>
+            </w:pPr>
+            <w:r>
+              <w:t xml:space="preserve"> 1</w:t>
+            </w:r>
+          </w:p>
+        </w:tc>
+        <w:tc>
+          <w:tcPr>
+            <w:tcW w:w="2302" w:type="dxa"/>
+            <w:tcBorders>
+              <w:top w:val="single" w:sz="4" w:space="0" w:color="76CDD8"/>
+              <w:left w:val="single" w:sz="4" w:space="0" w:color="76CDD8"/>
+              <w:bottom w:val="single" w:sz="4" w:space="0" w:color="76CDD8"/>
+              <w:right w:val="single" w:sz="4" w:space="0" w:color="76CDD8"/>
+            </w:tcBorders>
+            <w:hideMark/>
+          </w:tcPr>
+          <w:p>
+            <w:pPr>
+              <w:pStyle w:val="a2"/>
+              <w:ind w:left="360"/>
+            </w:pPr>
+            <w:r>
+              <w:t>Almaty</w:t>
+            </w:r>
+          </w:p>
+        </w:tc>
+        <w:tc>
+          <w:tcPr>
+            <w:tcW w:w="2302" w:type="dxa"/>
+            <w:tcBorders>
+              <w:top w:val="single" w:sz="4" w:space="0" w:color="76CDD8"/>
+              <w:left w:val="single" w:sz="4" w:space="0" w:color="76CDD8"/>
+              <w:bottom w:val="single" w:sz="4" w:space="0" w:color="76CDD8"/>
+              <w:right w:val="single" w:sz="4" w:space="0" w:color="76CDD8"/>
+            </w:tcBorders>
+            <w:hideMark/>
+          </w:tcPr>
+          <w:p>
+            <w:pPr>
+              <w:pStyle w:val="a2"/>
+              <w:ind w:left="360"/>
+            </w:pPr>
+            <w:r>
+              <w:t>1</w:t>
+            </w:r>
+          </w:p>
+        </w:tc>
+        <w:tc>
+          <w:tcPr>
+            <w:tcW w:w="2302" w:type="dxa"/>
+            <w:tcBorders>
+              <w:top w:val="single" w:sz="4" w:space="0" w:color="76CDD8"/>
+              <w:left w:val="single" w:sz="4" w:space="0" w:color="76CDD8"/>
+              <w:bottom w:val="single" w:sz="4" w:space="0" w:color="76CDD8"/>
+              <w:right w:val="single" w:sz="4" w:space="0" w:color="76CDD8"/>
+            </w:tcBorders>
+            <w:hideMark/>
+          </w:tcPr>
+          <w:p>
+            <w:pPr>
+              <w:pStyle w:val="a2"/>
+              <w:ind w:left="360"/>
+            </w:pPr>
+            <w:r>
+              <w:t>Kazakhstan</w:t>
+            </w:r>
+          </w:p>
+        </w:tc>
+      </w:tr>
+    </w:tbl>
+    <w:p>
+      <w:pPr>
+        <w:pStyle w:val="a2"/>
+        <w:ind w:left="360"/>
+        <w:rPr>
+          <w:b/>
+          <w:bCs/>
+        </w:rPr>
+      </w:pPr>
+    </w:p>
+    <w:p>
+      <w:pPr>
+        <w:pStyle w:val="a2"/>
+        <w:ind w:left="360"/>
+        <w:rPr>
+          <w:b/>
+          <w:bCs/>
+        </w:rPr>
+      </w:pPr>
+    </w:p>
+    <w:p>
+      <w:pPr>
+        <w:pStyle w:val="a2"/>
+        <w:ind w:left="360"/>
+      </w:pPr>
+      <w:r>
+        <w:rPr>
+          <w:b/>
+          <w:bCs/>
+        </w:rPr>
+        <w:t>Discount Dimension</w:t>
+      </w:r>
+      <w:r>
+        <w:br/>
+        <w:t>Describes the discounts applied to transactions.</w:t>
+      </w:r>
+    </w:p>
+    <w:p>
+      <w:pPr>
+        <w:pStyle w:val="a2"/>
+        <w:ind w:left="360"/>
+      </w:pPr>
+    </w:p>
+    <w:tbl>
+      <w:tblPr>
+        <w:tblW w:w="0" w:type="auto"/>
+        <w:tblInd w:w="-5" w:type="dxa"/>
+        <w:tblBorders>
+          <w:top w:val="single" w:sz="4" w:space="0" w:color="76CDD8"/>
+          <w:left w:val="single" w:sz="4" w:space="0" w:color="76CDD8"/>
+          <w:bottom w:val="single" w:sz="4" w:space="0" w:color="76CDD8"/>
+          <w:right w:val="single" w:sz="4" w:space="0" w:color="76CDD8"/>
+          <w:insideH w:val="single" w:sz="4" w:space="0" w:color="76CDD8"/>
+          <w:insideV w:val="single" w:sz="4" w:space="0" w:color="76CDD8"/>
+        </w:tblBorders>
+        <w:tblLayout w:type="fixed"/>
+        <w:tblLook w:val="04A0" w:firstRow="1" w:lastRow="0" w:firstColumn="1" w:lastColumn="0" w:noHBand="0" w:noVBand="1"/>
+      </w:tblPr>
+      <w:tblGrid>
+        <w:gridCol w:w="3073"/>
+        <w:gridCol w:w="3330"/>
+        <w:gridCol w:w="2790"/>
+      </w:tblGrid>
+      <w:tr>
+        <w:trPr>
+          <w:trHeight w:val="292"/>
+        </w:trPr>
+        <w:tc>
+          <w:tcPr>
+            <w:tcW w:w="3073" w:type="dxa"/>
+            <w:tcBorders>
+              <w:top w:val="single" w:sz="4" w:space="0" w:color="76CDD8"/>
+              <w:left w:val="single" w:sz="4" w:space="0" w:color="76CDD8"/>
+              <w:bottom w:val="single" w:sz="4" w:space="0" w:color="76CDD8"/>
+              <w:right w:val="single" w:sz="4" w:space="0" w:color="76CDD8"/>
+            </w:tcBorders>
+            <w:shd w:val="clear" w:color="auto" w:fill="76CDD8"/>
+            <w:hideMark/>
+          </w:tcPr>
+          <w:p>
+            <w:pPr>
+              <w:pStyle w:val="a2"/>
+              <w:ind w:left="360"/>
+            </w:pPr>
+            <w:r>
+              <w:t xml:space="preserve">Column name </w:t>
+            </w:r>
+          </w:p>
+        </w:tc>
+        <w:tc>
+          <w:tcPr>
+            <w:tcW w:w="3330" w:type="dxa"/>
+            <w:tcBorders>
+              <w:top w:val="single" w:sz="4" w:space="0" w:color="76CDD8"/>
+              <w:left w:val="single" w:sz="4" w:space="0" w:color="76CDD8"/>
+              <w:bottom w:val="single" w:sz="4" w:space="0" w:color="76CDD8"/>
+              <w:right w:val="single" w:sz="4" w:space="0" w:color="76CDD8"/>
+            </w:tcBorders>
+            <w:shd w:val="clear" w:color="auto" w:fill="76CDD8"/>
+            <w:hideMark/>
+          </w:tcPr>
+          <w:p>
+            <w:pPr>
+              <w:pStyle w:val="a2"/>
+              <w:ind w:left="360"/>
+            </w:pPr>
+            <w:r>
+              <w:t xml:space="preserve">Description </w:t>
+            </w:r>
+          </w:p>
+        </w:tc>
+        <w:tc>
+          <w:tcPr>
+            <w:tcW w:w="2790" w:type="dxa"/>
+            <w:tcBorders>
+              <w:top w:val="single" w:sz="4" w:space="0" w:color="76CDD8"/>
+              <w:left w:val="single" w:sz="4" w:space="0" w:color="76CDD8"/>
+              <w:bottom w:val="single" w:sz="4" w:space="0" w:color="76CDD8"/>
+              <w:right w:val="single" w:sz="4" w:space="0" w:color="76CDD8"/>
+            </w:tcBorders>
+            <w:shd w:val="clear" w:color="auto" w:fill="76CDD8"/>
+            <w:hideMark/>
+          </w:tcPr>
+          <w:p>
+            <w:pPr>
+              <w:pStyle w:val="a2"/>
+              <w:ind w:left="360"/>
+            </w:pPr>
+            <w:r>
+              <w:t xml:space="preserve">Data Type </w:t>
+            </w:r>
+          </w:p>
+        </w:tc>
+      </w:tr>
+      <w:tr>
+        <w:trPr>
+          <w:trHeight w:val="432"/>
+        </w:trPr>
+        <w:tc>
+          <w:tcPr>
+            <w:tcW w:w="3073" w:type="dxa"/>
+            <w:tcBorders>
+              <w:top w:val="single" w:sz="4" w:space="0" w:color="76CDD8"/>
+              <w:left w:val="single" w:sz="4" w:space="0" w:color="76CDD8"/>
+              <w:bottom w:val="single" w:sz="4" w:space="0" w:color="76CDD8"/>
+              <w:right w:val="single" w:sz="4" w:space="0" w:color="76CDD8"/>
+            </w:tcBorders>
+            <w:hideMark/>
+          </w:tcPr>
+          <w:p>
+            <w:pPr>
+              <w:pStyle w:val="a2"/>
+              <w:ind w:left="360"/>
+            </w:pPr>
+            <w:proofErr w:type="spellStart"/>
+            <w:r>
+              <w:t>Discount_ID</w:t>
+            </w:r>
+            <w:proofErr w:type="spellEnd"/>
+          </w:p>
+        </w:tc>
+        <w:tc>
+          <w:tcPr>
+            <w:tcW w:w="3330" w:type="dxa"/>
+            <w:tcBorders>
+              <w:top w:val="single" w:sz="4" w:space="0" w:color="76CDD8"/>
+              <w:left w:val="single" w:sz="4" w:space="0" w:color="76CDD8"/>
+              <w:bottom w:val="single" w:sz="4" w:space="0" w:color="76CDD8"/>
+              <w:right w:val="single" w:sz="4" w:space="0" w:color="76CDD8"/>
+            </w:tcBorders>
+            <w:hideMark/>
+          </w:tcPr>
+          <w:p>
+            <w:pPr>
+              <w:pStyle w:val="a2"/>
+              <w:ind w:left="360"/>
+            </w:pPr>
+            <w:r>
+              <w:t xml:space="preserve">Unique identifier for </w:t>
+            </w:r>
+            <w:r>
+              <w:t>discount, PK</w:t>
+            </w:r>
+          </w:p>
+        </w:tc>
+        <w:tc>
+          <w:tcPr>
+            <w:tcW w:w="2790" w:type="dxa"/>
+            <w:tcBorders>
+              <w:top w:val="single" w:sz="4" w:space="0" w:color="76CDD8"/>
+              <w:left w:val="single" w:sz="4" w:space="0" w:color="76CDD8"/>
+              <w:bottom w:val="single" w:sz="4" w:space="0" w:color="76CDD8"/>
+              <w:right w:val="single" w:sz="4" w:space="0" w:color="76CDD8"/>
+            </w:tcBorders>
+            <w:hideMark/>
+          </w:tcPr>
+          <w:p>
+            <w:pPr>
+              <w:pStyle w:val="a2"/>
+              <w:ind w:left="360"/>
+            </w:pPr>
+            <w:r>
+              <w:t>BIGINT</w:t>
+            </w:r>
+          </w:p>
+        </w:tc>
+      </w:tr>
+      <w:tr>
+        <w:trPr>
+          <w:trHeight w:val="432"/>
+        </w:trPr>
+        <w:tc>
+          <w:tcPr>
+            <w:tcW w:w="3073" w:type="dxa"/>
+            <w:tcBorders>
+              <w:top w:val="single" w:sz="4" w:space="0" w:color="76CDD8"/>
+              <w:left w:val="single" w:sz="4" w:space="0" w:color="76CDD8"/>
+              <w:bottom w:val="single" w:sz="4" w:space="0" w:color="76CDD8"/>
+              <w:right w:val="single" w:sz="4" w:space="0" w:color="76CDD8"/>
+            </w:tcBorders>
+            <w:hideMark/>
+          </w:tcPr>
+          <w:p>
+            <w:pPr>
+              <w:pStyle w:val="a2"/>
+              <w:ind w:left="360"/>
+            </w:pPr>
+            <w:proofErr w:type="spellStart"/>
+            <w:r>
               <w:t>Discount_</w:t>
             </w:r>
             <w:r>
+              <w:t>P</w:t>
+            </w:r>
+            <w:r>
+              <w:t>ercentage</w:t>
+            </w:r>
+            <w:proofErr w:type="spellEnd"/>
+          </w:p>
+        </w:tc>
+        <w:tc>
+          <w:tcPr>
+            <w:tcW w:w="3330" w:type="dxa"/>
+            <w:tcBorders>
+              <w:top w:val="single" w:sz="4" w:space="0" w:color="76CDD8"/>
+              <w:left w:val="single" w:sz="4" w:space="0" w:color="76CDD8"/>
+              <w:bottom w:val="single" w:sz="4" w:space="0" w:color="76CDD8"/>
+              <w:right w:val="single" w:sz="4" w:space="0" w:color="76CDD8"/>
+            </w:tcBorders>
+            <w:hideMark/>
+          </w:tcPr>
+          <w:p>
+            <w:pPr>
+              <w:pStyle w:val="a2"/>
+              <w:ind w:left="360"/>
+            </w:pPr>
+            <w:r>
+              <w:t>Percentage of discount, NOT NULL</w:t>
+            </w:r>
+          </w:p>
+        </w:tc>
+        <w:tc>
+          <w:tcPr>
+            <w:tcW w:w="2790" w:type="dxa"/>
+            <w:tcBorders>
+              <w:top w:val="single" w:sz="4" w:space="0" w:color="76CDD8"/>
+              <w:left w:val="single" w:sz="4" w:space="0" w:color="76CDD8"/>
+              <w:bottom w:val="single" w:sz="4" w:space="0" w:color="76CDD8"/>
+              <w:right w:val="single" w:sz="4" w:space="0" w:color="76CDD8"/>
+            </w:tcBorders>
+            <w:hideMark/>
+          </w:tcPr>
+          <w:p>
+            <w:pPr>
+              <w:pStyle w:val="a2"/>
+              <w:ind w:left="360"/>
+            </w:pPr>
+            <w:proofErr w:type="gramStart"/>
+            <w:r>
+              <w:t>Decimal(</w:t>
+            </w:r>
+            <w:proofErr w:type="gramEnd"/>
+            <w:r>
+              <w:t>2,2)</w:t>
+            </w:r>
+          </w:p>
+        </w:tc>
+      </w:tr>
+      <w:tr>
+        <w:trPr>
+          <w:trHeight w:val="432"/>
+        </w:trPr>
+        <w:tc>
+          <w:tcPr>
+            <w:tcW w:w="3073" w:type="dxa"/>
+            <w:tcBorders>
+              <w:top w:val="single" w:sz="4" w:space="0" w:color="76CDD8"/>
+              <w:left w:val="single" w:sz="4" w:space="0" w:color="76CDD8"/>
+              <w:bottom w:val="single" w:sz="4" w:space="0" w:color="76CDD8"/>
+              <w:right w:val="single" w:sz="4" w:space="0" w:color="76CDD8"/>
+            </w:tcBorders>
+          </w:tcPr>
+          <w:p>
+            <w:pPr>
+              <w:pStyle w:val="a2"/>
+              <w:ind w:left="360"/>
+            </w:pPr>
+            <w:proofErr w:type="spellStart"/>
+            <w:r>
+              <w:t>Discount_</w:t>
+            </w:r>
+            <w:r>
               <w:t>Date</w:t>
             </w:r>
             <w:proofErr w:type="spellEnd"/>
@@ -10551,10 +11177,7 @@
               <w:ind w:left="360"/>
             </w:pPr>
             <w:r>
-              <w:t>Date of discount</w:t>
-            </w:r>
-            <w:r>
-              <w:t>, NOT NULL</w:t>
+              <w:t>Date of discount, NOT NULL</w:t>
             </w:r>
           </w:p>
         </w:tc>
@@ -10645,10 +11268,7 @@
             </w:pPr>
             <w:proofErr w:type="spellStart"/>
             <w:r>
-              <w:t>Discount</w:t>
-            </w:r>
-            <w:r>
-              <w:t>_ID</w:t>
+              <w:t>Discount_ID</w:t>
             </w:r>
             <w:proofErr w:type="spellEnd"/>
           </w:p>
@@ -10962,13 +11582,7 @@
               <w:t xml:space="preserve">dentifier for </w:t>
             </w:r>
             <w:r>
-              <w:t>card information</w:t>
-            </w:r>
-            <w:r>
-              <w:t xml:space="preserve">, </w:t>
-            </w:r>
-            <w:r>
-              <w:t>NOT NULL</w:t>
+              <w:t>card information, NOT NULL</w:t>
             </w:r>
           </w:p>
         </w:tc>
@@ -11111,10 +11725,7 @@
               <w:ind w:left="360"/>
             </w:pPr>
             <w:r>
-              <w:t>Name of the bank</w:t>
-            </w:r>
-            <w:r>
-              <w:t>, NOT NULL</w:t>
+              <w:t>Name of the bank, NOT NULL</w:t>
             </w:r>
           </w:p>
         </w:tc>
@@ -11136,11 +11747,11 @@
             </w:pPr>
             <w:proofErr w:type="gramStart"/>
             <w:r>
-              <w:t>Decimal(</w:t>
+              <w:t>Varchar(</w:t>
             </w:r>
             <w:proofErr w:type="gramEnd"/>
             <w:r>
-              <w:t>2,2)</w:t>
+              <w:t>64)</w:t>
             </w:r>
           </w:p>
         </w:tc>
@@ -11166,10 +11777,7 @@
             </w:pPr>
             <w:proofErr w:type="spellStart"/>
             <w:r>
-              <w:t>Card_Type</w:t>
-            </w:r>
-            <w:r>
-              <w:t>_ID</w:t>
+              <w:t>Card_Type_ID</w:t>
             </w:r>
             <w:proofErr w:type="spellEnd"/>
           </w:p>
@@ -11196,13 +11804,7 @@
               <w:t xml:space="preserve">dentifier for </w:t>
             </w:r>
             <w:r>
-              <w:t>card type</w:t>
-            </w:r>
-            <w:r>
-              <w:t xml:space="preserve">, </w:t>
-            </w:r>
-            <w:r>
-              <w:t>NOT NULL</w:t>
+              <w:t>card type, NOT NULL</w:t>
             </w:r>
           </w:p>
         </w:tc>
@@ -11582,8 +12184,634 @@
     </w:p>
     <w:p>
       <w:pPr>
+        <w:pStyle w:val="a2"/>
+        <w:ind w:left="360"/>
+      </w:pPr>
+      <w:r>
+        <w:rPr>
+          <w:b/>
+          <w:bCs/>
+        </w:rPr>
+        <w:t>Channel</w:t>
+      </w:r>
+      <w:r>
+        <w:rPr>
+          <w:b/>
+          <w:bCs/>
+        </w:rPr>
+        <w:t xml:space="preserve"> Dimension</w:t>
+      </w:r>
+      <w:r>
+        <w:br/>
+        <w:t xml:space="preserve">Describes the </w:t>
+      </w:r>
+      <w:r>
+        <w:t>channel of</w:t>
+      </w:r>
+      <w:r>
+        <w:t xml:space="preserve"> transactions.</w:t>
+      </w:r>
+    </w:p>
+    <w:p>
+      <w:pPr>
+        <w:pStyle w:val="a2"/>
+        <w:ind w:left="360"/>
+      </w:pPr>
+    </w:p>
+    <w:tbl>
+      <w:tblPr>
+        <w:tblW w:w="0" w:type="auto"/>
+        <w:tblInd w:w="-5" w:type="dxa"/>
+        <w:tblBorders>
+          <w:top w:val="single" w:sz="4" w:space="0" w:color="76CDD8"/>
+          <w:left w:val="single" w:sz="4" w:space="0" w:color="76CDD8"/>
+          <w:bottom w:val="single" w:sz="4" w:space="0" w:color="76CDD8"/>
+          <w:right w:val="single" w:sz="4" w:space="0" w:color="76CDD8"/>
+          <w:insideH w:val="single" w:sz="4" w:space="0" w:color="76CDD8"/>
+          <w:insideV w:val="single" w:sz="4" w:space="0" w:color="76CDD8"/>
+        </w:tblBorders>
+        <w:tblLayout w:type="fixed"/>
+        <w:tblLook w:val="04A0" w:firstRow="1" w:lastRow="0" w:firstColumn="1" w:lastColumn="0" w:noHBand="0" w:noVBand="1"/>
+      </w:tblPr>
+      <w:tblGrid>
+        <w:gridCol w:w="3073"/>
+        <w:gridCol w:w="3330"/>
+        <w:gridCol w:w="2790"/>
+      </w:tblGrid>
+      <w:tr>
+        <w:trPr>
+          <w:trHeight w:val="292"/>
+        </w:trPr>
+        <w:tc>
+          <w:tcPr>
+            <w:tcW w:w="3073" w:type="dxa"/>
+            <w:tcBorders>
+              <w:top w:val="single" w:sz="4" w:space="0" w:color="76CDD8"/>
+              <w:left w:val="single" w:sz="4" w:space="0" w:color="76CDD8"/>
+              <w:bottom w:val="single" w:sz="4" w:space="0" w:color="76CDD8"/>
+              <w:right w:val="single" w:sz="4" w:space="0" w:color="76CDD8"/>
+            </w:tcBorders>
+            <w:shd w:val="clear" w:color="auto" w:fill="76CDD8"/>
+            <w:hideMark/>
+          </w:tcPr>
+          <w:p>
+            <w:pPr>
+              <w:pStyle w:val="a2"/>
+              <w:ind w:left="360"/>
+            </w:pPr>
+            <w:r>
+              <w:t xml:space="preserve">Column name </w:t>
+            </w:r>
+          </w:p>
+        </w:tc>
+        <w:tc>
+          <w:tcPr>
+            <w:tcW w:w="3330" w:type="dxa"/>
+            <w:tcBorders>
+              <w:top w:val="single" w:sz="4" w:space="0" w:color="76CDD8"/>
+              <w:left w:val="single" w:sz="4" w:space="0" w:color="76CDD8"/>
+              <w:bottom w:val="single" w:sz="4" w:space="0" w:color="76CDD8"/>
+              <w:right w:val="single" w:sz="4" w:space="0" w:color="76CDD8"/>
+            </w:tcBorders>
+            <w:shd w:val="clear" w:color="auto" w:fill="76CDD8"/>
+            <w:hideMark/>
+          </w:tcPr>
+          <w:p>
+            <w:pPr>
+              <w:pStyle w:val="a2"/>
+              <w:ind w:left="360"/>
+            </w:pPr>
+            <w:r>
+              <w:t xml:space="preserve">Description </w:t>
+            </w:r>
+          </w:p>
+        </w:tc>
+        <w:tc>
+          <w:tcPr>
+            <w:tcW w:w="2790" w:type="dxa"/>
+            <w:tcBorders>
+              <w:top w:val="single" w:sz="4" w:space="0" w:color="76CDD8"/>
+              <w:left w:val="single" w:sz="4" w:space="0" w:color="76CDD8"/>
+              <w:bottom w:val="single" w:sz="4" w:space="0" w:color="76CDD8"/>
+              <w:right w:val="single" w:sz="4" w:space="0" w:color="76CDD8"/>
+            </w:tcBorders>
+            <w:shd w:val="clear" w:color="auto" w:fill="76CDD8"/>
+            <w:hideMark/>
+          </w:tcPr>
+          <w:p>
+            <w:pPr>
+              <w:pStyle w:val="a2"/>
+              <w:ind w:left="360"/>
+            </w:pPr>
+            <w:r>
+              <w:t xml:space="preserve">Data Type </w:t>
+            </w:r>
+          </w:p>
+        </w:tc>
+      </w:tr>
+      <w:tr>
+        <w:trPr>
+          <w:trHeight w:val="432"/>
+        </w:trPr>
+        <w:tc>
+          <w:tcPr>
+            <w:tcW w:w="3073" w:type="dxa"/>
+            <w:tcBorders>
+              <w:top w:val="single" w:sz="4" w:space="0" w:color="76CDD8"/>
+              <w:left w:val="single" w:sz="4" w:space="0" w:color="76CDD8"/>
+              <w:bottom w:val="single" w:sz="4" w:space="0" w:color="76CDD8"/>
+              <w:right w:val="single" w:sz="4" w:space="0" w:color="76CDD8"/>
+            </w:tcBorders>
+            <w:hideMark/>
+          </w:tcPr>
+          <w:p>
+            <w:pPr>
+              <w:pStyle w:val="a2"/>
+              <w:ind w:left="360"/>
+            </w:pPr>
+            <w:proofErr w:type="spellStart"/>
+            <w:r>
+              <w:t>Channel</w:t>
+            </w:r>
+            <w:r>
+              <w:t>_ID</w:t>
+            </w:r>
+            <w:proofErr w:type="spellEnd"/>
+          </w:p>
+        </w:tc>
+        <w:tc>
+          <w:tcPr>
+            <w:tcW w:w="3330" w:type="dxa"/>
+            <w:tcBorders>
+              <w:top w:val="single" w:sz="4" w:space="0" w:color="76CDD8"/>
+              <w:left w:val="single" w:sz="4" w:space="0" w:color="76CDD8"/>
+              <w:bottom w:val="single" w:sz="4" w:space="0" w:color="76CDD8"/>
+              <w:right w:val="single" w:sz="4" w:space="0" w:color="76CDD8"/>
+            </w:tcBorders>
+            <w:hideMark/>
+          </w:tcPr>
+          <w:p>
+            <w:pPr>
+              <w:pStyle w:val="a2"/>
+              <w:ind w:left="360"/>
+            </w:pPr>
+            <w:r>
+              <w:t xml:space="preserve">Unique identifier for </w:t>
+            </w:r>
+            <w:r>
+              <w:t>channel</w:t>
+            </w:r>
+            <w:r>
+              <w:t>, PK</w:t>
+            </w:r>
+          </w:p>
+        </w:tc>
+        <w:tc>
+          <w:tcPr>
+            <w:tcW w:w="2790" w:type="dxa"/>
+            <w:tcBorders>
+              <w:top w:val="single" w:sz="4" w:space="0" w:color="76CDD8"/>
+              <w:left w:val="single" w:sz="4" w:space="0" w:color="76CDD8"/>
+              <w:bottom w:val="single" w:sz="4" w:space="0" w:color="76CDD8"/>
+              <w:right w:val="single" w:sz="4" w:space="0" w:color="76CDD8"/>
+            </w:tcBorders>
+            <w:hideMark/>
+          </w:tcPr>
+          <w:p>
+            <w:pPr>
+              <w:pStyle w:val="a2"/>
+              <w:ind w:left="360"/>
+            </w:pPr>
+            <w:r>
+              <w:t>BIGINT</w:t>
+            </w:r>
+          </w:p>
+        </w:tc>
+      </w:tr>
+      <w:tr>
+        <w:trPr>
+          <w:trHeight w:val="432"/>
+        </w:trPr>
+        <w:tc>
+          <w:tcPr>
+            <w:tcW w:w="3073" w:type="dxa"/>
+            <w:tcBorders>
+              <w:top w:val="single" w:sz="4" w:space="0" w:color="76CDD8"/>
+              <w:left w:val="single" w:sz="4" w:space="0" w:color="76CDD8"/>
+              <w:bottom w:val="single" w:sz="4" w:space="0" w:color="76CDD8"/>
+              <w:right w:val="single" w:sz="4" w:space="0" w:color="76CDD8"/>
+            </w:tcBorders>
+            <w:hideMark/>
+          </w:tcPr>
+          <w:p>
+            <w:pPr>
+              <w:pStyle w:val="a2"/>
+              <w:ind w:left="360"/>
+            </w:pPr>
+            <w:proofErr w:type="spellStart"/>
+            <w:r>
+              <w:t>Channel_Name</w:t>
+            </w:r>
+            <w:proofErr w:type="spellEnd"/>
+          </w:p>
+        </w:tc>
+        <w:tc>
+          <w:tcPr>
+            <w:tcW w:w="3330" w:type="dxa"/>
+            <w:tcBorders>
+              <w:top w:val="single" w:sz="4" w:space="0" w:color="76CDD8"/>
+              <w:left w:val="single" w:sz="4" w:space="0" w:color="76CDD8"/>
+              <w:bottom w:val="single" w:sz="4" w:space="0" w:color="76CDD8"/>
+              <w:right w:val="single" w:sz="4" w:space="0" w:color="76CDD8"/>
+            </w:tcBorders>
+            <w:hideMark/>
+          </w:tcPr>
+          <w:p>
+            <w:pPr>
+              <w:pStyle w:val="a2"/>
+              <w:ind w:left="360"/>
+            </w:pPr>
+            <w:r>
+              <w:t>Name of the channel</w:t>
+            </w:r>
+            <w:r>
+              <w:t>, NOT NULL</w:t>
+            </w:r>
+          </w:p>
+        </w:tc>
+        <w:tc>
+          <w:tcPr>
+            <w:tcW w:w="2790" w:type="dxa"/>
+            <w:tcBorders>
+              <w:top w:val="single" w:sz="4" w:space="0" w:color="76CDD8"/>
+              <w:left w:val="single" w:sz="4" w:space="0" w:color="76CDD8"/>
+              <w:bottom w:val="single" w:sz="4" w:space="0" w:color="76CDD8"/>
+              <w:right w:val="single" w:sz="4" w:space="0" w:color="76CDD8"/>
+            </w:tcBorders>
+            <w:hideMark/>
+          </w:tcPr>
+          <w:p>
+            <w:pPr>
+              <w:pStyle w:val="a2"/>
+              <w:ind w:left="360"/>
+            </w:pPr>
+            <w:proofErr w:type="gramStart"/>
+            <w:r>
+              <w:t>Varchar(</w:t>
+            </w:r>
+            <w:proofErr w:type="gramEnd"/>
+            <w:r>
+              <w:t>30)</w:t>
+            </w:r>
+          </w:p>
+        </w:tc>
+      </w:tr>
+      <w:tr>
+        <w:trPr>
+          <w:trHeight w:val="432"/>
+        </w:trPr>
+        <w:tc>
+          <w:tcPr>
+            <w:tcW w:w="3073" w:type="dxa"/>
+            <w:tcBorders>
+              <w:top w:val="single" w:sz="4" w:space="0" w:color="76CDD8"/>
+              <w:left w:val="single" w:sz="4" w:space="0" w:color="76CDD8"/>
+              <w:bottom w:val="single" w:sz="4" w:space="0" w:color="76CDD8"/>
+              <w:right w:val="single" w:sz="4" w:space="0" w:color="76CDD8"/>
+            </w:tcBorders>
+          </w:tcPr>
+          <w:p>
+            <w:pPr>
+              <w:pStyle w:val="a2"/>
+              <w:ind w:left="360"/>
+            </w:pPr>
+            <w:proofErr w:type="spellStart"/>
+            <w:r>
+              <w:t>Channel_Desc</w:t>
+            </w:r>
+            <w:proofErr w:type="spellEnd"/>
+          </w:p>
+        </w:tc>
+        <w:tc>
+          <w:tcPr>
+            <w:tcW w:w="3330" w:type="dxa"/>
+            <w:tcBorders>
+              <w:top w:val="single" w:sz="4" w:space="0" w:color="76CDD8"/>
+              <w:left w:val="single" w:sz="4" w:space="0" w:color="76CDD8"/>
+              <w:bottom w:val="single" w:sz="4" w:space="0" w:color="76CDD8"/>
+              <w:right w:val="single" w:sz="4" w:space="0" w:color="76CDD8"/>
+            </w:tcBorders>
+          </w:tcPr>
+          <w:p>
+            <w:pPr>
+              <w:pStyle w:val="a2"/>
+              <w:ind w:left="360"/>
+            </w:pPr>
+            <w:r>
+              <w:t>Description of the channel</w:t>
+            </w:r>
+            <w:r>
+              <w:t>, NOT NULL</w:t>
+            </w:r>
+          </w:p>
+        </w:tc>
+        <w:tc>
+          <w:tcPr>
+            <w:tcW w:w="2790" w:type="dxa"/>
+            <w:tcBorders>
+              <w:top w:val="single" w:sz="4" w:space="0" w:color="76CDD8"/>
+              <w:left w:val="single" w:sz="4" w:space="0" w:color="76CDD8"/>
+              <w:bottom w:val="single" w:sz="4" w:space="0" w:color="76CDD8"/>
+              <w:right w:val="single" w:sz="4" w:space="0" w:color="76CDD8"/>
+            </w:tcBorders>
+          </w:tcPr>
+          <w:p>
+            <w:pPr>
+              <w:pStyle w:val="a2"/>
+              <w:ind w:left="360"/>
+            </w:pPr>
+            <w:r>
+              <w:t>TEXT</w:t>
+            </w:r>
+          </w:p>
+        </w:tc>
+      </w:tr>
+    </w:tbl>
+    <w:p>
+      <w:pPr>
+        <w:pStyle w:val="a2"/>
+        <w:ind w:left="360"/>
+      </w:pPr>
+    </w:p>
+    <w:p>
+      <w:pPr>
+        <w:pStyle w:val="a2"/>
+        <w:ind w:left="360"/>
+      </w:pPr>
+      <w:r>
+        <w:t>Example with filled data</w:t>
+      </w:r>
+    </w:p>
+    <w:p>
+      <w:pPr>
+        <w:pStyle w:val="a2"/>
+        <w:ind w:left="360"/>
+      </w:pPr>
+    </w:p>
+    <w:tbl>
+      <w:tblPr>
+        <w:tblW w:w="0" w:type="auto"/>
+        <w:tblInd w:w="-5" w:type="dxa"/>
+        <w:tblBorders>
+          <w:top w:val="single" w:sz="4" w:space="0" w:color="76CDD8"/>
+          <w:left w:val="single" w:sz="4" w:space="0" w:color="76CDD8"/>
+          <w:bottom w:val="single" w:sz="4" w:space="0" w:color="76CDD8"/>
+          <w:right w:val="single" w:sz="4" w:space="0" w:color="76CDD8"/>
+          <w:insideH w:val="single" w:sz="4" w:space="0" w:color="76CDD8"/>
+          <w:insideV w:val="single" w:sz="4" w:space="0" w:color="76CDD8"/>
+        </w:tblBorders>
+        <w:tblLayout w:type="fixed"/>
+        <w:tblLook w:val="04A0" w:firstRow="1" w:lastRow="0" w:firstColumn="1" w:lastColumn="0" w:noHBand="0" w:noVBand="1"/>
+      </w:tblPr>
+      <w:tblGrid>
+        <w:gridCol w:w="2444"/>
+        <w:gridCol w:w="2444"/>
+        <w:gridCol w:w="78"/>
+        <w:gridCol w:w="4106"/>
+      </w:tblGrid>
+      <w:tr>
+        <w:trPr>
+          <w:trHeight w:val="292"/>
+        </w:trPr>
+        <w:tc>
+          <w:tcPr>
+            <w:tcW w:w="2444" w:type="dxa"/>
+            <w:tcBorders>
+              <w:top w:val="single" w:sz="4" w:space="0" w:color="76CDD8"/>
+              <w:left w:val="single" w:sz="4" w:space="0" w:color="76CDD8"/>
+              <w:bottom w:val="single" w:sz="4" w:space="0" w:color="76CDD8"/>
+              <w:right w:val="single" w:sz="4" w:space="0" w:color="76CDD8"/>
+            </w:tcBorders>
+            <w:shd w:val="clear" w:color="auto" w:fill="76CDD8"/>
+            <w:hideMark/>
+          </w:tcPr>
+          <w:p>
+            <w:pPr>
+              <w:pStyle w:val="a2"/>
+              <w:ind w:left="360"/>
+            </w:pPr>
+            <w:proofErr w:type="spellStart"/>
+            <w:r>
+              <w:t>Channel_ID</w:t>
+            </w:r>
+            <w:proofErr w:type="spellEnd"/>
+          </w:p>
+        </w:tc>
+        <w:tc>
+          <w:tcPr>
+            <w:tcW w:w="2522" w:type="dxa"/>
+            <w:gridSpan w:val="2"/>
+            <w:tcBorders>
+              <w:top w:val="single" w:sz="4" w:space="0" w:color="76CDD8"/>
+              <w:left w:val="single" w:sz="4" w:space="0" w:color="76CDD8"/>
+              <w:bottom w:val="single" w:sz="4" w:space="0" w:color="76CDD8"/>
+              <w:right w:val="single" w:sz="4" w:space="0" w:color="76CDD8"/>
+            </w:tcBorders>
+            <w:shd w:val="clear" w:color="auto" w:fill="76CDD8"/>
+            <w:hideMark/>
+          </w:tcPr>
+          <w:p>
+            <w:pPr>
+              <w:pStyle w:val="a2"/>
+              <w:ind w:left="360"/>
+            </w:pPr>
+            <w:proofErr w:type="spellStart"/>
+            <w:r>
+              <w:t>Chanel_Name</w:t>
+            </w:r>
+            <w:proofErr w:type="spellEnd"/>
+          </w:p>
+        </w:tc>
+        <w:tc>
+          <w:tcPr>
+            <w:tcW w:w="4106" w:type="dxa"/>
+            <w:tcBorders>
+              <w:top w:val="single" w:sz="4" w:space="0" w:color="76CDD8"/>
+              <w:left w:val="single" w:sz="4" w:space="0" w:color="76CDD8"/>
+              <w:bottom w:val="single" w:sz="4" w:space="0" w:color="76CDD8"/>
+              <w:right w:val="single" w:sz="4" w:space="0" w:color="76CDD8"/>
+            </w:tcBorders>
+            <w:shd w:val="clear" w:color="auto" w:fill="76CDD8"/>
+            <w:hideMark/>
+          </w:tcPr>
+          <w:p>
+            <w:pPr>
+              <w:pStyle w:val="a2"/>
+              <w:ind w:left="360"/>
+            </w:pPr>
+            <w:proofErr w:type="spellStart"/>
+            <w:r>
+              <w:t>Channel_Desc</w:t>
+            </w:r>
+            <w:proofErr w:type="spellEnd"/>
+          </w:p>
+        </w:tc>
+      </w:tr>
+      <w:tr>
+        <w:trPr>
+          <w:trHeight w:val="432"/>
+        </w:trPr>
+        <w:tc>
+          <w:tcPr>
+            <w:tcW w:w="2444" w:type="dxa"/>
+            <w:tcBorders>
+              <w:top w:val="single" w:sz="4" w:space="0" w:color="76CDD8"/>
+              <w:left w:val="single" w:sz="4" w:space="0" w:color="76CDD8"/>
+              <w:bottom w:val="single" w:sz="4" w:space="0" w:color="76CDD8"/>
+              <w:right w:val="single" w:sz="4" w:space="0" w:color="76CDD8"/>
+            </w:tcBorders>
+            <w:hideMark/>
+          </w:tcPr>
+          <w:p>
+            <w:pPr>
+              <w:pStyle w:val="a2"/>
+              <w:ind w:left="360"/>
+            </w:pPr>
+            <w:r>
+              <w:t xml:space="preserve"> 1</w:t>
+            </w:r>
+          </w:p>
+        </w:tc>
+        <w:tc>
+          <w:tcPr>
+            <w:tcW w:w="2444" w:type="dxa"/>
+            <w:tcBorders>
+              <w:top w:val="single" w:sz="4" w:space="0" w:color="76CDD8"/>
+              <w:left w:val="single" w:sz="4" w:space="0" w:color="76CDD8"/>
+              <w:bottom w:val="single" w:sz="4" w:space="0" w:color="76CDD8"/>
+              <w:right w:val="single" w:sz="4" w:space="0" w:color="76CDD8"/>
+            </w:tcBorders>
+            <w:hideMark/>
+          </w:tcPr>
+          <w:p>
+            <w:pPr>
+              <w:pStyle w:val="a2"/>
+              <w:ind w:left="360"/>
+            </w:pPr>
+            <w:r>
+              <w:t>Online</w:t>
+            </w:r>
+          </w:p>
+        </w:tc>
+        <w:tc>
+          <w:tcPr>
+            <w:tcW w:w="4184" w:type="dxa"/>
+            <w:gridSpan w:val="2"/>
+            <w:tcBorders>
+              <w:top w:val="single" w:sz="4" w:space="0" w:color="76CDD8"/>
+              <w:left w:val="single" w:sz="4" w:space="0" w:color="76CDD8"/>
+              <w:bottom w:val="single" w:sz="4" w:space="0" w:color="76CDD8"/>
+              <w:right w:val="single" w:sz="4" w:space="0" w:color="76CDD8"/>
+            </w:tcBorders>
+            <w:hideMark/>
+          </w:tcPr>
+          <w:p>
+            <w:pPr>
+              <w:pStyle w:val="a2"/>
+              <w:ind w:left="360"/>
+            </w:pPr>
+            <w:r>
+              <w:t>Order</w:t>
+            </w:r>
+            <w:r>
+              <w:t xml:space="preserve"> made through the company website or mobile app</w:t>
+            </w:r>
+          </w:p>
+        </w:tc>
+      </w:tr>
+      <w:tr>
+        <w:trPr>
+          <w:trHeight w:val="432"/>
+        </w:trPr>
+        <w:tc>
+          <w:tcPr>
+            <w:tcW w:w="2444" w:type="dxa"/>
+            <w:tcBorders>
+              <w:top w:val="single" w:sz="4" w:space="0" w:color="76CDD8"/>
+              <w:left w:val="single" w:sz="4" w:space="0" w:color="76CDD8"/>
+              <w:bottom w:val="single" w:sz="4" w:space="0" w:color="76CDD8"/>
+              <w:right w:val="single" w:sz="4" w:space="0" w:color="76CDD8"/>
+            </w:tcBorders>
+          </w:tcPr>
+          <w:p>
+            <w:pPr>
+              <w:pStyle w:val="a2"/>
+              <w:ind w:left="360"/>
+            </w:pPr>
+            <w:r>
+              <w:t>2</w:t>
+            </w:r>
+          </w:p>
+        </w:tc>
+        <w:tc>
+          <w:tcPr>
+            <w:tcW w:w="2444" w:type="dxa"/>
+            <w:tcBorders>
+              <w:top w:val="single" w:sz="4" w:space="0" w:color="76CDD8"/>
+              <w:left w:val="single" w:sz="4" w:space="0" w:color="76CDD8"/>
+              <w:bottom w:val="single" w:sz="4" w:space="0" w:color="76CDD8"/>
+              <w:right w:val="single" w:sz="4" w:space="0" w:color="76CDD8"/>
+            </w:tcBorders>
+          </w:tcPr>
+          <w:p>
+            <w:pPr>
+              <w:pStyle w:val="a2"/>
+              <w:ind w:left="360"/>
+            </w:pPr>
+            <w:r>
+              <w:t>In-store</w:t>
+            </w:r>
+          </w:p>
+        </w:tc>
+        <w:tc>
+          <w:tcPr>
+            <w:tcW w:w="4184" w:type="dxa"/>
+            <w:gridSpan w:val="2"/>
+            <w:tcBorders>
+              <w:top w:val="single" w:sz="4" w:space="0" w:color="76CDD8"/>
+              <w:left w:val="single" w:sz="4" w:space="0" w:color="76CDD8"/>
+              <w:bottom w:val="single" w:sz="4" w:space="0" w:color="76CDD8"/>
+              <w:right w:val="single" w:sz="4" w:space="0" w:color="76CDD8"/>
+            </w:tcBorders>
+          </w:tcPr>
+          <w:p>
+            <w:pPr>
+              <w:pStyle w:val="a2"/>
+              <w:ind w:left="360"/>
+            </w:pPr>
+            <w:r>
+              <w:t>Order</w:t>
+            </w:r>
+            <w:r>
+              <w:t xml:space="preserve"> made in physical store locations</w:t>
+            </w:r>
+          </w:p>
+        </w:tc>
+      </w:tr>
+    </w:tbl>
+    <w:p>
+      <w:pPr>
+        <w:pStyle w:val="a2"/>
+        <w:ind w:left="360"/>
+      </w:pPr>
+    </w:p>
+    <w:p>
+      <w:pPr>
         <w:pStyle w:val="1"/>
         <w:ind w:left="431" w:hanging="431"/>
+        <w:rPr>
+          <w:lang w:val="ru-RU"/>
+        </w:rPr>
       </w:pPr>
       <w:bookmarkStart w:id="19" w:name="_Toc155614192"/>
       <w:bookmarkStart w:id="20" w:name="_Hlk137549024"/>
@@ -11596,15 +12824,667 @@
     </w:p>
     <w:p>
       <w:pPr>
+        <w:pStyle w:val="a2"/>
+      </w:pPr>
+      <w:r>
+        <w:rPr>
+          <w:noProof/>
+          <w:lang w:val="ru-RU"/>
+        </w:rPr>
+        <w:drawing>
+          <wp:inline distT="0" distB="0" distL="0" distR="0" wp14:anchorId="4C47D200" wp14:editId="0CA5F647">
+            <wp:extent cx="5935980" cy="4122420"/>
+            <wp:effectExtent l="0" t="0" r="7620" b="0"/>
+            <wp:docPr id="1524776479" name="Рисунок 4"/>
+            <wp:cNvGraphicFramePr>
+              <a:graphicFrameLocks xmlns:a="http://schemas.openxmlformats.org/drawingml/2006/main" noChangeAspect="1"/>
+            </wp:cNvGraphicFramePr>
+            <a:graphic xmlns:a="http://schemas.openxmlformats.org/drawingml/2006/main">
+              <a:graphicData uri="http://schemas.openxmlformats.org/drawingml/2006/picture">
+                <pic:pic xmlns:pic="http://schemas.openxmlformats.org/drawingml/2006/picture">
+                  <pic:nvPicPr>
+                    <pic:cNvPr id="0" name="Picture 1"/>
+                    <pic:cNvPicPr>
+                      <a:picLocks noChangeAspect="1" noChangeArrowheads="1"/>
+                    </pic:cNvPicPr>
+                  </pic:nvPicPr>
+                  <pic:blipFill>
+                    <a:blip r:embed="rId11" cstate="print">
+                      <a:extLst>
+                        <a:ext uri="{28A0092B-C50C-407E-A947-70E740481C1C}">
+                          <a14:useLocalDpi xmlns:a14="http://schemas.microsoft.com/office/drawing/2010/main" val="0"/>
+                        </a:ext>
+                      </a:extLst>
+                    </a:blip>
+                    <a:srcRect/>
+                    <a:stretch>
+                      <a:fillRect/>
+                    </a:stretch>
+                  </pic:blipFill>
+                  <pic:spPr bwMode="auto">
+                    <a:xfrm>
+                      <a:off x="0" y="0"/>
+                      <a:ext cx="5935980" cy="4122420"/>
+                    </a:xfrm>
+                    <a:prstGeom prst="rect">
+                      <a:avLst/>
+                    </a:prstGeom>
+                    <a:noFill/>
+                    <a:ln>
+                      <a:noFill/>
+                    </a:ln>
+                  </pic:spPr>
+                </pic:pic>
+              </a:graphicData>
+            </a:graphic>
+          </wp:inline>
+        </w:drawing>
+      </w:r>
+    </w:p>
+    <w:p>
+      <w:pPr>
+        <w:pStyle w:val="a2"/>
+      </w:pPr>
+      <w:r>
+        <w:t>Design process:</w:t>
+      </w:r>
+    </w:p>
+    <w:p>
+      <w:pPr>
+        <w:pStyle w:val="a2"/>
+        <w:numPr>
+          <w:ilvl w:val="0"/>
+          <w:numId w:val="57"/>
+        </w:numPr>
+      </w:pPr>
+      <w:r>
+        <w:t>Data analysis – identify key dependencies and attributes</w:t>
+      </w:r>
+    </w:p>
+    <w:p>
+      <w:pPr>
+        <w:pStyle w:val="a2"/>
+        <w:numPr>
+          <w:ilvl w:val="0"/>
+          <w:numId w:val="57"/>
+        </w:numPr>
+      </w:pPr>
+      <w:r>
+        <w:t>Normalization - s</w:t>
+      </w:r>
+      <w:r>
+        <w:t>plit entities (customers, employees</w:t>
+      </w:r>
+      <w:r>
+        <w:t xml:space="preserve"> etc.</w:t>
+      </w:r>
+      <w:r>
+        <w:t>), remove redundancies, and set primary/foreign keys</w:t>
+      </w:r>
+    </w:p>
+    <w:p>
+      <w:pPr>
+        <w:pStyle w:val="a2"/>
+        <w:numPr>
+          <w:ilvl w:val="0"/>
+          <w:numId w:val="57"/>
+        </w:numPr>
+      </w:pPr>
+      <w:r>
+        <w:rPr>
+          <w:b/>
+          <w:bCs/>
+        </w:rPr>
+        <w:t>Logical Model (3NF)</w:t>
+      </w:r>
+      <w:r>
+        <w:t xml:space="preserve"> – </w:t>
+      </w:r>
+      <w:r>
+        <w:t>s</w:t>
+      </w:r>
+      <w:r>
+        <w:t>tructure tables, enforce constraints, add surrogate keys, and implement SCD2 attributes</w:t>
+      </w:r>
+      <w:r>
+        <w:t xml:space="preserve"> (</w:t>
+      </w:r>
+      <w:proofErr w:type="spellStart"/>
+      <w:r>
+        <w:t>CE_Poducts_SCD</w:t>
+      </w:r>
+      <w:proofErr w:type="spellEnd"/>
+      <w:r>
+        <w:t>)</w:t>
+      </w:r>
+    </w:p>
+    <w:p>
+      <w:pPr>
+        <w:pStyle w:val="a2"/>
+        <w:numPr>
+          <w:ilvl w:val="0"/>
+          <w:numId w:val="57"/>
+        </w:numPr>
+      </w:pPr>
+      <w:r>
+        <w:rPr>
+          <w:b/>
+          <w:bCs/>
+        </w:rPr>
+        <w:t>Implement source triplet</w:t>
+      </w:r>
+    </w:p>
+    <w:p>
+      <w:pPr>
+        <w:pStyle w:val="a2"/>
+        <w:ind w:left="720"/>
+      </w:pPr>
+    </w:p>
+    <w:p>
+      <w:pPr>
+        <w:pStyle w:val="a2"/>
+        <w:ind w:left="720"/>
+      </w:pPr>
+    </w:p>
+    <w:p>
+      <w:pPr>
+        <w:pStyle w:val="a2"/>
+        <w:ind w:left="720"/>
+      </w:pPr>
+    </w:p>
+    <w:p>
+      <w:pPr>
+        <w:pStyle w:val="a2"/>
+        <w:ind w:left="720"/>
+      </w:pPr>
+    </w:p>
+    <w:p>
+      <w:pPr>
+        <w:pStyle w:val="a2"/>
+        <w:ind w:left="720"/>
+      </w:pPr>
+    </w:p>
+    <w:p>
+      <w:pPr>
+        <w:pStyle w:val="a2"/>
+        <w:ind w:left="720"/>
+      </w:pPr>
+    </w:p>
+    <w:p>
+      <w:pPr>
+        <w:pStyle w:val="a2"/>
+        <w:ind w:left="720"/>
+      </w:pPr>
+    </w:p>
+    <w:p>
+      <w:pPr>
+        <w:pStyle w:val="a2"/>
+        <w:ind w:left="720"/>
+      </w:pPr>
+    </w:p>
+    <w:p>
+      <w:pPr>
+        <w:pStyle w:val="a2"/>
+        <w:ind w:left="720"/>
+      </w:pPr>
+    </w:p>
+    <w:p>
+      <w:pPr>
+        <w:pStyle w:val="a2"/>
+        <w:ind w:left="720"/>
+      </w:pPr>
+    </w:p>
+    <w:p>
+      <w:pPr>
+        <w:pStyle w:val="a2"/>
+        <w:ind w:left="720"/>
+      </w:pPr>
+    </w:p>
+    <w:p>
+      <w:pPr>
+        <w:pStyle w:val="a2"/>
+        <w:ind w:left="720"/>
+      </w:pPr>
+    </w:p>
+    <w:p>
+      <w:pPr>
         <w:pStyle w:val="1"/>
         <w:ind w:left="431" w:hanging="431"/>
+        <w:rPr>
+          <w:lang w:val="ru-RU"/>
+        </w:rPr>
       </w:pPr>
       <w:bookmarkStart w:id="22" w:name="_Toc155614193"/>
       <w:bookmarkEnd w:id="20"/>
       <w:r>
+        <w:lastRenderedPageBreak/>
         <w:t>Business Layer Dimensional Model</w:t>
       </w:r>
       <w:bookmarkEnd w:id="22"/>
+    </w:p>
+    <w:p>
+      <w:pPr>
+        <w:pStyle w:val="a2"/>
+      </w:pPr>
+      <w:r>
+        <w:t>1.</w:t>
+      </w:r>
+      <w:r>
+        <w:t xml:space="preserve"> Dim model</w:t>
+      </w:r>
+    </w:p>
+    <w:p>
+      <w:pPr>
+        <w:pStyle w:val="a2"/>
+        <w:rPr>
+          <w:lang w:val="ru-RU"/>
+        </w:rPr>
+      </w:pPr>
+      <w:r>
+        <w:rPr>
+          <w:noProof/>
+        </w:rPr>
+        <w:drawing>
+          <wp:inline distT="0" distB="0" distL="0" distR="0" wp14:anchorId="0FA64717" wp14:editId="7EDBEFF1">
+            <wp:extent cx="5943600" cy="4960620"/>
+            <wp:effectExtent l="0" t="0" r="0" b="0"/>
+            <wp:docPr id="690741469" name="Рисунок 5"/>
+            <wp:cNvGraphicFramePr>
+              <a:graphicFrameLocks xmlns:a="http://schemas.openxmlformats.org/drawingml/2006/main" noChangeAspect="1"/>
+            </wp:cNvGraphicFramePr>
+            <a:graphic xmlns:a="http://schemas.openxmlformats.org/drawingml/2006/main">
+              <a:graphicData uri="http://schemas.openxmlformats.org/drawingml/2006/picture">
+                <pic:pic xmlns:pic="http://schemas.openxmlformats.org/drawingml/2006/picture">
+                  <pic:nvPicPr>
+                    <pic:cNvPr id="0" name="Picture 2"/>
+                    <pic:cNvPicPr>
+                      <a:picLocks noChangeAspect="1" noChangeArrowheads="1"/>
+                    </pic:cNvPicPr>
+                  </pic:nvPicPr>
+                  <pic:blipFill>
+                    <a:blip r:embed="rId12" cstate="print">
+                      <a:extLst>
+                        <a:ext uri="{28A0092B-C50C-407E-A947-70E740481C1C}">
+                          <a14:useLocalDpi xmlns:a14="http://schemas.microsoft.com/office/drawing/2010/main" val="0"/>
+                        </a:ext>
+                      </a:extLst>
+                    </a:blip>
+                    <a:srcRect/>
+                    <a:stretch>
+                      <a:fillRect/>
+                    </a:stretch>
+                  </pic:blipFill>
+                  <pic:spPr bwMode="auto">
+                    <a:xfrm>
+                      <a:off x="0" y="0"/>
+                      <a:ext cx="5943600" cy="4960620"/>
+                    </a:xfrm>
+                    <a:prstGeom prst="rect">
+                      <a:avLst/>
+                    </a:prstGeom>
+                    <a:noFill/>
+                    <a:ln>
+                      <a:noFill/>
+                    </a:ln>
+                  </pic:spPr>
+                </pic:pic>
+              </a:graphicData>
+            </a:graphic>
+          </wp:inline>
+        </w:drawing>
+      </w:r>
+    </w:p>
+    <w:p>
+      <w:pPr>
+        <w:pStyle w:val="a2"/>
+      </w:pPr>
+      <w:r>
+        <w:t>2. Date dimension script</w:t>
+      </w:r>
+    </w:p>
+    <w:p>
+      <w:pPr>
+        <w:pStyle w:val="a2"/>
+      </w:pPr>
+      <w:r>
+        <w:t xml:space="preserve">CREATE TABLE </w:t>
+      </w:r>
+      <w:r>
+        <w:t>IF NOT EXISTS</w:t>
+      </w:r>
+      <w:r>
+        <w:t xml:space="preserve"> DIM_DATES (</w:t>
+      </w:r>
+    </w:p>
+    <w:p>
+      <w:pPr>
+        <w:pStyle w:val="a2"/>
+      </w:pPr>
+      <w:r>
+        <w:t xml:space="preserve">    </w:t>
+      </w:r>
+      <w:proofErr w:type="spellStart"/>
+      <w:r>
+        <w:t>Date_ID</w:t>
+      </w:r>
+      <w:proofErr w:type="spellEnd"/>
+      <w:r>
+        <w:t xml:space="preserve"> DATE PRIMARY KEY,</w:t>
+      </w:r>
+    </w:p>
+    <w:p>
+      <w:pPr>
+        <w:pStyle w:val="a2"/>
+      </w:pPr>
+      <w:r>
+        <w:t xml:space="preserve">    Year INT NOT NULL,</w:t>
+      </w:r>
+    </w:p>
+    <w:p>
+      <w:pPr>
+        <w:pStyle w:val="a2"/>
+      </w:pPr>
+      <w:r>
+        <w:t xml:space="preserve">    Quarter INT NOT NULL,</w:t>
+      </w:r>
+    </w:p>
+    <w:p>
+      <w:pPr>
+        <w:pStyle w:val="a2"/>
+      </w:pPr>
+      <w:r>
+        <w:t xml:space="preserve">    Month INT NOT NULL,</w:t>
+      </w:r>
+    </w:p>
+    <w:p>
+      <w:pPr>
+        <w:pStyle w:val="a2"/>
+      </w:pPr>
+      <w:r>
+        <w:t xml:space="preserve">    </w:t>
+      </w:r>
+      <w:proofErr w:type="spellStart"/>
+      <w:r>
+        <w:t>Month_Name</w:t>
+      </w:r>
+      <w:proofErr w:type="spellEnd"/>
+      <w:r>
+        <w:t xml:space="preserve"> </w:t>
+      </w:r>
+      <w:proofErr w:type="gramStart"/>
+      <w:r>
+        <w:t>VARCHAR(</w:t>
+      </w:r>
+      <w:proofErr w:type="gramEnd"/>
+      <w:r>
+        <w:t>20) NOT NULL,</w:t>
+      </w:r>
+    </w:p>
+    <w:p>
+      <w:pPr>
+        <w:pStyle w:val="a2"/>
+      </w:pPr>
+      <w:r>
+        <w:t xml:space="preserve">    Day INT NOT NULL,</w:t>
+      </w:r>
+    </w:p>
+    <w:p>
+      <w:pPr>
+        <w:pStyle w:val="a2"/>
+      </w:pPr>
+      <w:r>
+        <w:t xml:space="preserve">    </w:t>
+      </w:r>
+      <w:proofErr w:type="spellStart"/>
+      <w:r>
+        <w:t>Day_Of_Week</w:t>
+      </w:r>
+      <w:proofErr w:type="spellEnd"/>
+      <w:r>
+        <w:t xml:space="preserve"> INT NOT NULL,</w:t>
+      </w:r>
+    </w:p>
+    <w:p>
+      <w:pPr>
+        <w:pStyle w:val="a2"/>
+      </w:pPr>
+      <w:r>
+        <w:t xml:space="preserve">    </w:t>
+      </w:r>
+      <w:proofErr w:type="spellStart"/>
+      <w:r>
+        <w:t>Day_Name</w:t>
+      </w:r>
+      <w:proofErr w:type="spellEnd"/>
+      <w:r>
+        <w:t xml:space="preserve"> </w:t>
+      </w:r>
+      <w:proofErr w:type="gramStart"/>
+      <w:r>
+        <w:t>VARCHAR(</w:t>
+      </w:r>
+      <w:proofErr w:type="gramEnd"/>
+      <w:r>
+        <w:t>20) NOT NULL</w:t>
+      </w:r>
+    </w:p>
+    <w:p>
+      <w:pPr>
+        <w:pStyle w:val="a2"/>
+      </w:pPr>
+      <w:r>
+        <w:t>)</w:t>
+      </w:r>
+    </w:p>
+    <w:p>
+      <w:pPr>
+        <w:pStyle w:val="a2"/>
+      </w:pPr>
+    </w:p>
+    <w:p>
+      <w:pPr>
+        <w:pStyle w:val="a2"/>
+      </w:pPr>
+      <w:r>
+        <w:t>3.</w:t>
+      </w:r>
+      <w:r>
+        <w:t xml:space="preserve"> Metrics</w:t>
+      </w:r>
+    </w:p>
+    <w:p>
+      <w:pPr>
+        <w:pStyle w:val="a2"/>
+      </w:pPr>
+      <w:proofErr w:type="gramStart"/>
+      <w:r>
+        <w:t xml:space="preserve">  </w:t>
+      </w:r>
+      <w:r>
+        <w:rPr>
+          <w:b/>
+          <w:bCs/>
+        </w:rPr>
+        <w:t>Price</w:t>
+      </w:r>
+      <w:proofErr w:type="gramEnd"/>
+      <w:r>
+        <w:t>: The unit price of the product at the time of the sale.</w:t>
+      </w:r>
+    </w:p>
+    <w:p>
+      <w:pPr>
+        <w:pStyle w:val="a2"/>
+      </w:pPr>
+      <w:proofErr w:type="gramStart"/>
+      <w:r>
+        <w:t xml:space="preserve">  </w:t>
+      </w:r>
+      <w:r>
+        <w:rPr>
+          <w:b/>
+          <w:bCs/>
+        </w:rPr>
+        <w:t>Quantity</w:t>
+      </w:r>
+      <w:proofErr w:type="gramEnd"/>
+      <w:r>
+        <w:t>: The number of units sold in the transaction.</w:t>
+      </w:r>
+    </w:p>
+    <w:p>
+      <w:pPr>
+        <w:pStyle w:val="a2"/>
+      </w:pPr>
+      <w:proofErr w:type="gramStart"/>
+      <w:r>
+        <w:lastRenderedPageBreak/>
+        <w:t xml:space="preserve">  </w:t>
+      </w:r>
+      <w:proofErr w:type="spellStart"/>
+      <w:r>
+        <w:rPr>
+          <w:b/>
+          <w:bCs/>
+        </w:rPr>
+        <w:t>Payment</w:t>
+      </w:r>
+      <w:proofErr w:type="gramEnd"/>
+      <w:r>
+        <w:rPr>
+          <w:b/>
+          <w:bCs/>
+        </w:rPr>
+        <w:t>_Amount</w:t>
+      </w:r>
+      <w:proofErr w:type="spellEnd"/>
+      <w:r>
+        <w:t>: The total amount paid by the customer for the sale.</w:t>
+      </w:r>
+    </w:p>
+    <w:p>
+      <w:pPr>
+        <w:pStyle w:val="a2"/>
+      </w:pPr>
+      <w:proofErr w:type="gramStart"/>
+      <w:r>
+        <w:t xml:space="preserve">  </w:t>
+      </w:r>
+      <w:r>
+        <w:rPr>
+          <w:b/>
+          <w:bCs/>
+        </w:rPr>
+        <w:t>Sales</w:t>
+      </w:r>
+      <w:proofErr w:type="gramEnd"/>
+      <w:r>
+        <w:t xml:space="preserve">: Total value of the </w:t>
+      </w:r>
+      <w:proofErr w:type="gramStart"/>
+      <w:r>
+        <w:t>sale</w:t>
+      </w:r>
+      <w:proofErr w:type="gramEnd"/>
+      <w:r>
+        <w:t>, calculated as:</w:t>
+      </w:r>
+    </w:p>
+    <w:p>
+      <w:pPr>
+        <w:pStyle w:val="a2"/>
+      </w:pPr>
+      <w:proofErr w:type="gramStart"/>
+      <w:r>
+        <w:t xml:space="preserve">  </w:t>
+      </w:r>
+      <w:proofErr w:type="spellStart"/>
+      <w:r>
+        <w:rPr>
+          <w:b/>
+          <w:bCs/>
+        </w:rPr>
+        <w:t>Discount</w:t>
+      </w:r>
+      <w:proofErr w:type="gramEnd"/>
+      <w:r>
+        <w:rPr>
+          <w:b/>
+          <w:bCs/>
+        </w:rPr>
+        <w:t>_Amount</w:t>
+      </w:r>
+      <w:proofErr w:type="spellEnd"/>
+      <w:r>
+        <w:t xml:space="preserve">: The total discount applied, which could be calculated based on a discount rate or amount applied to the sale. This would depend on the </w:t>
+      </w:r>
+      <w:proofErr w:type="spellStart"/>
+      <w:r>
+        <w:t>Discount_SURR_ID</w:t>
+      </w:r>
+      <w:proofErr w:type="spellEnd"/>
+      <w:r>
+        <w:t>.</w:t>
+      </w:r>
+    </w:p>
+    <w:p>
+      <w:pPr>
+        <w:pStyle w:val="a2"/>
+      </w:pPr>
+      <w:proofErr w:type="gramStart"/>
+      <w:r>
+        <w:t xml:space="preserve">  </w:t>
+      </w:r>
+      <w:proofErr w:type="spellStart"/>
+      <w:r>
+        <w:rPr>
+          <w:b/>
+          <w:bCs/>
+        </w:rPr>
+        <w:t>Payment</w:t>
+      </w:r>
+      <w:proofErr w:type="gramEnd"/>
+      <w:r>
+        <w:rPr>
+          <w:b/>
+          <w:bCs/>
+        </w:rPr>
+        <w:t>_Amount</w:t>
+      </w:r>
+      <w:proofErr w:type="spellEnd"/>
+      <w:r>
+        <w:t xml:space="preserve">: The </w:t>
+      </w:r>
+      <w:r>
+        <w:t>amount</w:t>
+      </w:r>
+      <w:r>
+        <w:t xml:space="preserve"> from the sale after applying any discounts, calculated as:</w:t>
+      </w:r>
+    </w:p>
+    <w:p>
+      <w:pPr>
+        <w:pStyle w:val="a2"/>
+      </w:pPr>
+      <w:proofErr w:type="spellStart"/>
+      <w:r>
+        <w:t>Payment_Amount</w:t>
+      </w:r>
+      <w:proofErr w:type="spellEnd"/>
+      <w:r>
+        <w:t xml:space="preserve"> = </w:t>
+      </w:r>
+      <w:r>
+        <w:t>Price * Quantity</w:t>
+      </w:r>
+      <w:r>
+        <w:t xml:space="preserve"> - Discount</w:t>
+      </w:r>
+    </w:p>
+    <w:p>
+      <w:pPr>
+        <w:pStyle w:val="a2"/>
+      </w:pPr>
     </w:p>
     <w:p>
       <w:pPr>
@@ -11658,9 +13538,9 @@
       </w:pPr>
     </w:p>
     <w:sectPr>
-      <w:headerReference w:type="default" r:id="rId11"/>
-      <w:footerReference w:type="default" r:id="rId12"/>
-      <w:footerReference w:type="first" r:id="rId13"/>
+      <w:headerReference w:type="default" r:id="rId13"/>
+      <w:footerReference w:type="default" r:id="rId14"/>
+      <w:footerReference w:type="first" r:id="rId15"/>
       <w:pgSz w:w="11909" w:h="16834" w:code="9"/>
       <w:pgMar w:top="1134" w:right="851" w:bottom="1134" w:left="1134" w:header="720" w:footer="720" w:gutter="567"/>
       <w:cols w:space="720"/>
@@ -17076,6 +18956,130 @@
     </w:lvl>
   </w:abstractNum>
   <w:abstractNum w:abstractNumId="39" w15:restartNumberingAfterBreak="0">
+    <w:nsid w:val="648D3913"/>
+    <w:multiLevelType w:val="multilevel"/>
+    <w:tmpl w:val="45C88E7E"/>
+    <w:lvl w:ilvl="0">
+      <w:start w:val="1"/>
+      <w:numFmt w:val="decimal"/>
+      <w:lvlText w:val="%1."/>
+      <w:lvlJc w:val="left"/>
+      <w:pPr>
+        <w:tabs>
+          <w:tab w:val="num" w:pos="720"/>
+        </w:tabs>
+        <w:ind w:left="720" w:hanging="360"/>
+      </w:pPr>
+      <w:rPr>
+        <w:rFonts w:hint="default"/>
+      </w:rPr>
+    </w:lvl>
+    <w:lvl w:ilvl="1">
+      <w:start w:val="1"/>
+      <w:numFmt w:val="bullet"/>
+      <w:lvlText w:val="o"/>
+      <w:lvlJc w:val="left"/>
+      <w:pPr>
+        <w:tabs>
+          <w:tab w:val="num" w:pos="1440"/>
+        </w:tabs>
+        <w:ind w:left="1440" w:hanging="360"/>
+      </w:pPr>
+      <w:rPr>
+        <w:rFonts w:ascii="Courier New" w:hAnsi="Courier New" w:hint="default"/>
+        <w:sz w:val="20"/>
+      </w:rPr>
+    </w:lvl>
+    <w:lvl w:ilvl="2">
+      <w:start w:val="1"/>
+      <w:numFmt w:val="bullet"/>
+      <w:lvlText w:val=""/>
+      <w:lvlJc w:val="left"/>
+      <w:pPr>
+        <w:tabs>
+          <w:tab w:val="num" w:pos="2160"/>
+        </w:tabs>
+        <w:ind w:left="2160" w:hanging="360"/>
+      </w:pPr>
+      <w:rPr>
+        <w:rFonts w:ascii="Wingdings" w:hAnsi="Wingdings" w:hint="default"/>
+        <w:sz w:val="20"/>
+      </w:rPr>
+    </w:lvl>
+    <w:lvl w:ilvl="3">
+      <w:start w:val="1"/>
+      <w:numFmt w:val="decimal"/>
+      <w:lvlText w:val="%4."/>
+      <w:lvlJc w:val="left"/>
+      <w:pPr>
+        <w:ind w:left="2880" w:hanging="360"/>
+      </w:pPr>
+      <w:rPr>
+        <w:rFonts w:hint="default"/>
+      </w:rPr>
+    </w:lvl>
+    <w:lvl w:ilvl="4" w:tentative="1">
+      <w:start w:val="1"/>
+      <w:numFmt w:val="decimal"/>
+      <w:lvlText w:val="%5."/>
+      <w:lvlJc w:val="left"/>
+      <w:pPr>
+        <w:tabs>
+          <w:tab w:val="num" w:pos="3600"/>
+        </w:tabs>
+        <w:ind w:left="3600" w:hanging="360"/>
+      </w:pPr>
+    </w:lvl>
+    <w:lvl w:ilvl="5" w:tentative="1">
+      <w:start w:val="1"/>
+      <w:numFmt w:val="decimal"/>
+      <w:lvlText w:val="%6."/>
+      <w:lvlJc w:val="left"/>
+      <w:pPr>
+        <w:tabs>
+          <w:tab w:val="num" w:pos="4320"/>
+        </w:tabs>
+        <w:ind w:left="4320" w:hanging="360"/>
+      </w:pPr>
+    </w:lvl>
+    <w:lvl w:ilvl="6" w:tentative="1">
+      <w:start w:val="1"/>
+      <w:numFmt w:val="decimal"/>
+      <w:lvlText w:val="%7."/>
+      <w:lvlJc w:val="left"/>
+      <w:pPr>
+        <w:tabs>
+          <w:tab w:val="num" w:pos="5040"/>
+        </w:tabs>
+        <w:ind w:left="5040" w:hanging="360"/>
+      </w:pPr>
+    </w:lvl>
+    <w:lvl w:ilvl="7" w:tentative="1">
+      <w:start w:val="1"/>
+      <w:numFmt w:val="decimal"/>
+      <w:lvlText w:val="%8."/>
+      <w:lvlJc w:val="left"/>
+      <w:pPr>
+        <w:tabs>
+          <w:tab w:val="num" w:pos="5760"/>
+        </w:tabs>
+        <w:ind w:left="5760" w:hanging="360"/>
+      </w:pPr>
+    </w:lvl>
+    <w:lvl w:ilvl="8" w:tentative="1">
+      <w:start w:val="1"/>
+      <w:numFmt w:val="decimal"/>
+      <w:lvlText w:val="%9."/>
+      <w:lvlJc w:val="left"/>
+      <w:pPr>
+        <w:tabs>
+          <w:tab w:val="num" w:pos="6480"/>
+        </w:tabs>
+        <w:ind w:left="6480" w:hanging="360"/>
+      </w:pPr>
+    </w:lvl>
+  </w:abstractNum>
+  <w:abstractNum w:abstractNumId="40" w15:restartNumberingAfterBreak="0">
     <w:nsid w:val="6897445E"/>
     <w:multiLevelType w:val="multilevel"/>
     <w:tmpl w:val="088C5968"/>
@@ -17224,7 +19228,7 @@
       </w:rPr>
     </w:lvl>
   </w:abstractNum>
-  <w:abstractNum w:abstractNumId="40" w15:restartNumberingAfterBreak="0">
+  <w:abstractNum w:abstractNumId="41" w15:restartNumberingAfterBreak="0">
     <w:nsid w:val="6999626C"/>
     <w:multiLevelType w:val="multilevel"/>
     <w:tmpl w:val="3E34E62E"/>
@@ -17373,7 +19377,7 @@
       </w:rPr>
     </w:lvl>
   </w:abstractNum>
-  <w:abstractNum w:abstractNumId="41" w15:restartNumberingAfterBreak="0">
+  <w:abstractNum w:abstractNumId="42" w15:restartNumberingAfterBreak="0">
     <w:nsid w:val="6F3A4761"/>
     <w:multiLevelType w:val="multilevel"/>
     <w:tmpl w:val="24E6E224"/>
@@ -17486,7 +19490,7 @@
       </w:pPr>
     </w:lvl>
   </w:abstractNum>
-  <w:abstractNum w:abstractNumId="42" w15:restartNumberingAfterBreak="0">
+  <w:abstractNum w:abstractNumId="43" w15:restartNumberingAfterBreak="0">
     <w:nsid w:val="712D2B33"/>
     <w:multiLevelType w:val="multilevel"/>
     <w:tmpl w:val="F1201418"/>
@@ -17599,7 +19603,7 @@
       </w:pPr>
     </w:lvl>
   </w:abstractNum>
-  <w:abstractNum w:abstractNumId="43" w15:restartNumberingAfterBreak="0">
+  <w:abstractNum w:abstractNumId="44" w15:restartNumberingAfterBreak="0">
     <w:nsid w:val="72E62EC6"/>
     <w:multiLevelType w:val="multilevel"/>
     <w:tmpl w:val="60CCCC0C"/>
@@ -17748,7 +19752,7 @@
       </w:rPr>
     </w:lvl>
   </w:abstractNum>
-  <w:abstractNum w:abstractNumId="44" w15:restartNumberingAfterBreak="0">
+  <w:abstractNum w:abstractNumId="45" w15:restartNumberingAfterBreak="0">
     <w:nsid w:val="75435DD2"/>
     <w:multiLevelType w:val="multilevel"/>
     <w:tmpl w:val="048EFDCE"/>
@@ -17897,7 +19901,7 @@
       </w:rPr>
     </w:lvl>
   </w:abstractNum>
-  <w:abstractNum w:abstractNumId="45" w15:restartNumberingAfterBreak="0">
+  <w:abstractNum w:abstractNumId="46" w15:restartNumberingAfterBreak="0">
     <w:nsid w:val="78005A41"/>
     <w:multiLevelType w:val="multilevel"/>
     <w:tmpl w:val="7E8C2960"/>
@@ -18046,14 +20050,14 @@
       </w:rPr>
     </w:lvl>
   </w:abstractNum>
-  <w:abstractNum w:abstractNumId="46" w15:restartNumberingAfterBreak="0">
+  <w:abstractNum w:abstractNumId="47" w15:restartNumberingAfterBreak="0">
     <w:nsid w:val="792F65C9"/>
     <w:multiLevelType w:val="multilevel"/>
-    <w:tmpl w:val="FE9C6CC4"/>
+    <w:tmpl w:val="45C88E7E"/>
     <w:lvl w:ilvl="0">
       <w:start w:val="1"/>
-      <w:numFmt w:val="bullet"/>
-      <w:lvlText w:val=""/>
+      <w:numFmt w:val="decimal"/>
+      <w:lvlText w:val="%1."/>
       <w:lvlJc w:val="left"/>
       <w:pPr>
         <w:tabs>
@@ -18062,7 +20066,7 @@
         <w:ind w:left="720" w:hanging="360"/>
       </w:pPr>
       <w:rPr>
-        <w:rFonts w:ascii="Symbol" w:hAnsi="Symbol" w:hint="default"/>
+        <w:rFonts w:hint="default"/>
       </w:rPr>
     </w:lvl>
     <w:lvl w:ilvl="1">
@@ -18097,17 +20101,17 @@
         <w:sz w:val="20"/>
       </w:rPr>
     </w:lvl>
-    <w:lvl w:ilvl="3" w:tentative="1">
+    <w:lvl w:ilvl="3">
       <w:start w:val="1"/>
       <w:numFmt w:val="decimal"/>
       <w:lvlText w:val="%4."/>
       <w:lvlJc w:val="left"/>
       <w:pPr>
-        <w:tabs>
-          <w:tab w:val="num" w:pos="2880"/>
-        </w:tabs>
         <w:ind w:left="2880" w:hanging="360"/>
       </w:pPr>
+      <w:rPr>
+        <w:rFonts w:hint="default"/>
+      </w:rPr>
     </w:lvl>
     <w:lvl w:ilvl="4" w:tentative="1">
       <w:start w:val="1"/>
@@ -18170,7 +20174,7 @@
       </w:pPr>
     </w:lvl>
   </w:abstractNum>
-  <w:abstractNum w:abstractNumId="47" w15:restartNumberingAfterBreak="0">
+  <w:abstractNum w:abstractNumId="48" w15:restartNumberingAfterBreak="0">
     <w:nsid w:val="7BE26649"/>
     <w:multiLevelType w:val="multilevel"/>
     <w:tmpl w:val="A83C95D2"/>
@@ -18319,7 +20323,7 @@
       </w:rPr>
     </w:lvl>
   </w:abstractNum>
-  <w:abstractNum w:abstractNumId="48" w15:restartNumberingAfterBreak="0">
+  <w:abstractNum w:abstractNumId="49" w15:restartNumberingAfterBreak="0">
     <w:nsid w:val="7DA62F63"/>
     <w:multiLevelType w:val="multilevel"/>
     <w:tmpl w:val="575863B2"/>
@@ -18468,7 +20472,7 @@
       </w:rPr>
     </w:lvl>
   </w:abstractNum>
-  <w:abstractNum w:abstractNumId="49" w15:restartNumberingAfterBreak="0">
+  <w:abstractNum w:abstractNumId="50" w15:restartNumberingAfterBreak="0">
     <w:nsid w:val="7ECA4DDE"/>
     <w:multiLevelType w:val="hybridMultilevel"/>
     <w:tmpl w:val="220478B4"/>
@@ -18554,7 +20558,7 @@
       </w:pPr>
     </w:lvl>
   </w:abstractNum>
-  <w:abstractNum w:abstractNumId="50" w15:restartNumberingAfterBreak="0">
+  <w:abstractNum w:abstractNumId="51" w15:restartNumberingAfterBreak="0">
     <w:nsid w:val="7F0A6855"/>
     <w:multiLevelType w:val="multilevel"/>
     <w:tmpl w:val="B9D00FBC"/>
@@ -18722,7 +20726,7 @@
     <w:abstractNumId w:val="8"/>
   </w:num>
   <w:num w:numId="7" w16cid:durableId="1617325366">
-    <w:abstractNumId w:val="49"/>
+    <w:abstractNumId w:val="50"/>
   </w:num>
   <w:num w:numId="8" w16cid:durableId="2131194476">
     <w:abstractNumId w:val="20"/>
@@ -18845,10 +20849,10 @@
     <w:abstractNumId w:val="17"/>
   </w:num>
   <w:num w:numId="22" w16cid:durableId="475297542">
-    <w:abstractNumId w:val="47"/>
+    <w:abstractNumId w:val="48"/>
   </w:num>
   <w:num w:numId="23" w16cid:durableId="594632380">
-    <w:abstractNumId w:val="39"/>
+    <w:abstractNumId w:val="40"/>
   </w:num>
   <w:num w:numId="24" w16cid:durableId="1218516210">
     <w:abstractNumId w:val="11"/>
@@ -18866,7 +20870,7 @@
     <w:abstractNumId w:val="13"/>
   </w:num>
   <w:num w:numId="29" w16cid:durableId="143472318">
-    <w:abstractNumId w:val="41"/>
+    <w:abstractNumId w:val="42"/>
   </w:num>
   <w:num w:numId="30" w16cid:durableId="431704120">
     <w:abstractNumId w:val="28"/>
@@ -18881,7 +20885,7 @@
     <w:abstractNumId w:val="32"/>
   </w:num>
   <w:num w:numId="34" w16cid:durableId="58794978">
-    <w:abstractNumId w:val="48"/>
+    <w:abstractNumId w:val="49"/>
   </w:num>
   <w:num w:numId="35" w16cid:durableId="1892181749">
     <w:abstractNumId w:val="27"/>
@@ -18890,7 +20894,7 @@
     <w:abstractNumId w:val="3"/>
   </w:num>
   <w:num w:numId="37" w16cid:durableId="828325972">
-    <w:abstractNumId w:val="42"/>
+    <w:abstractNumId w:val="43"/>
   </w:num>
   <w:num w:numId="38" w16cid:durableId="2044288500">
     <w:abstractNumId w:val="6"/>
@@ -18902,7 +20906,7 @@
     <w:abstractNumId w:val="24"/>
   </w:num>
   <w:num w:numId="41" w16cid:durableId="1240292356">
-    <w:abstractNumId w:val="43"/>
+    <w:abstractNumId w:val="44"/>
   </w:num>
   <w:num w:numId="42" w16cid:durableId="36973025">
     <w:abstractNumId w:val="30"/>
@@ -18914,16 +20918,16 @@
     <w:abstractNumId w:val="0"/>
   </w:num>
   <w:num w:numId="45" w16cid:durableId="931084316">
-    <w:abstractNumId w:val="44"/>
+    <w:abstractNumId w:val="45"/>
   </w:num>
   <w:num w:numId="46" w16cid:durableId="336925172">
-    <w:abstractNumId w:val="40"/>
+    <w:abstractNumId w:val="41"/>
   </w:num>
   <w:num w:numId="47" w16cid:durableId="1554730912">
-    <w:abstractNumId w:val="45"/>
+    <w:abstractNumId w:val="46"/>
   </w:num>
   <w:num w:numId="48" w16cid:durableId="1855995261">
-    <w:abstractNumId w:val="50"/>
+    <w:abstractNumId w:val="51"/>
   </w:num>
   <w:num w:numId="49" w16cid:durableId="398207593">
     <w:abstractNumId w:val="22"/>
@@ -18941,13 +20945,16 @@
     <w:abstractNumId w:val="15"/>
   </w:num>
   <w:num w:numId="54" w16cid:durableId="525757273">
-    <w:abstractNumId w:val="46"/>
+    <w:abstractNumId w:val="47"/>
   </w:num>
   <w:num w:numId="55" w16cid:durableId="811141031">
     <w:abstractNumId w:val="21"/>
   </w:num>
   <w:num w:numId="56" w16cid:durableId="295843014">
     <w:abstractNumId w:val="37"/>
+  </w:num>
+  <w:num w:numId="57" w16cid:durableId="2138595757">
+    <w:abstractNumId w:val="39"/>
   </w:num>
 </w:numbering>
 </file>
@@ -20353,15 +22360,6 @@
 </file>
 
 <file path=customXml/item1.xml><?xml version="1.0" encoding="utf-8"?>
-<?mso-contentType ?>
-<FormTemplates xmlns="http://schemas.microsoft.com/sharepoint/v3/contenttype/forms">
-  <Display>DocumentLibraryForm</Display>
-  <Edit>DocumentLibraryForm</Edit>
-  <New>DocumentLibraryForm</New>
-</FormTemplates>
-</file>
-
-<file path=customXml/item2.xml><?xml version="1.0" encoding="utf-8"?>
 <p:properties xmlns:p="http://schemas.microsoft.com/office/2006/metadata/properties" xmlns:xsi="http://www.w3.org/2001/XMLSchema-instance" xmlns:pc="http://schemas.microsoft.com/office/infopath/2007/PartnerControls">
   <documentManagement>
     <SharedWithUsers xmlns="7f0dcb33-685e-48d8-b644-2ef2786c1229">
@@ -20373,6 +22371,15 @@
     </SharedWithUsers>
   </documentManagement>
 </p:properties>
+</file>
+
+<file path=customXml/item2.xml><?xml version="1.0" encoding="utf-8"?>
+<?mso-contentType ?>
+<FormTemplates xmlns="http://schemas.microsoft.com/sharepoint/v3/contenttype/forms">
+  <Display>DocumentLibraryForm</Display>
+  <Edit>DocumentLibraryForm</Edit>
+  <New>DocumentLibraryForm</New>
+</FormTemplates>
 </file>
 
 <file path=customXml/item3.xml><?xml version="1.0" encoding="utf-8"?>
@@ -20561,19 +22568,19 @@
 </file>
 
 <file path=customXml/itemProps1.xml><?xml version="1.0" encoding="utf-8"?>
-<ds:datastoreItem xmlns:ds="http://schemas.openxmlformats.org/officeDocument/2006/customXml" ds:itemID="{CEAD825D-2413-46BA-BB1F-DCE637B19B0C}">
+<ds:datastoreItem xmlns:ds="http://schemas.openxmlformats.org/officeDocument/2006/customXml" ds:itemID="{E4B4D352-B35B-4B3A-95D2-902933709BD2}">
   <ds:schemaRefs>
-    <ds:schemaRef ds:uri="http://schemas.microsoft.com/sharepoint/v3/contenttype/forms"/>
+    <ds:schemaRef ds:uri="http://schemas.microsoft.com/office/2006/metadata/properties"/>
+    <ds:schemaRef ds:uri="http://schemas.microsoft.com/office/infopath/2007/PartnerControls"/>
+    <ds:schemaRef ds:uri="7f0dcb33-685e-48d8-b644-2ef2786c1229"/>
   </ds:schemaRefs>
 </ds:datastoreItem>
 </file>
 
 <file path=customXml/itemProps2.xml><?xml version="1.0" encoding="utf-8"?>
-<ds:datastoreItem xmlns:ds="http://schemas.openxmlformats.org/officeDocument/2006/customXml" ds:itemID="{E4B4D352-B35B-4B3A-95D2-902933709BD2}">
+<ds:datastoreItem xmlns:ds="http://schemas.openxmlformats.org/officeDocument/2006/customXml" ds:itemID="{CEAD825D-2413-46BA-BB1F-DCE637B19B0C}">
   <ds:schemaRefs>
-    <ds:schemaRef ds:uri="http://schemas.microsoft.com/office/2006/metadata/properties"/>
-    <ds:schemaRef ds:uri="http://schemas.microsoft.com/office/infopath/2007/PartnerControls"/>
-    <ds:schemaRef ds:uri="7f0dcb33-685e-48d8-b644-2ef2786c1229"/>
+    <ds:schemaRef ds:uri="http://schemas.microsoft.com/sharepoint/v3/contenttype/forms"/>
   </ds:schemaRefs>
 </ds:datastoreItem>
 </file>
